--- a/report/report.docx
+++ b/report/report.docx
@@ -51,7 +51,8 @@
     </w:p>
     <w:tbl>
       <w:tblPr>
-        <w:tblW w:w="5000" w:type="pct"/>
+        <w:tblW w:w="9411" w:type="dxa"/>
+        <w:tblLayout w:type="fixed"/>
         <w:tblCellMar>
           <w:top w:w="15" w:type="dxa"/>
           <w:left w:w="15" w:type="dxa"/>
@@ -61,16 +62,16 @@
         <w:tblLook w:val="04A0" w:firstRow="1" w:lastRow="0" w:firstColumn="1" w:lastColumn="0" w:noHBand="0" w:noVBand="1"/>
       </w:tblPr>
       <w:tblGrid>
-        <w:gridCol w:w="2530"/>
-        <w:gridCol w:w="6830"/>
+        <w:gridCol w:w="2552"/>
+        <w:gridCol w:w="6861"/>
       </w:tblGrid>
       <w:tr>
         <w:trPr>
-          <w:divId w:val="1118065533"/>
+          <w:divId w:val="47186453"/>
         </w:trPr>
         <w:tc>
           <w:tcPr>
-            <w:tcW w:w="1351" w:type="pct"/>
+            <w:tcW w:w="2552" w:type="dxa"/>
             <w:tcBorders>
               <w:top w:val="nil"/>
               <w:left w:val="nil"/>
@@ -107,7 +108,7 @@
         </w:tc>
         <w:tc>
           <w:tcPr>
-            <w:tcW w:w="3649" w:type="pct"/>
+            <w:tcW w:w="6861" w:type="dxa"/>
             <w:tcBorders>
               <w:top w:val="nil"/>
               <w:left w:val="nil"/>
@@ -146,11 +147,11 @@
       </w:tr>
       <w:tr>
         <w:trPr>
-          <w:divId w:val="1118065533"/>
+          <w:divId w:val="47186453"/>
         </w:trPr>
         <w:tc>
           <w:tcPr>
-            <w:tcW w:w="1351" w:type="pct"/>
+            <w:tcW w:w="2552" w:type="dxa"/>
             <w:tcBorders>
               <w:top w:val="nil"/>
               <w:left w:val="nil"/>
@@ -187,7 +188,7 @@
         </w:tc>
         <w:tc>
           <w:tcPr>
-            <w:tcW w:w="3649" w:type="pct"/>
+            <w:tcW w:w="6861" w:type="dxa"/>
             <w:tcBorders>
               <w:top w:val="nil"/>
               <w:left w:val="nil"/>
@@ -226,11 +227,11 @@
       </w:tr>
       <w:tr>
         <w:trPr>
-          <w:divId w:val="1118065533"/>
+          <w:divId w:val="47186453"/>
         </w:trPr>
         <w:tc>
           <w:tcPr>
-            <w:tcW w:w="1351" w:type="pct"/>
+            <w:tcW w:w="2552" w:type="dxa"/>
             <w:tcBorders>
               <w:top w:val="nil"/>
               <w:left w:val="nil"/>
@@ -267,7 +268,7 @@
         </w:tc>
         <w:tc>
           <w:tcPr>
-            <w:tcW w:w="3649" w:type="pct"/>
+            <w:tcW w:w="6861" w:type="dxa"/>
             <w:tcBorders>
               <w:top w:val="nil"/>
               <w:left w:val="nil"/>
@@ -303,11 +304,11 @@
       </w:tr>
       <w:tr>
         <w:trPr>
-          <w:divId w:val="1118065533"/>
+          <w:divId w:val="47186453"/>
         </w:trPr>
         <w:tc>
           <w:tcPr>
-            <w:tcW w:w="1351" w:type="pct"/>
+            <w:tcW w:w="2552" w:type="dxa"/>
             <w:tcBorders>
               <w:top w:val="nil"/>
               <w:left w:val="nil"/>
@@ -344,7 +345,7 @@
         </w:tc>
         <w:tc>
           <w:tcPr>
-            <w:tcW w:w="3649" w:type="pct"/>
+            <w:tcW w:w="6861" w:type="dxa"/>
             <w:tcBorders>
               <w:top w:val="nil"/>
               <w:left w:val="nil"/>
@@ -402,7 +403,7 @@
       <w:pPr>
         <w:spacing w:before="108" w:after="108"/>
         <w:jc w:val="both"/>
-        <w:divId w:val="539589743"/>
+        <w:divId w:val="889262827"/>
         <w:rPr>
           <w:rFonts w:ascii="Cambria" w:hAnsi="Cambria"/>
           <w:sz w:val="21"/>
@@ -446,7 +447,7 @@
         </w:numPr>
         <w:spacing w:before="36" w:after="36"/>
         <w:ind w:left="288"/>
-        <w:divId w:val="539589743"/>
+        <w:divId w:val="889262827"/>
         <w:rPr>
           <w:rFonts w:ascii="Cambria" w:eastAsia="Times New Roman" w:hAnsi="Cambria"/>
           <w:sz w:val="21"/>
@@ -472,7 +473,7 @@
         </w:numPr>
         <w:spacing w:before="36" w:after="36"/>
         <w:ind w:left="288"/>
-        <w:divId w:val="539589743"/>
+        <w:divId w:val="889262827"/>
         <w:rPr>
           <w:rFonts w:ascii="Cambria" w:eastAsia="Times New Roman" w:hAnsi="Cambria"/>
           <w:sz w:val="21"/>
@@ -498,7 +499,7 @@
         </w:numPr>
         <w:spacing w:before="36" w:after="36"/>
         <w:ind w:left="288"/>
-        <w:divId w:val="539589743"/>
+        <w:divId w:val="889262827"/>
         <w:rPr>
           <w:rFonts w:ascii="Cambria" w:eastAsia="Times New Roman" w:hAnsi="Cambria"/>
           <w:sz w:val="21"/>
@@ -524,7 +525,7 @@
         </w:numPr>
         <w:spacing w:before="36" w:after="36"/>
         <w:ind w:left="288"/>
-        <w:divId w:val="539589743"/>
+        <w:divId w:val="889262827"/>
         <w:rPr>
           <w:rFonts w:ascii="Cambria" w:eastAsia="Times New Roman" w:hAnsi="Cambria"/>
           <w:sz w:val="21"/>
@@ -546,7 +547,7 @@
       <w:pPr>
         <w:spacing w:before="108" w:after="108"/>
         <w:jc w:val="both"/>
-        <w:divId w:val="539589743"/>
+        <w:divId w:val="889262827"/>
         <w:rPr>
           <w:rFonts w:ascii="Cambria" w:hAnsi="Cambria"/>
           <w:sz w:val="21"/>
@@ -1747,7 +1748,8 @@
     </w:p>
     <w:tbl>
       <w:tblPr>
-        <w:tblW w:w="5000" w:type="pct"/>
+        <w:tblW w:w="9411" w:type="dxa"/>
+        <w:tblLayout w:type="fixed"/>
         <w:tblCellMar>
           <w:top w:w="15" w:type="dxa"/>
           <w:left w:w="15" w:type="dxa"/>
@@ -1757,11 +1759,11 @@
         <w:tblLook w:val="04A0" w:firstRow="1" w:lastRow="0" w:firstColumn="1" w:lastColumn="0" w:noHBand="0" w:noVBand="1"/>
       </w:tblPr>
       <w:tblGrid>
-        <w:gridCol w:w="480"/>
-        <w:gridCol w:w="480"/>
-        <w:gridCol w:w="480"/>
-        <w:gridCol w:w="480"/>
-        <w:gridCol w:w="480"/>
+        <w:gridCol w:w="2041"/>
+        <w:gridCol w:w="1871"/>
+        <w:gridCol w:w="1871"/>
+        <w:gridCol w:w="1871"/>
+        <w:gridCol w:w="1758"/>
       </w:tblGrid>
       <w:tr>
         <w:trPr>
@@ -1769,7 +1771,7 @@
         </w:trPr>
         <w:tc>
           <w:tcPr>
-            <w:tcW w:w="1000" w:type="pct"/>
+            <w:tcW w:w="2041" w:type="dxa"/>
             <w:tcMar>
               <w:top w:w="45" w:type="dxa"/>
               <w:left w:w="105" w:type="dxa"/>
@@ -1803,7 +1805,7 @@
         </w:tc>
         <w:tc>
           <w:tcPr>
-            <w:tcW w:w="1000" w:type="pct"/>
+            <w:tcW w:w="1871" w:type="dxa"/>
             <w:noWrap/>
             <w:tcMar>
               <w:top w:w="45" w:type="dxa"/>
@@ -1839,7 +1841,7 @@
         </w:tc>
         <w:tc>
           <w:tcPr>
-            <w:tcW w:w="1000" w:type="pct"/>
+            <w:tcW w:w="1871" w:type="dxa"/>
             <w:noWrap/>
             <w:tcMar>
               <w:top w:w="45" w:type="dxa"/>
@@ -1875,7 +1877,7 @@
         </w:tc>
         <w:tc>
           <w:tcPr>
-            <w:tcW w:w="1000" w:type="pct"/>
+            <w:tcW w:w="1871" w:type="dxa"/>
             <w:noWrap/>
             <w:tcMar>
               <w:top w:w="45" w:type="dxa"/>
@@ -1911,7 +1913,7 @@
         </w:tc>
         <w:tc>
           <w:tcPr>
-            <w:tcW w:w="1000" w:type="pct"/>
+            <w:tcW w:w="1758" w:type="dxa"/>
             <w:noWrap/>
             <w:tcMar>
               <w:top w:w="45" w:type="dxa"/>
@@ -1949,7 +1951,7 @@
       <w:tr>
         <w:tc>
           <w:tcPr>
-            <w:tcW w:w="1000" w:type="pct"/>
+            <w:tcW w:w="2041" w:type="dxa"/>
             <w:tcMar>
               <w:top w:w="45" w:type="dxa"/>
               <w:left w:w="105" w:type="dxa"/>
@@ -1979,7 +1981,7 @@
         </w:tc>
         <w:tc>
           <w:tcPr>
-            <w:tcW w:w="1000" w:type="pct"/>
+            <w:tcW w:w="1871" w:type="dxa"/>
             <w:noWrap/>
             <w:tcMar>
               <w:top w:w="45" w:type="dxa"/>
@@ -2011,7 +2013,7 @@
         </w:tc>
         <w:tc>
           <w:tcPr>
-            <w:tcW w:w="1000" w:type="pct"/>
+            <w:tcW w:w="1871" w:type="dxa"/>
             <w:noWrap/>
             <w:tcMar>
               <w:top w:w="45" w:type="dxa"/>
@@ -2043,7 +2045,7 @@
         </w:tc>
         <w:tc>
           <w:tcPr>
-            <w:tcW w:w="1000" w:type="pct"/>
+            <w:tcW w:w="1871" w:type="dxa"/>
             <w:noWrap/>
             <w:tcMar>
               <w:top w:w="45" w:type="dxa"/>
@@ -2075,7 +2077,7 @@
         </w:tc>
         <w:tc>
           <w:tcPr>
-            <w:tcW w:w="1000" w:type="pct"/>
+            <w:tcW w:w="1758" w:type="dxa"/>
             <w:noWrap/>
             <w:tcMar>
               <w:top w:w="45" w:type="dxa"/>
@@ -2109,7 +2111,7 @@
       <w:tr>
         <w:tc>
           <w:tcPr>
-            <w:tcW w:w="1000" w:type="pct"/>
+            <w:tcW w:w="2041" w:type="dxa"/>
             <w:tcMar>
               <w:top w:w="45" w:type="dxa"/>
               <w:left w:w="105" w:type="dxa"/>
@@ -2139,7 +2141,7 @@
         </w:tc>
         <w:tc>
           <w:tcPr>
-            <w:tcW w:w="1000" w:type="pct"/>
+            <w:tcW w:w="1871" w:type="dxa"/>
             <w:noWrap/>
             <w:tcMar>
               <w:top w:w="45" w:type="dxa"/>
@@ -2171,7 +2173,7 @@
         </w:tc>
         <w:tc>
           <w:tcPr>
-            <w:tcW w:w="1000" w:type="pct"/>
+            <w:tcW w:w="1871" w:type="dxa"/>
             <w:noWrap/>
             <w:tcMar>
               <w:top w:w="45" w:type="dxa"/>
@@ -2203,7 +2205,7 @@
         </w:tc>
         <w:tc>
           <w:tcPr>
-            <w:tcW w:w="1000" w:type="pct"/>
+            <w:tcW w:w="1871" w:type="dxa"/>
             <w:noWrap/>
             <w:tcMar>
               <w:top w:w="45" w:type="dxa"/>
@@ -2235,7 +2237,7 @@
         </w:tc>
         <w:tc>
           <w:tcPr>
-            <w:tcW w:w="1000" w:type="pct"/>
+            <w:tcW w:w="1758" w:type="dxa"/>
             <w:noWrap/>
             <w:tcMar>
               <w:top w:w="45" w:type="dxa"/>
@@ -2269,7 +2271,7 @@
       <w:tr>
         <w:tc>
           <w:tcPr>
-            <w:tcW w:w="1000" w:type="pct"/>
+            <w:tcW w:w="2041" w:type="dxa"/>
             <w:tcMar>
               <w:top w:w="45" w:type="dxa"/>
               <w:left w:w="105" w:type="dxa"/>
@@ -2299,7 +2301,7 @@
         </w:tc>
         <w:tc>
           <w:tcPr>
-            <w:tcW w:w="1000" w:type="pct"/>
+            <w:tcW w:w="1871" w:type="dxa"/>
             <w:noWrap/>
             <w:tcMar>
               <w:top w:w="45" w:type="dxa"/>
@@ -2331,7 +2333,7 @@
         </w:tc>
         <w:tc>
           <w:tcPr>
-            <w:tcW w:w="1000" w:type="pct"/>
+            <w:tcW w:w="1871" w:type="dxa"/>
             <w:noWrap/>
             <w:tcMar>
               <w:top w:w="45" w:type="dxa"/>
@@ -2363,7 +2365,7 @@
         </w:tc>
         <w:tc>
           <w:tcPr>
-            <w:tcW w:w="1000" w:type="pct"/>
+            <w:tcW w:w="1871" w:type="dxa"/>
             <w:noWrap/>
             <w:tcMar>
               <w:top w:w="45" w:type="dxa"/>
@@ -2395,7 +2397,7 @@
         </w:tc>
         <w:tc>
           <w:tcPr>
-            <w:tcW w:w="1000" w:type="pct"/>
+            <w:tcW w:w="1758" w:type="dxa"/>
             <w:noWrap/>
             <w:tcMar>
               <w:top w:w="45" w:type="dxa"/>
@@ -4814,23 +4816,24 @@
     </w:p>
     <w:p>
       <w:pPr>
-        <w:pStyle w:val="Heading2"/>
-        <w:rPr>
-          <w:rFonts w:ascii="Cambria" w:eastAsia="Times New Roman" w:hAnsi="Cambria"/>
-          <w:lang w:val="en"/>
-        </w:rPr>
-      </w:pPr>
-      <w:r>
-        <w:rPr>
-          <w:rFonts w:ascii="Cambria" w:eastAsia="Times New Roman" w:hAnsi="Cambria"/>
-          <w:lang w:val="en"/>
-        </w:rPr>
-        <w:t>6. Experiments and Results</w:t>
+        <w:pStyle w:val="Heading3"/>
+        <w:rPr>
+          <w:rFonts w:ascii="Cambria" w:eastAsia="Times New Roman" w:hAnsi="Cambria"/>
+          <w:lang w:val="en"/>
+        </w:rPr>
+      </w:pPr>
+      <w:r>
+        <w:rPr>
+          <w:rFonts w:ascii="Cambria" w:eastAsia="Times New Roman" w:hAnsi="Cambria"/>
+          <w:lang w:val="en"/>
+        </w:rPr>
+        <w:t>5.5 Existing resources used vs. my own implementation</w:t>
       </w:r>
     </w:p>
     <w:tbl>
       <w:tblPr>
-        <w:tblW w:w="5000" w:type="pct"/>
+        <w:tblW w:w="9411" w:type="dxa"/>
+        <w:tblLayout w:type="fixed"/>
         <w:tblCellMar>
           <w:top w:w="15" w:type="dxa"/>
           <w:left w:w="15" w:type="dxa"/>
@@ -4840,12 +4843,8 @@
         <w:tblLook w:val="04A0" w:firstRow="1" w:lastRow="0" w:firstColumn="1" w:lastColumn="0" w:noHBand="0" w:noVBand="1"/>
       </w:tblPr>
       <w:tblGrid>
-        <w:gridCol w:w="160"/>
-        <w:gridCol w:w="160"/>
-        <w:gridCol w:w="160"/>
-        <w:gridCol w:w="160"/>
-        <w:gridCol w:w="160"/>
-        <w:gridCol w:w="160"/>
+        <w:gridCol w:w="4706"/>
+        <w:gridCol w:w="4706"/>
       </w:tblGrid>
       <w:tr>
         <w:trPr>
@@ -4853,7 +4852,7 @@
         </w:trPr>
         <w:tc>
           <w:tcPr>
-            <w:tcW w:w="833" w:type="pct"/>
+            <w:tcW w:w="4706" w:type="dxa"/>
             <w:tcMar>
               <w:top w:w="45" w:type="dxa"/>
               <w:left w:w="105" w:type="dxa"/>
@@ -4881,13 +4880,13 @@
                 <w:sz w:val="18"/>
                 <w:szCs w:val="18"/>
               </w:rPr>
-              <w:t>ID</w:t>
-            </w:r>
-          </w:p>
-        </w:tc>
-        <w:tc>
-          <w:tcPr>
-            <w:tcW w:w="833" w:type="pct"/>
+              <w:t>Existing resources used</w:t>
+            </w:r>
+          </w:p>
+        </w:tc>
+        <w:tc>
+          <w:tcPr>
+            <w:tcW w:w="4706" w:type="dxa"/>
             <w:tcMar>
               <w:top w:w="45" w:type="dxa"/>
               <w:left w:w="105" w:type="dxa"/>
@@ -4915,26 +4914,33 @@
                 <w:sz w:val="18"/>
                 <w:szCs w:val="18"/>
               </w:rPr>
-              <w:t>Model / configuration</w:t>
-            </w:r>
-          </w:p>
-        </w:tc>
-        <w:tc>
-          <w:tcPr>
-            <w:tcW w:w="833" w:type="pct"/>
-            <w:noWrap/>
-            <w:tcMar>
-              <w:top w:w="45" w:type="dxa"/>
-              <w:left w:w="105" w:type="dxa"/>
-              <w:bottom w:w="45" w:type="dxa"/>
-              <w:right w:w="105" w:type="dxa"/>
-            </w:tcMar>
-            <w:hideMark/>
-          </w:tcPr>
-          <w:p>
-            <w:pPr>
-              <w:spacing w:before="144" w:after="144"/>
-              <w:jc w:val="right"/>
+              <w:t>Implemented in this project</w:t>
+            </w:r>
+          </w:p>
+        </w:tc>
+      </w:tr>
+      <w:tr>
+        <w:tc>
+          <w:tcPr>
+            <w:tcW w:w="4706" w:type="dxa"/>
+            <w:tcMar>
+              <w:top w:w="45" w:type="dxa"/>
+              <w:left w:w="105" w:type="dxa"/>
+              <w:bottom w:w="45" w:type="dxa"/>
+              <w:right w:w="105" w:type="dxa"/>
+            </w:tcMar>
+            <w:hideMark/>
+          </w:tcPr>
+          <w:p>
+            <w:pPr>
+              <w:spacing w:before="144" w:after="144"/>
+              <w:rPr>
+                <w:rFonts w:ascii="Cambria" w:eastAsia="Times New Roman" w:hAnsi="Cambria"/>
+                <w:sz w:val="18"/>
+                <w:szCs w:val="18"/>
+              </w:rPr>
+            </w:pPr>
+            <w:r>
               <w:rPr>
                 <w:rFonts w:ascii="Cambria" w:eastAsia="Times New Roman" w:hAnsi="Cambria"/>
                 <w:b/>
@@ -4942,6 +4948,77 @@
                 <w:sz w:val="18"/>
                 <w:szCs w:val="18"/>
               </w:rPr>
+              <w:t>Data:</w:t>
+            </w:r>
+            <w:r>
+              <w:rPr>
+                <w:rFonts w:ascii="Cambria" w:eastAsia="Times New Roman" w:hAnsi="Cambria"/>
+                <w:sz w:val="18"/>
+                <w:szCs w:val="18"/>
+              </w:rPr>
+              <w:t xml:space="preserve"> </w:t>
+            </w:r>
+            <w:r>
+              <w:rPr>
+                <w:rFonts w:ascii="Cambria" w:eastAsia="Times New Roman" w:hAnsi="Cambria"/>
+                <w:sz w:val="18"/>
+                <w:szCs w:val="18"/>
+              </w:rPr>
+              <w:t>the AfriSenti Kiswahili dataset, with its labels and official splits (Muhammad et al., 2023a).</w:t>
+            </w:r>
+          </w:p>
+        </w:tc>
+        <w:tc>
+          <w:tcPr>
+            <w:tcW w:w="4706" w:type="dxa"/>
+            <w:tcMar>
+              <w:top w:w="45" w:type="dxa"/>
+              <w:left w:w="105" w:type="dxa"/>
+              <w:bottom w:w="45" w:type="dxa"/>
+              <w:right w:w="105" w:type="dxa"/>
+            </w:tcMar>
+            <w:hideMark/>
+          </w:tcPr>
+          <w:p>
+            <w:pPr>
+              <w:spacing w:before="144" w:after="144"/>
+              <w:rPr>
+                <w:rFonts w:ascii="Cambria" w:eastAsia="Times New Roman" w:hAnsi="Cambria"/>
+                <w:sz w:val="18"/>
+                <w:szCs w:val="18"/>
+              </w:rPr>
+            </w:pPr>
+            <w:r>
+              <w:rPr>
+                <w:rFonts w:ascii="Cambria" w:eastAsia="Times New Roman" w:hAnsi="Cambria"/>
+                <w:sz w:val="18"/>
+                <w:szCs w:val="18"/>
+              </w:rPr>
+              <w:t>The data loader with caching, plus the analysis of duplicates, leakage, conflicting labels, noise, OOV rate and code-switching (notebook 01).</w:t>
+            </w:r>
+          </w:p>
+        </w:tc>
+      </w:tr>
+      <w:tr>
+        <w:tc>
+          <w:tcPr>
+            <w:tcW w:w="4706" w:type="dxa"/>
+            <w:tcMar>
+              <w:top w:w="45" w:type="dxa"/>
+              <w:left w:w="105" w:type="dxa"/>
+              <w:bottom w:w="45" w:type="dxa"/>
+              <w:right w:w="105" w:type="dxa"/>
+            </w:tcMar>
+            <w:hideMark/>
+          </w:tcPr>
+          <w:p>
+            <w:pPr>
+              <w:spacing w:before="144" w:after="144"/>
+              <w:rPr>
+                <w:rFonts w:ascii="Cambria" w:eastAsia="Times New Roman" w:hAnsi="Cambria"/>
+                <w:sz w:val="18"/>
+                <w:szCs w:val="18"/>
+              </w:rPr>
             </w:pPr>
             <w:r>
               <w:rPr>
@@ -4951,26 +5028,107 @@
                 <w:sz w:val="18"/>
                 <w:szCs w:val="18"/>
               </w:rPr>
-              <w:t>Val macro-F1</w:t>
-            </w:r>
-          </w:p>
-        </w:tc>
-        <w:tc>
-          <w:tcPr>
-            <w:tcW w:w="833" w:type="pct"/>
-            <w:noWrap/>
-            <w:tcMar>
-              <w:top w:w="45" w:type="dxa"/>
-              <w:left w:w="105" w:type="dxa"/>
-              <w:bottom w:w="45" w:type="dxa"/>
-              <w:right w:w="105" w:type="dxa"/>
-            </w:tcMar>
-            <w:hideMark/>
-          </w:tcPr>
-          <w:p>
-            <w:pPr>
-              <w:spacing w:before="144" w:after="144"/>
-              <w:jc w:val="right"/>
+              <w:t>Pretrained models:</w:t>
+            </w:r>
+            <w:r>
+              <w:rPr>
+                <w:rFonts w:ascii="Cambria" w:eastAsia="Times New Roman" w:hAnsi="Cambria"/>
+                <w:sz w:val="18"/>
+                <w:szCs w:val="18"/>
+              </w:rPr>
+              <w:t xml:space="preserve"> the mBERT, XLM-R, AfriBERTa-large and AfroXLMR checkpoints from the Hugging Face Hub, and the fastText </w:t>
+            </w:r>
+            <w:r>
+              <w:rPr>
+                <w:rStyle w:val="HTMLCode"/>
+              </w:rPr>
+              <w:t>cc.sw.300</w:t>
+            </w:r>
+            <w:r>
+              <w:rPr>
+                <w:rFonts w:ascii="Cambria" w:eastAsia="Times New Roman" w:hAnsi="Cambria"/>
+                <w:sz w:val="18"/>
+                <w:szCs w:val="18"/>
+              </w:rPr>
+              <w:t xml:space="preserve"> vectors.</w:t>
+            </w:r>
+          </w:p>
+        </w:tc>
+        <w:tc>
+          <w:tcPr>
+            <w:tcW w:w="4706" w:type="dxa"/>
+            <w:tcMar>
+              <w:top w:w="45" w:type="dxa"/>
+              <w:left w:w="105" w:type="dxa"/>
+              <w:bottom w:w="45" w:type="dxa"/>
+              <w:right w:w="105" w:type="dxa"/>
+            </w:tcMar>
+            <w:hideMark/>
+          </w:tcPr>
+          <w:p>
+            <w:pPr>
+              <w:spacing w:before="144" w:after="144"/>
+              <w:rPr>
+                <w:rFonts w:ascii="Cambria" w:eastAsia="Times New Roman" w:hAnsi="Cambria"/>
+                <w:sz w:val="18"/>
+                <w:szCs w:val="18"/>
+              </w:rPr>
+            </w:pPr>
+            <w:r>
+              <w:rPr>
+                <w:rFonts w:ascii="Cambria" w:eastAsia="Times New Roman" w:hAnsi="Cambria"/>
+                <w:sz w:val="18"/>
+                <w:szCs w:val="18"/>
+              </w:rPr>
+              <w:t>The preprocessing module, in which each step can be switched off and letter elongation is shortened without removing Kiswahili's doub</w:t>
+            </w:r>
+            <w:r>
+              <w:rPr>
+                <w:rFonts w:ascii="Cambria" w:eastAsia="Times New Roman" w:hAnsi="Cambria"/>
+                <w:sz w:val="18"/>
+                <w:szCs w:val="18"/>
+              </w:rPr>
+              <w:t>le vowels (</w:t>
+            </w:r>
+            <w:r>
+              <w:rPr>
+                <w:rStyle w:val="HTMLCode"/>
+              </w:rPr>
+              <w:t>src/preprocessing.py</w:t>
+            </w:r>
+            <w:r>
+              <w:rPr>
+                <w:rFonts w:ascii="Cambria" w:eastAsia="Times New Roman" w:hAnsi="Cambria"/>
+                <w:sz w:val="18"/>
+                <w:szCs w:val="18"/>
+              </w:rPr>
+              <w:t>).</w:t>
+            </w:r>
+          </w:p>
+        </w:tc>
+      </w:tr>
+      <w:tr>
+        <w:tc>
+          <w:tcPr>
+            <w:tcW w:w="4706" w:type="dxa"/>
+            <w:tcMar>
+              <w:top w:w="45" w:type="dxa"/>
+              <w:left w:w="105" w:type="dxa"/>
+              <w:bottom w:w="45" w:type="dxa"/>
+              <w:right w:w="105" w:type="dxa"/>
+            </w:tcMar>
+            <w:hideMark/>
+          </w:tcPr>
+          <w:p>
+            <w:pPr>
+              <w:spacing w:before="144" w:after="144"/>
+              <w:rPr>
+                <w:rFonts w:ascii="Cambria" w:eastAsia="Times New Roman" w:hAnsi="Cambria"/>
+                <w:sz w:val="18"/>
+                <w:szCs w:val="18"/>
+              </w:rPr>
+            </w:pPr>
+            <w:r>
               <w:rPr>
                 <w:rFonts w:ascii="Cambria" w:eastAsia="Times New Roman" w:hAnsi="Cambria"/>
                 <w:b/>
@@ -4978,6 +5136,105 @@
                 <w:sz w:val="18"/>
                 <w:szCs w:val="18"/>
               </w:rPr>
+              <w:t>Libraries:</w:t>
+            </w:r>
+            <w:r>
+              <w:rPr>
+                <w:rFonts w:ascii="Cambria" w:eastAsia="Times New Roman" w:hAnsi="Cambria"/>
+                <w:sz w:val="18"/>
+                <w:szCs w:val="18"/>
+              </w:rPr>
+              <w:t xml:space="preserve"> scikit-learn (TF-IDF, linear models), PyTorch (LSTM layers, optimiser), Hugging Face Transformers (tokenizers, </w:t>
+            </w:r>
+            <w:r>
+              <w:rPr>
+                <w:rStyle w:val="HTMLCode"/>
+              </w:rPr>
+              <w:t>Trainer</w:t>
+            </w:r>
+            <w:r>
+              <w:rPr>
+                <w:rFonts w:ascii="Cambria" w:eastAsia="Times New Roman" w:hAnsi="Cambria"/>
+                <w:sz w:val="18"/>
+                <w:szCs w:val="18"/>
+              </w:rPr>
+              <w:t>), Streamlit.</w:t>
+            </w:r>
+          </w:p>
+        </w:tc>
+        <w:tc>
+          <w:tcPr>
+            <w:tcW w:w="4706" w:type="dxa"/>
+            <w:tcMar>
+              <w:top w:w="45" w:type="dxa"/>
+              <w:left w:w="105" w:type="dxa"/>
+              <w:bottom w:w="45" w:type="dxa"/>
+              <w:right w:w="105" w:type="dxa"/>
+            </w:tcMar>
+            <w:hideMark/>
+          </w:tcPr>
+          <w:p>
+            <w:pPr>
+              <w:spacing w:before="144" w:after="144"/>
+              <w:rPr>
+                <w:rFonts w:ascii="Cambria" w:eastAsia="Times New Roman" w:hAnsi="Cambria"/>
+                <w:sz w:val="18"/>
+                <w:szCs w:val="18"/>
+              </w:rPr>
+            </w:pPr>
+            <w:r>
+              <w:rPr>
+                <w:rFonts w:ascii="Cambria" w:eastAsia="Times New Roman" w:hAnsi="Cambria"/>
+                <w:sz w:val="18"/>
+                <w:szCs w:val="18"/>
+              </w:rPr>
+              <w:t>The shared evaluation and experiment-logging code, including averaging over se</w:t>
+            </w:r>
+            <w:r>
+              <w:rPr>
+                <w:rFonts w:ascii="Cambria" w:eastAsia="Times New Roman" w:hAnsi="Cambria"/>
+                <w:sz w:val="18"/>
+                <w:szCs w:val="18"/>
+              </w:rPr>
+              <w:t>eds (</w:t>
+            </w:r>
+            <w:r>
+              <w:rPr>
+                <w:rStyle w:val="HTMLCode"/>
+              </w:rPr>
+              <w:t>src/evaluate.py</w:t>
+            </w:r>
+            <w:r>
+              <w:rPr>
+                <w:rFonts w:ascii="Cambria" w:eastAsia="Times New Roman" w:hAnsi="Cambria"/>
+                <w:sz w:val="18"/>
+                <w:szCs w:val="18"/>
+              </w:rPr>
+              <w:t>).</w:t>
+            </w:r>
+          </w:p>
+        </w:tc>
+      </w:tr>
+      <w:tr>
+        <w:tc>
+          <w:tcPr>
+            <w:tcW w:w="4706" w:type="dxa"/>
+            <w:tcMar>
+              <w:top w:w="45" w:type="dxa"/>
+              <w:left w:w="105" w:type="dxa"/>
+              <w:bottom w:w="45" w:type="dxa"/>
+              <w:right w:w="105" w:type="dxa"/>
+            </w:tcMar>
+            <w:hideMark/>
+          </w:tcPr>
+          <w:p>
+            <w:pPr>
+              <w:spacing w:before="144" w:after="144"/>
+              <w:rPr>
+                <w:rFonts w:ascii="Cambria" w:eastAsia="Times New Roman" w:hAnsi="Cambria"/>
+                <w:sz w:val="18"/>
+                <w:szCs w:val="18"/>
+              </w:rPr>
             </w:pPr>
             <w:r>
               <w:rPr>
@@ -4987,26 +5244,326 @@
                 <w:sz w:val="18"/>
                 <w:szCs w:val="18"/>
               </w:rPr>
-              <w:t>Test macro-F1</w:t>
-            </w:r>
-          </w:p>
-        </w:tc>
-        <w:tc>
-          <w:tcPr>
-            <w:tcW w:w="833" w:type="pct"/>
-            <w:noWrap/>
-            <w:tcMar>
-              <w:top w:w="45" w:type="dxa"/>
-              <w:left w:w="105" w:type="dxa"/>
-              <w:bottom w:w="45" w:type="dxa"/>
-              <w:right w:w="105" w:type="dxa"/>
-            </w:tcMar>
-            <w:hideMark/>
-          </w:tcPr>
-          <w:p>
-            <w:pPr>
-              <w:spacing w:before="144" w:after="144"/>
-              <w:jc w:val="right"/>
+              <w:t>Compute and hosting:</w:t>
+            </w:r>
+            <w:r>
+              <w:rPr>
+                <w:rFonts w:ascii="Cambria" w:eastAsia="Times New Roman" w:hAnsi="Cambria"/>
+                <w:sz w:val="18"/>
+                <w:szCs w:val="18"/>
+              </w:rPr>
+              <w:t xml:space="preserve"> a Google Colab T4 GPU, the Hugging Face Hub (model hosting) and Streamlit Community Cloud (app hosting).</w:t>
+            </w:r>
+          </w:p>
+        </w:tc>
+        <w:tc>
+          <w:tcPr>
+            <w:tcW w:w="4706" w:type="dxa"/>
+            <w:tcMar>
+              <w:top w:w="45" w:type="dxa"/>
+              <w:left w:w="105" w:type="dxa"/>
+              <w:bottom w:w="45" w:type="dxa"/>
+              <w:right w:w="105" w:type="dxa"/>
+            </w:tcMar>
+            <w:hideMark/>
+          </w:tcPr>
+          <w:p>
+            <w:pPr>
+              <w:spacing w:before="144" w:after="144"/>
+              <w:rPr>
+                <w:rFonts w:ascii="Cambria" w:eastAsia="Times New Roman" w:hAnsi="Cambria"/>
+                <w:sz w:val="18"/>
+                <w:szCs w:val="18"/>
+              </w:rPr>
+            </w:pPr>
+            <w:r>
+              <w:rPr>
+                <w:rFonts w:ascii="Cambria" w:eastAsia="Times New Roman" w:hAnsi="Cambria"/>
+                <w:sz w:val="18"/>
+                <w:szCs w:val="18"/>
+              </w:rPr>
+              <w:t>The TF-IDF experiment grid and its ablations, and the BiLSTM classifier: architecture, packing, max and at</w:t>
+            </w:r>
+            <w:r>
+              <w:rPr>
+                <w:rFonts w:ascii="Cambria" w:eastAsia="Times New Roman" w:hAnsi="Cambria"/>
+                <w:sz w:val="18"/>
+                <w:szCs w:val="18"/>
+              </w:rPr>
+              <w:t>tention pooling, fastText vocabulary extension, and a training loop with early stopping.</w:t>
+            </w:r>
+          </w:p>
+        </w:tc>
+      </w:tr>
+      <w:tr>
+        <w:tc>
+          <w:tcPr>
+            <w:tcW w:w="4706" w:type="dxa"/>
+            <w:tcMar>
+              <w:top w:w="45" w:type="dxa"/>
+              <w:left w:w="105" w:type="dxa"/>
+              <w:bottom w:w="45" w:type="dxa"/>
+              <w:right w:w="105" w:type="dxa"/>
+            </w:tcMar>
+            <w:hideMark/>
+          </w:tcPr>
+          <w:p>
+            <w:pPr>
+              <w:spacing w:before="144" w:after="144"/>
+              <w:rPr>
+                <w:rFonts w:ascii="Cambria" w:eastAsia="Times New Roman" w:hAnsi="Cambria"/>
+                <w:sz w:val="18"/>
+                <w:szCs w:val="18"/>
+              </w:rPr>
+            </w:pPr>
+          </w:p>
+        </w:tc>
+        <w:tc>
+          <w:tcPr>
+            <w:tcW w:w="4706" w:type="dxa"/>
+            <w:tcMar>
+              <w:top w:w="45" w:type="dxa"/>
+              <w:left w:w="105" w:type="dxa"/>
+              <w:bottom w:w="45" w:type="dxa"/>
+              <w:right w:w="105" w:type="dxa"/>
+            </w:tcMar>
+            <w:hideMark/>
+          </w:tcPr>
+          <w:p>
+            <w:pPr>
+              <w:spacing w:before="144" w:after="144"/>
+              <w:rPr>
+                <w:rFonts w:ascii="Cambria" w:eastAsia="Times New Roman" w:hAnsi="Cambria"/>
+                <w:sz w:val="18"/>
+                <w:szCs w:val="18"/>
+              </w:rPr>
+            </w:pPr>
+            <w:r>
+              <w:rPr>
+                <w:rFonts w:ascii="Cambria" w:eastAsia="Times New Roman" w:hAnsi="Cambria"/>
+                <w:sz w:val="18"/>
+                <w:szCs w:val="18"/>
+              </w:rPr>
+              <w:t xml:space="preserve">The class-weighted </w:t>
+            </w:r>
+            <w:r>
+              <w:rPr>
+                <w:rStyle w:val="HTMLCode"/>
+              </w:rPr>
+              <w:t>Trainer</w:t>
+            </w:r>
+            <w:r>
+              <w:rPr>
+                <w:rFonts w:ascii="Cambria" w:eastAsia="Times New Roman" w:hAnsi="Cambria"/>
+                <w:sz w:val="18"/>
+                <w:szCs w:val="18"/>
+              </w:rPr>
+              <w:t xml:space="preserve"> subclass and the fine-tuning protocol for four encoders and two ablations, together with the tokenizer-fertility measurements.</w:t>
+            </w:r>
+          </w:p>
+        </w:tc>
+      </w:tr>
+      <w:tr>
+        <w:tc>
+          <w:tcPr>
+            <w:tcW w:w="4706" w:type="dxa"/>
+            <w:tcMar>
+              <w:top w:w="45" w:type="dxa"/>
+              <w:left w:w="105" w:type="dxa"/>
+              <w:bottom w:w="45" w:type="dxa"/>
+              <w:right w:w="105" w:type="dxa"/>
+            </w:tcMar>
+            <w:hideMark/>
+          </w:tcPr>
+          <w:p>
+            <w:pPr>
+              <w:spacing w:before="144" w:after="144"/>
+              <w:rPr>
+                <w:rFonts w:ascii="Cambria" w:eastAsia="Times New Roman" w:hAnsi="Cambria"/>
+                <w:sz w:val="18"/>
+                <w:szCs w:val="18"/>
+              </w:rPr>
+            </w:pPr>
+          </w:p>
+        </w:tc>
+        <w:tc>
+          <w:tcPr>
+            <w:tcW w:w="4706" w:type="dxa"/>
+            <w:tcMar>
+              <w:top w:w="45" w:type="dxa"/>
+              <w:left w:w="105" w:type="dxa"/>
+              <w:bottom w:w="45" w:type="dxa"/>
+              <w:right w:w="105" w:type="dxa"/>
+            </w:tcMar>
+            <w:hideMark/>
+          </w:tcPr>
+          <w:p>
+            <w:pPr>
+              <w:spacing w:before="144" w:after="144"/>
+              <w:rPr>
+                <w:rFonts w:ascii="Cambria" w:eastAsia="Times New Roman" w:hAnsi="Cambria"/>
+                <w:sz w:val="18"/>
+                <w:szCs w:val="18"/>
+              </w:rPr>
+            </w:pPr>
+            <w:r>
+              <w:rPr>
+                <w:rFonts w:ascii="Cambria" w:eastAsia="Times New Roman" w:hAnsi="Cambria"/>
+                <w:sz w:val="18"/>
+                <w:szCs w:val="18"/>
+              </w:rPr>
+              <w:t>The paire</w:t>
+            </w:r>
+            <w:r>
+              <w:rPr>
+                <w:rFonts w:ascii="Cambria" w:eastAsia="Times New Roman" w:hAnsi="Cambria"/>
+                <w:sz w:val="18"/>
+                <w:szCs w:val="18"/>
+              </w:rPr>
+              <w:t>d bootstrap test, the analyses by OOV rate and tweet length, and the manual categorisation of 50 errors (notebook 05).</w:t>
+            </w:r>
+          </w:p>
+        </w:tc>
+      </w:tr>
+      <w:tr>
+        <w:tc>
+          <w:tcPr>
+            <w:tcW w:w="4706" w:type="dxa"/>
+            <w:tcMar>
+              <w:top w:w="45" w:type="dxa"/>
+              <w:left w:w="105" w:type="dxa"/>
+              <w:bottom w:w="45" w:type="dxa"/>
+              <w:right w:w="105" w:type="dxa"/>
+            </w:tcMar>
+            <w:hideMark/>
+          </w:tcPr>
+          <w:p>
+            <w:pPr>
+              <w:spacing w:before="144" w:after="144"/>
+              <w:rPr>
+                <w:rFonts w:ascii="Cambria" w:eastAsia="Times New Roman" w:hAnsi="Cambria"/>
+                <w:sz w:val="18"/>
+                <w:szCs w:val="18"/>
+              </w:rPr>
+            </w:pPr>
+          </w:p>
+        </w:tc>
+        <w:tc>
+          <w:tcPr>
+            <w:tcW w:w="4706" w:type="dxa"/>
+            <w:tcMar>
+              <w:top w:w="45" w:type="dxa"/>
+              <w:left w:w="105" w:type="dxa"/>
+              <w:bottom w:w="45" w:type="dxa"/>
+              <w:right w:w="105" w:type="dxa"/>
+            </w:tcMar>
+            <w:hideMark/>
+          </w:tcPr>
+          <w:p>
+            <w:pPr>
+              <w:spacing w:before="144" w:after="144"/>
+              <w:rPr>
+                <w:rFonts w:ascii="Cambria" w:eastAsia="Times New Roman" w:hAnsi="Cambria"/>
+                <w:sz w:val="18"/>
+                <w:szCs w:val="18"/>
+              </w:rPr>
+            </w:pPr>
+            <w:r>
+              <w:rPr>
+                <w:rFonts w:ascii="Cambria" w:eastAsia="Times New Roman" w:hAnsi="Cambria"/>
+                <w:sz w:val="18"/>
+                <w:szCs w:val="18"/>
+              </w:rPr>
+              <w:t>The prediction module and the Streamlit web application (</w:t>
+            </w:r>
+            <w:r>
+              <w:rPr>
+                <w:rStyle w:val="HTMLCode"/>
+              </w:rPr>
+              <w:t>app/</w:t>
+            </w:r>
+            <w:r>
+              <w:rPr>
+                <w:rFonts w:ascii="Cambria" w:eastAsia="Times New Roman" w:hAnsi="Cambria"/>
+                <w:sz w:val="18"/>
+                <w:szCs w:val="18"/>
+              </w:rPr>
+              <w:t>), and the deployment.</w:t>
+            </w:r>
+          </w:p>
+        </w:tc>
+      </w:tr>
+    </w:tbl>
+    <w:p>
+      <w:pPr>
+        <w:pStyle w:val="caption"/>
+        <w:rPr>
+          <w:rFonts w:ascii="Cambria" w:hAnsi="Cambria"/>
+          <w:lang w:val="en"/>
+        </w:rPr>
+      </w:pPr>
+      <w:r>
+        <w:rPr>
+          <w:rFonts w:ascii="Cambria" w:hAnsi="Cambria"/>
+          <w:lang w:val="en"/>
+        </w:rPr>
+        <w:t>Table 2. Existing resources that were used, and the work implemented for this project.</w:t>
+      </w:r>
+    </w:p>
+    <w:p>
+      <w:pPr>
+        <w:pStyle w:val="Heading2"/>
+        <w:rPr>
+          <w:rFonts w:ascii="Cambria" w:eastAsia="Times New Roman" w:hAnsi="Cambria"/>
+          <w:lang w:val="en"/>
+        </w:rPr>
+      </w:pPr>
+      <w:r>
+        <w:rPr>
+          <w:rFonts w:ascii="Cambria" w:eastAsia="Times New Roman" w:hAnsi="Cambria"/>
+          <w:lang w:val="en"/>
+        </w:rPr>
+        <w:t>6. Experiments and Results</w:t>
+      </w:r>
+    </w:p>
+    <w:tbl>
+      <w:tblPr>
+        <w:tblW w:w="9411" w:type="dxa"/>
+        <w:tblLayout w:type="fixed"/>
+        <w:tblCellMar>
+          <w:top w:w="15" w:type="dxa"/>
+          <w:left w:w="15" w:type="dxa"/>
+          <w:bottom w:w="15" w:type="dxa"/>
+          <w:right w:w="15" w:type="dxa"/>
+        </w:tblCellMar>
+        <w:tblLook w:val="04A0" w:firstRow="1" w:lastRow="0" w:firstColumn="1" w:lastColumn="0" w:noHBand="0" w:noVBand="1"/>
+      </w:tblPr>
+      <w:tblGrid>
+        <w:gridCol w:w="680"/>
+        <w:gridCol w:w="3969"/>
+        <w:gridCol w:w="1134"/>
+        <w:gridCol w:w="1474"/>
+        <w:gridCol w:w="1077"/>
+        <w:gridCol w:w="1077"/>
+      </w:tblGrid>
+      <w:tr>
+        <w:trPr>
+          <w:tblHeader/>
+        </w:trPr>
+        <w:tc>
+          <w:tcPr>
+            <w:tcW w:w="680" w:type="dxa"/>
+            <w:tcMar>
+              <w:top w:w="45" w:type="dxa"/>
+              <w:left w:w="105" w:type="dxa"/>
+              <w:bottom w:w="45" w:type="dxa"/>
+              <w:right w:w="105" w:type="dxa"/>
+            </w:tcMar>
+            <w:hideMark/>
+          </w:tcPr>
+          <w:p>
+            <w:pPr>
+              <w:spacing w:before="144" w:after="144"/>
               <w:rPr>
                 <w:rFonts w:ascii="Cambria" w:eastAsia="Times New Roman" w:hAnsi="Cambria"/>
                 <w:b/>
@@ -5023,26 +5580,24 @@
                 <w:sz w:val="18"/>
                 <w:szCs w:val="18"/>
               </w:rPr>
-              <w:t>Test acc.</w:t>
-            </w:r>
-          </w:p>
-        </w:tc>
-        <w:tc>
-          <w:tcPr>
-            <w:tcW w:w="833" w:type="pct"/>
-            <w:noWrap/>
-            <w:tcMar>
-              <w:top w:w="45" w:type="dxa"/>
-              <w:left w:w="105" w:type="dxa"/>
-              <w:bottom w:w="45" w:type="dxa"/>
-              <w:right w:w="105" w:type="dxa"/>
-            </w:tcMar>
-            <w:hideMark/>
-          </w:tcPr>
-          <w:p>
-            <w:pPr>
-              <w:spacing w:before="144" w:after="144"/>
-              <w:jc w:val="right"/>
+              <w:t>ID</w:t>
+            </w:r>
+          </w:p>
+        </w:tc>
+        <w:tc>
+          <w:tcPr>
+            <w:tcW w:w="3969" w:type="dxa"/>
+            <w:tcMar>
+              <w:top w:w="45" w:type="dxa"/>
+              <w:left w:w="105" w:type="dxa"/>
+              <w:bottom w:w="45" w:type="dxa"/>
+              <w:right w:w="105" w:type="dxa"/>
+            </w:tcMar>
+            <w:hideMark/>
+          </w:tcPr>
+          <w:p>
+            <w:pPr>
+              <w:spacing w:before="144" w:after="144"/>
               <w:rPr>
                 <w:rFonts w:ascii="Cambria" w:eastAsia="Times New Roman" w:hAnsi="Cambria"/>
                 <w:b/>
@@ -5059,6 +5614,150 @@
                 <w:sz w:val="18"/>
                 <w:szCs w:val="18"/>
               </w:rPr>
+              <w:t>Model / configuration</w:t>
+            </w:r>
+          </w:p>
+        </w:tc>
+        <w:tc>
+          <w:tcPr>
+            <w:tcW w:w="1134" w:type="dxa"/>
+            <w:noWrap/>
+            <w:tcMar>
+              <w:top w:w="45" w:type="dxa"/>
+              <w:left w:w="105" w:type="dxa"/>
+              <w:bottom w:w="45" w:type="dxa"/>
+              <w:right w:w="105" w:type="dxa"/>
+            </w:tcMar>
+            <w:hideMark/>
+          </w:tcPr>
+          <w:p>
+            <w:pPr>
+              <w:spacing w:before="144" w:after="144"/>
+              <w:jc w:val="right"/>
+              <w:rPr>
+                <w:rFonts w:ascii="Cambria" w:eastAsia="Times New Roman" w:hAnsi="Cambria"/>
+                <w:b/>
+                <w:bCs/>
+                <w:sz w:val="18"/>
+                <w:szCs w:val="18"/>
+              </w:rPr>
+            </w:pPr>
+            <w:r>
+              <w:rPr>
+                <w:rFonts w:ascii="Cambria" w:eastAsia="Times New Roman" w:hAnsi="Cambria"/>
+                <w:b/>
+                <w:bCs/>
+                <w:sz w:val="18"/>
+                <w:szCs w:val="18"/>
+              </w:rPr>
+              <w:t>Val macro-F1</w:t>
+            </w:r>
+          </w:p>
+        </w:tc>
+        <w:tc>
+          <w:tcPr>
+            <w:tcW w:w="1474" w:type="dxa"/>
+            <w:noWrap/>
+            <w:tcMar>
+              <w:top w:w="45" w:type="dxa"/>
+              <w:left w:w="105" w:type="dxa"/>
+              <w:bottom w:w="45" w:type="dxa"/>
+              <w:right w:w="105" w:type="dxa"/>
+            </w:tcMar>
+            <w:hideMark/>
+          </w:tcPr>
+          <w:p>
+            <w:pPr>
+              <w:spacing w:before="144" w:after="144"/>
+              <w:jc w:val="right"/>
+              <w:rPr>
+                <w:rFonts w:ascii="Cambria" w:eastAsia="Times New Roman" w:hAnsi="Cambria"/>
+                <w:b/>
+                <w:bCs/>
+                <w:sz w:val="18"/>
+                <w:szCs w:val="18"/>
+              </w:rPr>
+            </w:pPr>
+            <w:r>
+              <w:rPr>
+                <w:rFonts w:ascii="Cambria" w:eastAsia="Times New Roman" w:hAnsi="Cambria"/>
+                <w:b/>
+                <w:bCs/>
+                <w:sz w:val="18"/>
+                <w:szCs w:val="18"/>
+              </w:rPr>
+              <w:t>Test macro-F1</w:t>
+            </w:r>
+          </w:p>
+        </w:tc>
+        <w:tc>
+          <w:tcPr>
+            <w:tcW w:w="1077" w:type="dxa"/>
+            <w:noWrap/>
+            <w:tcMar>
+              <w:top w:w="45" w:type="dxa"/>
+              <w:left w:w="105" w:type="dxa"/>
+              <w:bottom w:w="45" w:type="dxa"/>
+              <w:right w:w="105" w:type="dxa"/>
+            </w:tcMar>
+            <w:hideMark/>
+          </w:tcPr>
+          <w:p>
+            <w:pPr>
+              <w:spacing w:before="144" w:after="144"/>
+              <w:jc w:val="right"/>
+              <w:rPr>
+                <w:rFonts w:ascii="Cambria" w:eastAsia="Times New Roman" w:hAnsi="Cambria"/>
+                <w:b/>
+                <w:bCs/>
+                <w:sz w:val="18"/>
+                <w:szCs w:val="18"/>
+              </w:rPr>
+            </w:pPr>
+            <w:r>
+              <w:rPr>
+                <w:rFonts w:ascii="Cambria" w:eastAsia="Times New Roman" w:hAnsi="Cambria"/>
+                <w:b/>
+                <w:bCs/>
+                <w:sz w:val="18"/>
+                <w:szCs w:val="18"/>
+              </w:rPr>
+              <w:t>Test acc.</w:t>
+            </w:r>
+          </w:p>
+        </w:tc>
+        <w:tc>
+          <w:tcPr>
+            <w:tcW w:w="1077" w:type="dxa"/>
+            <w:noWrap/>
+            <w:tcMar>
+              <w:top w:w="45" w:type="dxa"/>
+              <w:left w:w="105" w:type="dxa"/>
+              <w:bottom w:w="45" w:type="dxa"/>
+              <w:right w:w="105" w:type="dxa"/>
+            </w:tcMar>
+            <w:hideMark/>
+          </w:tcPr>
+          <w:p>
+            <w:pPr>
+              <w:spacing w:before="144" w:after="144"/>
+              <w:jc w:val="right"/>
+              <w:rPr>
+                <w:rFonts w:ascii="Cambria" w:eastAsia="Times New Roman" w:hAnsi="Cambria"/>
+                <w:b/>
+                <w:bCs/>
+                <w:sz w:val="18"/>
+                <w:szCs w:val="18"/>
+              </w:rPr>
+            </w:pPr>
+            <w:r>
+              <w:rPr>
+                <w:rFonts w:ascii="Cambria" w:eastAsia="Times New Roman" w:hAnsi="Cambria"/>
+                <w:b/>
+                <w:bCs/>
+                <w:sz w:val="18"/>
+                <w:szCs w:val="18"/>
+              </w:rPr>
               <w:t>F1 neg.</w:t>
             </w:r>
           </w:p>
@@ -5067,7 +5766,7 @@
       <w:tr>
         <w:tc>
           <w:tcPr>
-            <w:tcW w:w="5000" w:type="pct"/>
+            <w:tcW w:w="9411" w:type="dxa"/>
             <w:gridSpan w:val="6"/>
             <w:shd w:val="clear" w:color="auto" w:fill="F2F2F2"/>
             <w:tcMar>
@@ -5105,7 +5804,7 @@
       <w:tr>
         <w:tc>
           <w:tcPr>
-            <w:tcW w:w="833" w:type="pct"/>
+            <w:tcW w:w="680" w:type="dxa"/>
             <w:tcMar>
               <w:top w:w="45" w:type="dxa"/>
               <w:left w:w="105" w:type="dxa"/>
@@ -5135,7 +5834,7 @@
         </w:tc>
         <w:tc>
           <w:tcPr>
-            <w:tcW w:w="833" w:type="pct"/>
+            <w:tcW w:w="3969" w:type="dxa"/>
             <w:tcMar>
               <w:top w:w="45" w:type="dxa"/>
               <w:left w:w="105" w:type="dxa"/>
@@ -5165,7 +5864,7 @@
         </w:tc>
         <w:tc>
           <w:tcPr>
-            <w:tcW w:w="833" w:type="pct"/>
+            <w:tcW w:w="1134" w:type="dxa"/>
             <w:noWrap/>
             <w:tcMar>
               <w:top w:w="45" w:type="dxa"/>
@@ -5197,7 +5896,7 @@
         </w:tc>
         <w:tc>
           <w:tcPr>
-            <w:tcW w:w="833" w:type="pct"/>
+            <w:tcW w:w="1474" w:type="dxa"/>
             <w:noWrap/>
             <w:tcMar>
               <w:top w:w="45" w:type="dxa"/>
@@ -5229,7 +5928,7 @@
         </w:tc>
         <w:tc>
           <w:tcPr>
-            <w:tcW w:w="833" w:type="pct"/>
+            <w:tcW w:w="1077" w:type="dxa"/>
             <w:noWrap/>
             <w:tcMar>
               <w:top w:w="45" w:type="dxa"/>
@@ -5261,7 +5960,7 @@
         </w:tc>
         <w:tc>
           <w:tcPr>
-            <w:tcW w:w="833" w:type="pct"/>
+            <w:tcW w:w="1077" w:type="dxa"/>
             <w:noWrap/>
             <w:tcMar>
               <w:top w:w="45" w:type="dxa"/>
@@ -5295,7 +5994,7 @@
       <w:tr>
         <w:tc>
           <w:tcPr>
-            <w:tcW w:w="833" w:type="pct"/>
+            <w:tcW w:w="680" w:type="dxa"/>
             <w:tcMar>
               <w:top w:w="45" w:type="dxa"/>
               <w:left w:w="105" w:type="dxa"/>
@@ -5325,7 +6024,7 @@
         </w:tc>
         <w:tc>
           <w:tcPr>
-            <w:tcW w:w="833" w:type="pct"/>
+            <w:tcW w:w="3969" w:type="dxa"/>
             <w:tcMar>
               <w:top w:w="45" w:type="dxa"/>
               <w:left w:w="105" w:type="dxa"/>
@@ -5355,7 +6054,7 @@
         </w:tc>
         <w:tc>
           <w:tcPr>
-            <w:tcW w:w="833" w:type="pct"/>
+            <w:tcW w:w="1134" w:type="dxa"/>
             <w:noWrap/>
             <w:tcMar>
               <w:top w:w="45" w:type="dxa"/>
@@ -5387,7 +6086,7 @@
         </w:tc>
         <w:tc>
           <w:tcPr>
-            <w:tcW w:w="833" w:type="pct"/>
+            <w:tcW w:w="1474" w:type="dxa"/>
             <w:noWrap/>
             <w:tcMar>
               <w:top w:w="45" w:type="dxa"/>
@@ -5419,7 +6118,7 @@
         </w:tc>
         <w:tc>
           <w:tcPr>
-            <w:tcW w:w="833" w:type="pct"/>
+            <w:tcW w:w="1077" w:type="dxa"/>
             <w:noWrap/>
             <w:tcMar>
               <w:top w:w="45" w:type="dxa"/>
@@ -5451,7 +6150,7 @@
         </w:tc>
         <w:tc>
           <w:tcPr>
-            <w:tcW w:w="833" w:type="pct"/>
+            <w:tcW w:w="1077" w:type="dxa"/>
             <w:noWrap/>
             <w:tcMar>
               <w:top w:w="45" w:type="dxa"/>
@@ -5485,7 +6184,7 @@
       <w:tr>
         <w:tc>
           <w:tcPr>
-            <w:tcW w:w="833" w:type="pct"/>
+            <w:tcW w:w="680" w:type="dxa"/>
             <w:tcMar>
               <w:top w:w="45" w:type="dxa"/>
               <w:left w:w="105" w:type="dxa"/>
@@ -5515,7 +6214,7 @@
         </w:tc>
         <w:tc>
           <w:tcPr>
-            <w:tcW w:w="833" w:type="pct"/>
+            <w:tcW w:w="3969" w:type="dxa"/>
             <w:tcMar>
               <w:top w:w="45" w:type="dxa"/>
               <w:left w:w="105" w:type="dxa"/>
@@ -5545,7 +6244,7 @@
         </w:tc>
         <w:tc>
           <w:tcPr>
-            <w:tcW w:w="833" w:type="pct"/>
+            <w:tcW w:w="1134" w:type="dxa"/>
             <w:noWrap/>
             <w:tcMar>
               <w:top w:w="45" w:type="dxa"/>
@@ -5577,7 +6276,7 @@
         </w:tc>
         <w:tc>
           <w:tcPr>
-            <w:tcW w:w="833" w:type="pct"/>
+            <w:tcW w:w="1474" w:type="dxa"/>
             <w:noWrap/>
             <w:tcMar>
               <w:top w:w="45" w:type="dxa"/>
@@ -5609,7 +6308,7 @@
         </w:tc>
         <w:tc>
           <w:tcPr>
-            <w:tcW w:w="833" w:type="pct"/>
+            <w:tcW w:w="1077" w:type="dxa"/>
             <w:noWrap/>
             <w:tcMar>
               <w:top w:w="45" w:type="dxa"/>
@@ -5641,7 +6340,7 @@
         </w:tc>
         <w:tc>
           <w:tcPr>
-            <w:tcW w:w="833" w:type="pct"/>
+            <w:tcW w:w="1077" w:type="dxa"/>
             <w:noWrap/>
             <w:tcMar>
               <w:top w:w="45" w:type="dxa"/>
@@ -5675,7 +6374,7 @@
       <w:tr>
         <w:tc>
           <w:tcPr>
-            <w:tcW w:w="833" w:type="pct"/>
+            <w:tcW w:w="680" w:type="dxa"/>
             <w:tcMar>
               <w:top w:w="45" w:type="dxa"/>
               <w:left w:w="105" w:type="dxa"/>
@@ -5705,7 +6404,7 @@
         </w:tc>
         <w:tc>
           <w:tcPr>
-            <w:tcW w:w="833" w:type="pct"/>
+            <w:tcW w:w="3969" w:type="dxa"/>
             <w:tcMar>
               <w:top w:w="45" w:type="dxa"/>
               <w:left w:w="105" w:type="dxa"/>
@@ -5735,7 +6434,7 @@
         </w:tc>
         <w:tc>
           <w:tcPr>
-            <w:tcW w:w="833" w:type="pct"/>
+            <w:tcW w:w="1134" w:type="dxa"/>
             <w:noWrap/>
             <w:tcMar>
               <w:top w:w="45" w:type="dxa"/>
@@ -5767,7 +6466,7 @@
         </w:tc>
         <w:tc>
           <w:tcPr>
-            <w:tcW w:w="833" w:type="pct"/>
+            <w:tcW w:w="1474" w:type="dxa"/>
             <w:noWrap/>
             <w:tcMar>
               <w:top w:w="45" w:type="dxa"/>
@@ -5799,7 +6498,7 @@
         </w:tc>
         <w:tc>
           <w:tcPr>
-            <w:tcW w:w="833" w:type="pct"/>
+            <w:tcW w:w="1077" w:type="dxa"/>
             <w:noWrap/>
             <w:tcMar>
               <w:top w:w="45" w:type="dxa"/>
@@ -5831,7 +6530,7 @@
         </w:tc>
         <w:tc>
           <w:tcPr>
-            <w:tcW w:w="833" w:type="pct"/>
+            <w:tcW w:w="1077" w:type="dxa"/>
             <w:noWrap/>
             <w:tcMar>
               <w:top w:w="45" w:type="dxa"/>
@@ -5865,7 +6564,7 @@
       <w:tr>
         <w:tc>
           <w:tcPr>
-            <w:tcW w:w="833" w:type="pct"/>
+            <w:tcW w:w="680" w:type="dxa"/>
             <w:tcMar>
               <w:top w:w="45" w:type="dxa"/>
               <w:left w:w="105" w:type="dxa"/>
@@ -5895,7 +6594,7 @@
         </w:tc>
         <w:tc>
           <w:tcPr>
-            <w:tcW w:w="833" w:type="pct"/>
+            <w:tcW w:w="3969" w:type="dxa"/>
             <w:tcMar>
               <w:top w:w="45" w:type="dxa"/>
               <w:left w:w="105" w:type="dxa"/>
@@ -5925,7 +6624,7 @@
         </w:tc>
         <w:tc>
           <w:tcPr>
-            <w:tcW w:w="833" w:type="pct"/>
+            <w:tcW w:w="1134" w:type="dxa"/>
             <w:noWrap/>
             <w:tcMar>
               <w:top w:w="45" w:type="dxa"/>
@@ -5957,7 +6656,7 @@
         </w:tc>
         <w:tc>
           <w:tcPr>
-            <w:tcW w:w="833" w:type="pct"/>
+            <w:tcW w:w="1474" w:type="dxa"/>
             <w:noWrap/>
             <w:tcMar>
               <w:top w:w="45" w:type="dxa"/>
@@ -5989,7 +6688,7 @@
         </w:tc>
         <w:tc>
           <w:tcPr>
-            <w:tcW w:w="833" w:type="pct"/>
+            <w:tcW w:w="1077" w:type="dxa"/>
             <w:noWrap/>
             <w:tcMar>
               <w:top w:w="45" w:type="dxa"/>
@@ -6021,7 +6720,7 @@
         </w:tc>
         <w:tc>
           <w:tcPr>
-            <w:tcW w:w="833" w:type="pct"/>
+            <w:tcW w:w="1077" w:type="dxa"/>
             <w:noWrap/>
             <w:tcMar>
               <w:top w:w="45" w:type="dxa"/>
@@ -6055,7 +6754,7 @@
       <w:tr>
         <w:tc>
           <w:tcPr>
-            <w:tcW w:w="833" w:type="pct"/>
+            <w:tcW w:w="680" w:type="dxa"/>
             <w:tcMar>
               <w:top w:w="45" w:type="dxa"/>
               <w:left w:w="105" w:type="dxa"/>
@@ -6085,7 +6784,7 @@
         </w:tc>
         <w:tc>
           <w:tcPr>
-            <w:tcW w:w="833" w:type="pct"/>
+            <w:tcW w:w="3969" w:type="dxa"/>
             <w:tcMar>
               <w:top w:w="45" w:type="dxa"/>
               <w:left w:w="105" w:type="dxa"/>
@@ -6115,7 +6814,7 @@
         </w:tc>
         <w:tc>
           <w:tcPr>
-            <w:tcW w:w="833" w:type="pct"/>
+            <w:tcW w:w="1134" w:type="dxa"/>
             <w:noWrap/>
             <w:tcMar>
               <w:top w:w="45" w:type="dxa"/>
@@ -6147,7 +6846,7 @@
         </w:tc>
         <w:tc>
           <w:tcPr>
-            <w:tcW w:w="833" w:type="pct"/>
+            <w:tcW w:w="1474" w:type="dxa"/>
             <w:noWrap/>
             <w:tcMar>
               <w:top w:w="45" w:type="dxa"/>
@@ -6179,7 +6878,7 @@
         </w:tc>
         <w:tc>
           <w:tcPr>
-            <w:tcW w:w="833" w:type="pct"/>
+            <w:tcW w:w="1077" w:type="dxa"/>
             <w:noWrap/>
             <w:tcMar>
               <w:top w:w="45" w:type="dxa"/>
@@ -6211,7 +6910,7 @@
         </w:tc>
         <w:tc>
           <w:tcPr>
-            <w:tcW w:w="833" w:type="pct"/>
+            <w:tcW w:w="1077" w:type="dxa"/>
             <w:noWrap/>
             <w:tcMar>
               <w:top w:w="45" w:type="dxa"/>
@@ -6245,7 +6944,7 @@
       <w:tr>
         <w:tc>
           <w:tcPr>
-            <w:tcW w:w="833" w:type="pct"/>
+            <w:tcW w:w="680" w:type="dxa"/>
             <w:tcMar>
               <w:top w:w="45" w:type="dxa"/>
               <w:left w:w="105" w:type="dxa"/>
@@ -6275,7 +6974,7 @@
         </w:tc>
         <w:tc>
           <w:tcPr>
-            <w:tcW w:w="833" w:type="pct"/>
+            <w:tcW w:w="3969" w:type="dxa"/>
             <w:tcMar>
               <w:top w:w="45" w:type="dxa"/>
               <w:left w:w="105" w:type="dxa"/>
@@ -6305,7 +7004,7 @@
         </w:tc>
         <w:tc>
           <w:tcPr>
-            <w:tcW w:w="833" w:type="pct"/>
+            <w:tcW w:w="1134" w:type="dxa"/>
             <w:noWrap/>
             <w:tcMar>
               <w:top w:w="45" w:type="dxa"/>
@@ -6337,7 +7036,7 @@
         </w:tc>
         <w:tc>
           <w:tcPr>
-            <w:tcW w:w="833" w:type="pct"/>
+            <w:tcW w:w="1474" w:type="dxa"/>
             <w:noWrap/>
             <w:tcMar>
               <w:top w:w="45" w:type="dxa"/>
@@ -6369,7 +7068,7 @@
         </w:tc>
         <w:tc>
           <w:tcPr>
-            <w:tcW w:w="833" w:type="pct"/>
+            <w:tcW w:w="1077" w:type="dxa"/>
             <w:noWrap/>
             <w:tcMar>
               <w:top w:w="45" w:type="dxa"/>
@@ -6401,7 +7100,7 @@
         </w:tc>
         <w:tc>
           <w:tcPr>
-            <w:tcW w:w="833" w:type="pct"/>
+            <w:tcW w:w="1077" w:type="dxa"/>
             <w:noWrap/>
             <w:tcMar>
               <w:top w:w="45" w:type="dxa"/>
@@ -6435,7 +7134,7 @@
       <w:tr>
         <w:tc>
           <w:tcPr>
-            <w:tcW w:w="833" w:type="pct"/>
+            <w:tcW w:w="680" w:type="dxa"/>
             <w:tcMar>
               <w:top w:w="45" w:type="dxa"/>
               <w:left w:w="105" w:type="dxa"/>
@@ -6465,7 +7164,7 @@
         </w:tc>
         <w:tc>
           <w:tcPr>
-            <w:tcW w:w="833" w:type="pct"/>
+            <w:tcW w:w="3969" w:type="dxa"/>
             <w:tcMar>
               <w:top w:w="45" w:type="dxa"/>
               <w:left w:w="105" w:type="dxa"/>
@@ -6495,7 +7194,7 @@
         </w:tc>
         <w:tc>
           <w:tcPr>
-            <w:tcW w:w="833" w:type="pct"/>
+            <w:tcW w:w="1134" w:type="dxa"/>
             <w:noWrap/>
             <w:tcMar>
               <w:top w:w="45" w:type="dxa"/>
@@ -6527,7 +7226,7 @@
         </w:tc>
         <w:tc>
           <w:tcPr>
-            <w:tcW w:w="833" w:type="pct"/>
+            <w:tcW w:w="1474" w:type="dxa"/>
             <w:noWrap/>
             <w:tcMar>
               <w:top w:w="45" w:type="dxa"/>
@@ -6559,7 +7258,7 @@
         </w:tc>
         <w:tc>
           <w:tcPr>
-            <w:tcW w:w="833" w:type="pct"/>
+            <w:tcW w:w="1077" w:type="dxa"/>
             <w:noWrap/>
             <w:tcMar>
               <w:top w:w="45" w:type="dxa"/>
@@ -6591,7 +7290,7 @@
         </w:tc>
         <w:tc>
           <w:tcPr>
-            <w:tcW w:w="833" w:type="pct"/>
+            <w:tcW w:w="1077" w:type="dxa"/>
             <w:noWrap/>
             <w:tcMar>
               <w:top w:w="45" w:type="dxa"/>
@@ -6625,7 +7324,7 @@
       <w:tr>
         <w:tc>
           <w:tcPr>
-            <w:tcW w:w="5000" w:type="pct"/>
+            <w:tcW w:w="9411" w:type="dxa"/>
             <w:gridSpan w:val="6"/>
             <w:shd w:val="clear" w:color="auto" w:fill="F2F2F2"/>
             <w:tcMar>
@@ -6663,7 +7362,7 @@
       <w:tr>
         <w:tc>
           <w:tcPr>
-            <w:tcW w:w="833" w:type="pct"/>
+            <w:tcW w:w="680" w:type="dxa"/>
             <w:tcMar>
               <w:top w:w="45" w:type="dxa"/>
               <w:left w:w="105" w:type="dxa"/>
@@ -6693,7 +7392,7 @@
         </w:tc>
         <w:tc>
           <w:tcPr>
-            <w:tcW w:w="833" w:type="pct"/>
+            <w:tcW w:w="3969" w:type="dxa"/>
             <w:tcMar>
               <w:top w:w="45" w:type="dxa"/>
               <w:left w:w="105" w:type="dxa"/>
@@ -6723,7 +7422,7 @@
         </w:tc>
         <w:tc>
           <w:tcPr>
-            <w:tcW w:w="833" w:type="pct"/>
+            <w:tcW w:w="1134" w:type="dxa"/>
             <w:noWrap/>
             <w:tcMar>
               <w:top w:w="45" w:type="dxa"/>
@@ -6755,7 +7454,7 @@
         </w:tc>
         <w:tc>
           <w:tcPr>
-            <w:tcW w:w="833" w:type="pct"/>
+            <w:tcW w:w="1474" w:type="dxa"/>
             <w:noWrap/>
             <w:tcMar>
               <w:top w:w="45" w:type="dxa"/>
@@ -6787,7 +7486,7 @@
         </w:tc>
         <w:tc>
           <w:tcPr>
-            <w:tcW w:w="833" w:type="pct"/>
+            <w:tcW w:w="1077" w:type="dxa"/>
             <w:noWrap/>
             <w:tcMar>
               <w:top w:w="45" w:type="dxa"/>
@@ -6819,7 +7518,7 @@
         </w:tc>
         <w:tc>
           <w:tcPr>
-            <w:tcW w:w="833" w:type="pct"/>
+            <w:tcW w:w="1077" w:type="dxa"/>
             <w:noWrap/>
             <w:tcMar>
               <w:top w:w="45" w:type="dxa"/>
@@ -6853,7 +7552,7 @@
       <w:tr>
         <w:tc>
           <w:tcPr>
-            <w:tcW w:w="833" w:type="pct"/>
+            <w:tcW w:w="680" w:type="dxa"/>
             <w:tcMar>
               <w:top w:w="45" w:type="dxa"/>
               <w:left w:w="105" w:type="dxa"/>
@@ -6883,7 +7582,7 @@
         </w:tc>
         <w:tc>
           <w:tcPr>
-            <w:tcW w:w="833" w:type="pct"/>
+            <w:tcW w:w="3969" w:type="dxa"/>
             <w:tcMar>
               <w:top w:w="45" w:type="dxa"/>
               <w:left w:w="105" w:type="dxa"/>
@@ -6913,7 +7612,7 @@
         </w:tc>
         <w:tc>
           <w:tcPr>
-            <w:tcW w:w="833" w:type="pct"/>
+            <w:tcW w:w="1134" w:type="dxa"/>
             <w:noWrap/>
             <w:tcMar>
               <w:top w:w="45" w:type="dxa"/>
@@ -6945,7 +7644,7 @@
         </w:tc>
         <w:tc>
           <w:tcPr>
-            <w:tcW w:w="833" w:type="pct"/>
+            <w:tcW w:w="1474" w:type="dxa"/>
             <w:noWrap/>
             <w:tcMar>
               <w:top w:w="45" w:type="dxa"/>
@@ -6977,7 +7676,7 @@
         </w:tc>
         <w:tc>
           <w:tcPr>
-            <w:tcW w:w="833" w:type="pct"/>
+            <w:tcW w:w="1077" w:type="dxa"/>
             <w:noWrap/>
             <w:tcMar>
               <w:top w:w="45" w:type="dxa"/>
@@ -7009,7 +7708,7 @@
         </w:tc>
         <w:tc>
           <w:tcPr>
-            <w:tcW w:w="833" w:type="pct"/>
+            <w:tcW w:w="1077" w:type="dxa"/>
             <w:noWrap/>
             <w:tcMar>
               <w:top w:w="45" w:type="dxa"/>
@@ -7043,7 +7742,7 @@
       <w:tr>
         <w:tc>
           <w:tcPr>
-            <w:tcW w:w="833" w:type="pct"/>
+            <w:tcW w:w="680" w:type="dxa"/>
             <w:tcMar>
               <w:top w:w="45" w:type="dxa"/>
               <w:left w:w="105" w:type="dxa"/>
@@ -7073,7 +7772,7 @@
         </w:tc>
         <w:tc>
           <w:tcPr>
-            <w:tcW w:w="833" w:type="pct"/>
+            <w:tcW w:w="3969" w:type="dxa"/>
             <w:tcMar>
               <w:top w:w="45" w:type="dxa"/>
               <w:left w:w="105" w:type="dxa"/>
@@ -7103,7 +7802,7 @@
         </w:tc>
         <w:tc>
           <w:tcPr>
-            <w:tcW w:w="833" w:type="pct"/>
+            <w:tcW w:w="1134" w:type="dxa"/>
             <w:noWrap/>
             <w:tcMar>
               <w:top w:w="45" w:type="dxa"/>
@@ -7135,7 +7834,7 @@
         </w:tc>
         <w:tc>
           <w:tcPr>
-            <w:tcW w:w="833" w:type="pct"/>
+            <w:tcW w:w="1474" w:type="dxa"/>
             <w:noWrap/>
             <w:tcMar>
               <w:top w:w="45" w:type="dxa"/>
@@ -7167,7 +7866,7 @@
         </w:tc>
         <w:tc>
           <w:tcPr>
-            <w:tcW w:w="833" w:type="pct"/>
+            <w:tcW w:w="1077" w:type="dxa"/>
             <w:noWrap/>
             <w:tcMar>
               <w:top w:w="45" w:type="dxa"/>
@@ -7199,7 +7898,7 @@
         </w:tc>
         <w:tc>
           <w:tcPr>
-            <w:tcW w:w="833" w:type="pct"/>
+            <w:tcW w:w="1077" w:type="dxa"/>
             <w:noWrap/>
             <w:tcMar>
               <w:top w:w="45" w:type="dxa"/>
@@ -7233,7 +7932,7 @@
       <w:tr>
         <w:tc>
           <w:tcPr>
-            <w:tcW w:w="833" w:type="pct"/>
+            <w:tcW w:w="680" w:type="dxa"/>
             <w:tcMar>
               <w:top w:w="45" w:type="dxa"/>
               <w:left w:w="105" w:type="dxa"/>
@@ -7263,7 +7962,7 @@
         </w:tc>
         <w:tc>
           <w:tcPr>
-            <w:tcW w:w="833" w:type="pct"/>
+            <w:tcW w:w="3969" w:type="dxa"/>
             <w:tcMar>
               <w:top w:w="45" w:type="dxa"/>
               <w:left w:w="105" w:type="dxa"/>
@@ -7293,7 +7992,7 @@
         </w:tc>
         <w:tc>
           <w:tcPr>
-            <w:tcW w:w="833" w:type="pct"/>
+            <w:tcW w:w="1134" w:type="dxa"/>
             <w:noWrap/>
             <w:tcMar>
               <w:top w:w="45" w:type="dxa"/>
@@ -7325,7 +8024,7 @@
         </w:tc>
         <w:tc>
           <w:tcPr>
-            <w:tcW w:w="833" w:type="pct"/>
+            <w:tcW w:w="1474" w:type="dxa"/>
             <w:noWrap/>
             <w:tcMar>
               <w:top w:w="45" w:type="dxa"/>
@@ -7357,7 +8056,7 @@
         </w:tc>
         <w:tc>
           <w:tcPr>
-            <w:tcW w:w="833" w:type="pct"/>
+            <w:tcW w:w="1077" w:type="dxa"/>
             <w:noWrap/>
             <w:tcMar>
               <w:top w:w="45" w:type="dxa"/>
@@ -7389,7 +8088,7 @@
         </w:tc>
         <w:tc>
           <w:tcPr>
-            <w:tcW w:w="833" w:type="pct"/>
+            <w:tcW w:w="1077" w:type="dxa"/>
             <w:noWrap/>
             <w:tcMar>
               <w:top w:w="45" w:type="dxa"/>
@@ -7423,7 +8122,7 @@
       <w:tr>
         <w:tc>
           <w:tcPr>
-            <w:tcW w:w="833" w:type="pct"/>
+            <w:tcW w:w="680" w:type="dxa"/>
             <w:tcMar>
               <w:top w:w="45" w:type="dxa"/>
               <w:left w:w="105" w:type="dxa"/>
@@ -7453,7 +8152,7 @@
         </w:tc>
         <w:tc>
           <w:tcPr>
-            <w:tcW w:w="833" w:type="pct"/>
+            <w:tcW w:w="3969" w:type="dxa"/>
             <w:tcMar>
               <w:top w:w="45" w:type="dxa"/>
               <w:left w:w="105" w:type="dxa"/>
@@ -7483,7 +8182,7 @@
         </w:tc>
         <w:tc>
           <w:tcPr>
-            <w:tcW w:w="833" w:type="pct"/>
+            <w:tcW w:w="1134" w:type="dxa"/>
             <w:noWrap/>
             <w:tcMar>
               <w:top w:w="45" w:type="dxa"/>
@@ -7515,7 +8214,7 @@
         </w:tc>
         <w:tc>
           <w:tcPr>
-            <w:tcW w:w="833" w:type="pct"/>
+            <w:tcW w:w="1474" w:type="dxa"/>
             <w:noWrap/>
             <w:tcMar>
               <w:top w:w="45" w:type="dxa"/>
@@ -7547,7 +8246,7 @@
         </w:tc>
         <w:tc>
           <w:tcPr>
-            <w:tcW w:w="833" w:type="pct"/>
+            <w:tcW w:w="1077" w:type="dxa"/>
             <w:noWrap/>
             <w:tcMar>
               <w:top w:w="45" w:type="dxa"/>
@@ -7579,7 +8278,7 @@
         </w:tc>
         <w:tc>
           <w:tcPr>
-            <w:tcW w:w="833" w:type="pct"/>
+            <w:tcW w:w="1077" w:type="dxa"/>
             <w:noWrap/>
             <w:tcMar>
               <w:top w:w="45" w:type="dxa"/>
@@ -7613,7 +8312,7 @@
       <w:tr>
         <w:tc>
           <w:tcPr>
-            <w:tcW w:w="5000" w:type="pct"/>
+            <w:tcW w:w="9411" w:type="dxa"/>
             <w:gridSpan w:val="6"/>
             <w:shd w:val="clear" w:color="auto" w:fill="F2F2F2"/>
             <w:tcMar>
@@ -7651,7 +8350,7 @@
       <w:tr>
         <w:tc>
           <w:tcPr>
-            <w:tcW w:w="833" w:type="pct"/>
+            <w:tcW w:w="680" w:type="dxa"/>
             <w:tcMar>
               <w:top w:w="45" w:type="dxa"/>
               <w:left w:w="105" w:type="dxa"/>
@@ -7681,7 +8380,7 @@
         </w:tc>
         <w:tc>
           <w:tcPr>
-            <w:tcW w:w="833" w:type="pct"/>
+            <w:tcW w:w="3969" w:type="dxa"/>
             <w:tcMar>
               <w:top w:w="45" w:type="dxa"/>
               <w:left w:w="105" w:type="dxa"/>
@@ -7711,7 +8410,7 @@
         </w:tc>
         <w:tc>
           <w:tcPr>
-            <w:tcW w:w="833" w:type="pct"/>
+            <w:tcW w:w="1134" w:type="dxa"/>
             <w:noWrap/>
             <w:tcMar>
               <w:top w:w="45" w:type="dxa"/>
@@ -7743,7 +8442,7 @@
         </w:tc>
         <w:tc>
           <w:tcPr>
-            <w:tcW w:w="833" w:type="pct"/>
+            <w:tcW w:w="1474" w:type="dxa"/>
             <w:noWrap/>
             <w:tcMar>
               <w:top w:w="45" w:type="dxa"/>
@@ -7775,7 +8474,7 @@
         </w:tc>
         <w:tc>
           <w:tcPr>
-            <w:tcW w:w="833" w:type="pct"/>
+            <w:tcW w:w="1077" w:type="dxa"/>
             <w:noWrap/>
             <w:tcMar>
               <w:top w:w="45" w:type="dxa"/>
@@ -7807,7 +8506,7 @@
         </w:tc>
         <w:tc>
           <w:tcPr>
-            <w:tcW w:w="833" w:type="pct"/>
+            <w:tcW w:w="1077" w:type="dxa"/>
             <w:noWrap/>
             <w:tcMar>
               <w:top w:w="45" w:type="dxa"/>
@@ -7841,7 +8540,7 @@
       <w:tr>
         <w:tc>
           <w:tcPr>
-            <w:tcW w:w="833" w:type="pct"/>
+            <w:tcW w:w="680" w:type="dxa"/>
             <w:tcMar>
               <w:top w:w="45" w:type="dxa"/>
               <w:left w:w="105" w:type="dxa"/>
@@ -7871,7 +8570,7 @@
         </w:tc>
         <w:tc>
           <w:tcPr>
-            <w:tcW w:w="833" w:type="pct"/>
+            <w:tcW w:w="3969" w:type="dxa"/>
             <w:tcMar>
               <w:top w:w="45" w:type="dxa"/>
               <w:left w:w="105" w:type="dxa"/>
@@ -7901,7 +8600,7 @@
         </w:tc>
         <w:tc>
           <w:tcPr>
-            <w:tcW w:w="833" w:type="pct"/>
+            <w:tcW w:w="1134" w:type="dxa"/>
             <w:noWrap/>
             <w:tcMar>
               <w:top w:w="45" w:type="dxa"/>
@@ -7933,7 +8632,7 @@
         </w:tc>
         <w:tc>
           <w:tcPr>
-            <w:tcW w:w="833" w:type="pct"/>
+            <w:tcW w:w="1474" w:type="dxa"/>
             <w:noWrap/>
             <w:tcMar>
               <w:top w:w="45" w:type="dxa"/>
@@ -7965,7 +8664,7 @@
         </w:tc>
         <w:tc>
           <w:tcPr>
-            <w:tcW w:w="833" w:type="pct"/>
+            <w:tcW w:w="1077" w:type="dxa"/>
             <w:noWrap/>
             <w:tcMar>
               <w:top w:w="45" w:type="dxa"/>
@@ -7997,7 +8696,7 @@
         </w:tc>
         <w:tc>
           <w:tcPr>
-            <w:tcW w:w="833" w:type="pct"/>
+            <w:tcW w:w="1077" w:type="dxa"/>
             <w:noWrap/>
             <w:tcMar>
               <w:top w:w="45" w:type="dxa"/>
@@ -8031,7 +8730,7 @@
       <w:tr>
         <w:tc>
           <w:tcPr>
-            <w:tcW w:w="833" w:type="pct"/>
+            <w:tcW w:w="680" w:type="dxa"/>
             <w:tcMar>
               <w:top w:w="45" w:type="dxa"/>
               <w:left w:w="105" w:type="dxa"/>
@@ -8061,7 +8760,7 @@
         </w:tc>
         <w:tc>
           <w:tcPr>
-            <w:tcW w:w="833" w:type="pct"/>
+            <w:tcW w:w="3969" w:type="dxa"/>
             <w:tcMar>
               <w:top w:w="45" w:type="dxa"/>
               <w:left w:w="105" w:type="dxa"/>
@@ -8091,7 +8790,7 @@
         </w:tc>
         <w:tc>
           <w:tcPr>
-            <w:tcW w:w="833" w:type="pct"/>
+            <w:tcW w:w="1134" w:type="dxa"/>
             <w:noWrap/>
             <w:tcMar>
               <w:top w:w="45" w:type="dxa"/>
@@ -8123,7 +8822,7 @@
         </w:tc>
         <w:tc>
           <w:tcPr>
-            <w:tcW w:w="833" w:type="pct"/>
+            <w:tcW w:w="1474" w:type="dxa"/>
             <w:noWrap/>
             <w:tcMar>
               <w:top w:w="45" w:type="dxa"/>
@@ -8155,7 +8854,7 @@
         </w:tc>
         <w:tc>
           <w:tcPr>
-            <w:tcW w:w="833" w:type="pct"/>
+            <w:tcW w:w="1077" w:type="dxa"/>
             <w:noWrap/>
             <w:tcMar>
               <w:top w:w="45" w:type="dxa"/>
@@ -8187,7 +8886,7 @@
         </w:tc>
         <w:tc>
           <w:tcPr>
-            <w:tcW w:w="833" w:type="pct"/>
+            <w:tcW w:w="1077" w:type="dxa"/>
             <w:noWrap/>
             <w:tcMar>
               <w:top w:w="45" w:type="dxa"/>
@@ -8221,7 +8920,7 @@
       <w:tr>
         <w:tc>
           <w:tcPr>
-            <w:tcW w:w="833" w:type="pct"/>
+            <w:tcW w:w="680" w:type="dxa"/>
             <w:tcMar>
               <w:top w:w="45" w:type="dxa"/>
               <w:left w:w="105" w:type="dxa"/>
@@ -8251,7 +8950,7 @@
         </w:tc>
         <w:tc>
           <w:tcPr>
-            <w:tcW w:w="833" w:type="pct"/>
+            <w:tcW w:w="3969" w:type="dxa"/>
             <w:tcMar>
               <w:top w:w="45" w:type="dxa"/>
               <w:left w:w="105" w:type="dxa"/>
@@ -8281,7 +8980,7 @@
         </w:tc>
         <w:tc>
           <w:tcPr>
-            <w:tcW w:w="833" w:type="pct"/>
+            <w:tcW w:w="1134" w:type="dxa"/>
             <w:noWrap/>
             <w:tcMar>
               <w:top w:w="45" w:type="dxa"/>
@@ -8313,7 +9012,7 @@
         </w:tc>
         <w:tc>
           <w:tcPr>
-            <w:tcW w:w="833" w:type="pct"/>
+            <w:tcW w:w="1474" w:type="dxa"/>
             <w:noWrap/>
             <w:tcMar>
               <w:top w:w="45" w:type="dxa"/>
@@ -8345,7 +9044,7 @@
         </w:tc>
         <w:tc>
           <w:tcPr>
-            <w:tcW w:w="833" w:type="pct"/>
+            <w:tcW w:w="1077" w:type="dxa"/>
             <w:noWrap/>
             <w:tcMar>
               <w:top w:w="45" w:type="dxa"/>
@@ -8377,7 +9076,7 @@
         </w:tc>
         <w:tc>
           <w:tcPr>
-            <w:tcW w:w="833" w:type="pct"/>
+            <w:tcW w:w="1077" w:type="dxa"/>
             <w:noWrap/>
             <w:tcMar>
               <w:top w:w="45" w:type="dxa"/>
@@ -8411,7 +9110,7 @@
       <w:tr>
         <w:tc>
           <w:tcPr>
-            <w:tcW w:w="833" w:type="pct"/>
+            <w:tcW w:w="680" w:type="dxa"/>
             <w:tcMar>
               <w:top w:w="45" w:type="dxa"/>
               <w:left w:w="105" w:type="dxa"/>
@@ -8445,7 +9144,7 @@
         </w:tc>
         <w:tc>
           <w:tcPr>
-            <w:tcW w:w="833" w:type="pct"/>
+            <w:tcW w:w="3969" w:type="dxa"/>
             <w:tcMar>
               <w:top w:w="45" w:type="dxa"/>
               <w:left w:w="105" w:type="dxa"/>
@@ -8479,7 +9178,7 @@
         </w:tc>
         <w:tc>
           <w:tcPr>
-            <w:tcW w:w="833" w:type="pct"/>
+            <w:tcW w:w="1134" w:type="dxa"/>
             <w:noWrap/>
             <w:tcMar>
               <w:top w:w="45" w:type="dxa"/>
@@ -8515,7 +9214,7 @@
         </w:tc>
         <w:tc>
           <w:tcPr>
-            <w:tcW w:w="833" w:type="pct"/>
+            <w:tcW w:w="1474" w:type="dxa"/>
             <w:noWrap/>
             <w:tcMar>
               <w:top w:w="45" w:type="dxa"/>
@@ -8551,7 +9250,7 @@
         </w:tc>
         <w:tc>
           <w:tcPr>
-            <w:tcW w:w="833" w:type="pct"/>
+            <w:tcW w:w="1077" w:type="dxa"/>
             <w:noWrap/>
             <w:tcMar>
               <w:top w:w="45" w:type="dxa"/>
@@ -8587,7 +9286,7 @@
         </w:tc>
         <w:tc>
           <w:tcPr>
-            <w:tcW w:w="833" w:type="pct"/>
+            <w:tcW w:w="1077" w:type="dxa"/>
             <w:noWrap/>
             <w:tcMar>
               <w:top w:w="45" w:type="dxa"/>
@@ -8625,7 +9324,7 @@
       <w:tr>
         <w:tc>
           <w:tcPr>
-            <w:tcW w:w="833" w:type="pct"/>
+            <w:tcW w:w="680" w:type="dxa"/>
             <w:tcMar>
               <w:top w:w="45" w:type="dxa"/>
               <w:left w:w="105" w:type="dxa"/>
@@ -8655,7 +9354,7 @@
         </w:tc>
         <w:tc>
           <w:tcPr>
-            <w:tcW w:w="833" w:type="pct"/>
+            <w:tcW w:w="3969" w:type="dxa"/>
             <w:tcMar>
               <w:top w:w="45" w:type="dxa"/>
               <w:left w:w="105" w:type="dxa"/>
@@ -8685,7 +9384,7 @@
         </w:tc>
         <w:tc>
           <w:tcPr>
-            <w:tcW w:w="833" w:type="pct"/>
+            <w:tcW w:w="1134" w:type="dxa"/>
             <w:noWrap/>
             <w:tcMar>
               <w:top w:w="45" w:type="dxa"/>
@@ -8717,7 +9416,7 @@
         </w:tc>
         <w:tc>
           <w:tcPr>
-            <w:tcW w:w="833" w:type="pct"/>
+            <w:tcW w:w="1474" w:type="dxa"/>
             <w:noWrap/>
             <w:tcMar>
               <w:top w:w="45" w:type="dxa"/>
@@ -8749,7 +9448,7 @@
         </w:tc>
         <w:tc>
           <w:tcPr>
-            <w:tcW w:w="833" w:type="pct"/>
+            <w:tcW w:w="1077" w:type="dxa"/>
             <w:noWrap/>
             <w:tcMar>
               <w:top w:w="45" w:type="dxa"/>
@@ -8781,7 +9480,7 @@
         </w:tc>
         <w:tc>
           <w:tcPr>
-            <w:tcW w:w="833" w:type="pct"/>
+            <w:tcW w:w="1077" w:type="dxa"/>
             <w:noWrap/>
             <w:tcMar>
               <w:top w:w="45" w:type="dxa"/>
@@ -8826,7 +9525,7 @@
           <w:rFonts w:ascii="Cambria" w:hAnsi="Cambria"/>
           <w:lang w:val="en"/>
         </w:rPr>
-        <w:t xml:space="preserve">Table 2. All experiments. For neural models, accuracy and F1 negative are means over seeds. Full per-class results are in </w:t>
+        <w:t xml:space="preserve">Table 3. All experiments. For neural models, accuracy and F1 negative are means over seeds. Full per-class results are in </w:t>
       </w:r>
       <w:r>
         <w:rPr>
@@ -8969,16 +9668,7 @@
           <w:szCs w:val="21"/>
           <w:lang w:val="en"/>
         </w:rPr>
-        <w:t>The best linear models reach 0.47–0.49 test macro-F1, about tw</w:t>
-      </w:r>
-      <w:r>
-        <w:rPr>
-          <w:rFonts w:ascii="Cambria" w:hAnsi="Cambria"/>
-          <w:sz w:val="21"/>
-          <w:szCs w:val="21"/>
-          <w:lang w:val="en"/>
-        </w:rPr>
-        <w:t xml:space="preserve">ice the majority-class floor. Accuracy alone is misleading here: the majority baseline (0.594) is </w:t>
+        <w:t xml:space="preserve">The best linear models reach 0.47–0.49 test macro-F1, about twice the majority-class floor. Accuracy alone is misleading here: the majority baseline (0.594) is </w:t>
       </w:r>
       <w:r>
         <w:rPr>
@@ -8998,34 +9688,34 @@
           <w:szCs w:val="21"/>
           <w:lang w:val="en"/>
         </w:rPr>
-        <w:t xml:space="preserve"> accurate than several real models. Class weighting is the single largest effect. Without it, negative-class F1 collapses to 0.05–0.09 because the classif</w:t>
-      </w:r>
-      <w:r>
-        <w:rPr>
-          <w:rFonts w:ascii="Cambria" w:hAnsi="Cambria"/>
-          <w:sz w:val="21"/>
-          <w:szCs w:val="21"/>
-          <w:lang w:val="en"/>
-        </w:rPr>
-        <w:t>ier almost never predicts the rare class (B1b, B2b), and macro-F1 drops by about 0.08. Cleaning made no measurable difference (B1 vs B1a), which is plausible since the release had already removed emojis, punctuation and mentions. Character n-grams were bes</w:t>
-      </w:r>
-      <w:r>
-        <w:rPr>
-          <w:rFonts w:ascii="Cambria" w:hAnsi="Cambria"/>
-          <w:sz w:val="21"/>
-          <w:szCs w:val="21"/>
-          <w:lang w:val="en"/>
-        </w:rPr>
-        <w:t>t on validation (0.491) but not on test (0.456). Differences of a few points are within the noise of a 453-tweet validation set (48 negative examples). This was the first sign that single-run comparisons are unreliable here, and it motivated the use of mul</w:t>
-      </w:r>
-      <w:r>
-        <w:rPr>
-          <w:rFonts w:ascii="Cambria" w:hAnsi="Cambria"/>
-          <w:sz w:val="21"/>
-          <w:szCs w:val="21"/>
-          <w:lang w:val="en"/>
-        </w:rPr>
-        <w:t>tiple seeds for the neural models.</w:t>
+        <w:t xml:space="preserve"> accurate than several real models. Class weighting is the single largest effect. Without it</w:t>
+      </w:r>
+      <w:r>
+        <w:rPr>
+          <w:rFonts w:ascii="Cambria" w:hAnsi="Cambria"/>
+          <w:sz w:val="21"/>
+          <w:szCs w:val="21"/>
+          <w:lang w:val="en"/>
+        </w:rPr>
+        <w:t>, negative-class F1 collapses to 0.05–0.09 because the classifier almost never predicts the rare class (B1b, B2b), and macro-F1 drops by about 0.08. Cleaning made no measurable difference (B1 vs B1a), which is plausible since the release had already remove</w:t>
+      </w:r>
+      <w:r>
+        <w:rPr>
+          <w:rFonts w:ascii="Cambria" w:hAnsi="Cambria"/>
+          <w:sz w:val="21"/>
+          <w:szCs w:val="21"/>
+          <w:lang w:val="en"/>
+        </w:rPr>
+        <w:t>d emojis, punctuation and mentions. Character n-grams were best on validation (0.491) but not on test (0.456). Differences of a few points are within the noise of a 453-tweet validation set (48 negative examples). This was the first sign that single-run co</w:t>
+      </w:r>
+      <w:r>
+        <w:rPr>
+          <w:rFonts w:ascii="Cambria" w:hAnsi="Cambria"/>
+          <w:sz w:val="21"/>
+          <w:szCs w:val="21"/>
+          <w:lang w:val="en"/>
+        </w:rPr>
+        <w:t>mparisons are unreliable here, and it motivated the use of multiple seeds for the neural models.</w:t>
       </w:r>
     </w:p>
     <w:p>
@@ -9061,25 +9751,25 @@
           <w:szCs w:val="21"/>
           <w:lang w:val="en"/>
         </w:rPr>
-        <w:t>No BiLSTM configuration beats the TF-IDF baseline. The learning curve (Figure 3) shows why: training loss falls to about 0.06 while validation macro-F1 peaks at epoch 4, whic</w:t>
-      </w:r>
-      <w:r>
-        <w:rPr>
-          <w:rFonts w:ascii="Cambria" w:hAnsi="Cambria"/>
-          <w:sz w:val="21"/>
-          <w:szCs w:val="21"/>
-          <w:lang w:val="en"/>
-        </w:rPr>
-        <w:t>h is classic overfitting. Early stopping limits the damage but cannot create information. With 3.65M parameters and 1,810 short tweets, the network memorises the training set. A linear model over sparse features has a much stronger bias suited to small dat</w:t>
-      </w:r>
-      <w:r>
-        <w:rPr>
-          <w:rFonts w:ascii="Cambria" w:hAnsi="Cambria"/>
-          <w:sz w:val="21"/>
-          <w:szCs w:val="21"/>
-          <w:lang w:val="en"/>
-        </w:rPr>
-        <w:t>a.</w:t>
+        <w:t xml:space="preserve">No BiLSTM configuration beats the TF-IDF baseline. The learning curve (Figure 3) shows why: training loss falls </w:t>
+      </w:r>
+      <w:r>
+        <w:rPr>
+          <w:rFonts w:ascii="Cambria" w:hAnsi="Cambria"/>
+          <w:sz w:val="21"/>
+          <w:szCs w:val="21"/>
+          <w:lang w:val="en"/>
+        </w:rPr>
+        <w:t>to about 0.06 while validation macro-F1 peaks at epoch 4, which is classic overfitting. Early stopping limits the damage but cannot create information. With 3.65M parameters and 1,810 short tweets, the network memorises the training set. A linear model ove</w:t>
+      </w:r>
+      <w:r>
+        <w:rPr>
+          <w:rFonts w:ascii="Cambria" w:hAnsi="Cambria"/>
+          <w:sz w:val="21"/>
+          <w:szCs w:val="21"/>
+          <w:lang w:val="en"/>
+        </w:rPr>
+        <w:t>r sparse features has a much stronger bias suited to small data.</w:t>
       </w:r>
     </w:p>
     <w:p>
@@ -9157,25 +9847,34 @@
           <w:szCs w:val="21"/>
           <w:lang w:val="en"/>
         </w:rPr>
-        <w:t xml:space="preserve">fastText initialisation helps modestly. It adds +0.01 macro-F1 (L1 → L3) </w:t>
-      </w:r>
-      <w:r>
-        <w:rPr>
-          <w:rFonts w:ascii="Cambria" w:hAnsi="Cambria"/>
-          <w:sz w:val="21"/>
-          <w:szCs w:val="21"/>
-          <w:lang w:val="en"/>
-        </w:rPr>
-        <w:t>and halves the variance across seeds (0.020 → 0.008). It cannot do more because only 66% of training word types have a fastText vector: Common Crawl Kiswahili is formal web text, while tweets contain slang and merged words. Freezing or fine-tuning the embe</w:t>
-      </w:r>
-      <w:r>
-        <w:rPr>
-          <w:rFonts w:ascii="Cambria" w:hAnsi="Cambria"/>
-          <w:sz w:val="21"/>
-          <w:szCs w:val="21"/>
-          <w:lang w:val="en"/>
-        </w:rPr>
-        <w:t>ddings makes no difference (0.444 vs 0.446). Attention pooling is the best BiLSTM on test (0.455) but not on validation, again within noise. Inspecting its weights shows attention concentrated on topic and function words (</w:t>
+        <w:t>fastText in</w:t>
+      </w:r>
+      <w:r>
+        <w:rPr>
+          <w:rFonts w:ascii="Cambria" w:hAnsi="Cambria"/>
+          <w:sz w:val="21"/>
+          <w:szCs w:val="21"/>
+          <w:lang w:val="en"/>
+        </w:rPr>
+        <w:t>itialisation helps modestly. It adds +0.01 macro-F1 (L1 → L3) and halves the variance across seeds (0.020 → 0.008). It cannot do more because only 66% of training word types have a fastText vector: Common Crawl Kiswahili is formal web text, while tweets co</w:t>
+      </w:r>
+      <w:r>
+        <w:rPr>
+          <w:rFonts w:ascii="Cambria" w:hAnsi="Cambria"/>
+          <w:sz w:val="21"/>
+          <w:szCs w:val="21"/>
+          <w:lang w:val="en"/>
+        </w:rPr>
+        <w:t>ntain slang and merged words. Freezing or fine-tuning the embeddings makes no difference (0.444 vs 0.446). Attention pooling is the best BiLSTM on test (0.455) but not on validation, again within noise. Inspecting its weights shows attention concentrated o</w:t>
+      </w:r>
+      <w:r>
+        <w:rPr>
+          <w:rFonts w:ascii="Cambria" w:hAnsi="Cambria"/>
+          <w:sz w:val="21"/>
+          <w:szCs w:val="21"/>
+          <w:lang w:val="en"/>
+        </w:rPr>
+        <w:t>n topic and function words (</w:t>
       </w:r>
       <w:r>
         <w:rPr>
@@ -9213,16 +9912,7 @@
           <w:szCs w:val="21"/>
           <w:lang w:val="en"/>
         </w:rPr>
-        <w:t xml:space="preserve"> "year", numbe</w:t>
-      </w:r>
-      <w:r>
-        <w:rPr>
-          <w:rFonts w:ascii="Cambria" w:hAnsi="Cambria"/>
-          <w:sz w:val="21"/>
-          <w:szCs w:val="21"/>
-          <w:lang w:val="en"/>
-        </w:rPr>
-        <w:t>rs) rather than on sentiment words. This is consistent with the finding that attention weights are not faithful explanations (Jain &amp; Wallace, 2019).</w:t>
+        <w:t xml:space="preserve"> "year", numbers) rather than on sentiment words. This is consistent with the finding that attention weights are not faithful explanations (Jain &amp; Wallace, 2019).</w:t>
       </w:r>
     </w:p>
     <w:p>
@@ -9331,14 +10021,7 @@
           <w:rFonts w:ascii="Cambria" w:eastAsia="Times New Roman" w:hAnsi="Cambria"/>
           <w:lang w:val="en"/>
         </w:rPr>
-        <w:t>6.3 T</w:t>
-      </w:r>
-      <w:r>
-        <w:rPr>
-          <w:rFonts w:ascii="Cambria" w:eastAsia="Times New Roman" w:hAnsi="Cambria"/>
-          <w:lang w:val="en"/>
-        </w:rPr>
-        <w:t>ransformers: African-language pretraining is decisive</w:t>
+        <w:t>6.3 Transformers: African-language pretraining is decisive</w:t>
       </w:r>
     </w:p>
     <w:p>
@@ -9358,16 +10041,16 @@
           <w:szCs w:val="21"/>
           <w:lang w:val="en"/>
         </w:rPr>
-        <w:t>The two Africa-centric encoders reach about 0.555 macro-F1, roughly 0.07 above the best TF-IDF model and 0.10 above the BiLSTM. They also raise negative-class F1 from about 0.31 to 0.52, so the improvem</w:t>
-      </w:r>
-      <w:r>
-        <w:rPr>
-          <w:rFonts w:ascii="Cambria" w:hAnsi="Cambria"/>
-          <w:sz w:val="21"/>
-          <w:szCs w:val="21"/>
-          <w:lang w:val="en"/>
-        </w:rPr>
-        <w:t xml:space="preserve">ent is concentrated on the hardest class. The two general multilingual models, by contrast, score </w:t>
+        <w:t>The two Africa-centric encoders reach about 0.555 macro-F1, roughly 0.07 above the best TF</w:t>
+      </w:r>
+      <w:r>
+        <w:rPr>
+          <w:rFonts w:ascii="Cambria" w:hAnsi="Cambria"/>
+          <w:sz w:val="21"/>
+          <w:szCs w:val="21"/>
+          <w:lang w:val="en"/>
+        </w:rPr>
+        <w:t xml:space="preserve">-IDF model and 0.10 above the BiLSTM. They also raise negative-class F1 from about 0.31 to 0.52, so the improvement is concentrated on the hardest class. The two general multilingual models, by contrast, score </w:t>
       </w:r>
       <w:r>
         <w:rPr>
@@ -9407,7 +10090,16 @@
           <w:szCs w:val="21"/>
           <w:lang w:val="en"/>
         </w:rPr>
-        <w:t xml:space="preserve">The cleanest comparison is </w:t>
+        <w:t>The cleanest compar</w:t>
+      </w:r>
+      <w:r>
+        <w:rPr>
+          <w:rFonts w:ascii="Cambria" w:hAnsi="Cambria"/>
+          <w:sz w:val="21"/>
+          <w:szCs w:val="21"/>
+          <w:lang w:val="en"/>
+        </w:rPr>
+        <w:t xml:space="preserve">ison is </w:t>
       </w:r>
       <w:r>
         <w:rPr>
@@ -9427,16 +10119,7 @@
           <w:szCs w:val="21"/>
           <w:lang w:val="en"/>
         </w:rPr>
-        <w:t>. The two have the same architecture, size and tokenizer, and AfroXLMR is XLM-R with ad</w:t>
-      </w:r>
-      <w:r>
-        <w:rPr>
-          <w:rFonts w:ascii="Cambria" w:hAnsi="Cambria"/>
-          <w:sz w:val="21"/>
-          <w:szCs w:val="21"/>
-          <w:lang w:val="en"/>
-        </w:rPr>
-        <w:t>ditional pretraining on African-language text (Alabi et al., 2022). That additional pretraining alone is worth +0.17 macro-F1 here.</w:t>
+        <w:t>. The two have the same architecture, size and tokenizer, and AfroXLMR is XLM-R with additional pretraining on African-language text (Alabi et al., 2022). That additional pretraining alone is worth +0.17 macro-F1 here.</w:t>
       </w:r>
     </w:p>
     <w:p>
@@ -9456,21 +10139,22 @@
           <w:szCs w:val="21"/>
           <w:lang w:val="en"/>
         </w:rPr>
-        <w:t>XLM-R's large standard deviation (0.149) shows that at least one of its three runs failed to train properly. This instabilit</w:t>
-      </w:r>
-      <w:r>
-        <w:rPr>
-          <w:rFonts w:ascii="Cambria" w:hAnsi="Cambria"/>
-          <w:sz w:val="21"/>
-          <w:szCs w:val="21"/>
-          <w:lang w:val="en"/>
-        </w:rPr>
-        <w:t>y of fine-tuning on small datasets is well documented (Mosbach et al., 2021; Dodge et al., 2020), and it is why seed averaging was necessary.</w:t>
+        <w:t>XLM-R's larg</w:t>
+      </w:r>
+      <w:r>
+        <w:rPr>
+          <w:rFonts w:ascii="Cambria" w:hAnsi="Cambria"/>
+          <w:sz w:val="21"/>
+          <w:szCs w:val="21"/>
+          <w:lang w:val="en"/>
+        </w:rPr>
+        <w:t>e standard deviation (0.149) shows that at least one of its three runs failed to train properly. This instability of fine-tuning on small datasets is well documented (Mosbach et al., 2021; Dodge et al., 2020), and it is why seed averaging was necessary.</w:t>
       </w:r>
     </w:p>
     <w:tbl>
       <w:tblPr>
-        <w:tblW w:w="5000" w:type="pct"/>
+        <w:tblW w:w="9411" w:type="dxa"/>
+        <w:tblLayout w:type="fixed"/>
         <w:tblCellMar>
           <w:top w:w="15" w:type="dxa"/>
           <w:left w:w="15" w:type="dxa"/>
@@ -9480,10 +10164,10 @@
         <w:tblLook w:val="04A0" w:firstRow="1" w:lastRow="0" w:firstColumn="1" w:lastColumn="0" w:noHBand="0" w:noVBand="1"/>
       </w:tblPr>
       <w:tblGrid>
-        <w:gridCol w:w="480"/>
-        <w:gridCol w:w="480"/>
-        <w:gridCol w:w="480"/>
-        <w:gridCol w:w="480"/>
+        <w:gridCol w:w="1701"/>
+        <w:gridCol w:w="1304"/>
+        <w:gridCol w:w="1021"/>
+        <w:gridCol w:w="5386"/>
       </w:tblGrid>
       <w:tr>
         <w:trPr>
@@ -9491,7 +10175,7 @@
         </w:trPr>
         <w:tc>
           <w:tcPr>
-            <w:tcW w:w="1250" w:type="pct"/>
+            <w:tcW w:w="1701" w:type="dxa"/>
             <w:tcMar>
               <w:top w:w="45" w:type="dxa"/>
               <w:left w:w="105" w:type="dxa"/>
@@ -9525,7 +10209,7 @@
         </w:tc>
         <w:tc>
           <w:tcPr>
-            <w:tcW w:w="1250" w:type="pct"/>
+            <w:tcW w:w="1304" w:type="dxa"/>
             <w:noWrap/>
             <w:tcMar>
               <w:top w:w="45" w:type="dxa"/>
@@ -9561,7 +10245,7 @@
         </w:tc>
         <w:tc>
           <w:tcPr>
-            <w:tcW w:w="1250" w:type="pct"/>
+            <w:tcW w:w="1021" w:type="dxa"/>
             <w:noWrap/>
             <w:tcMar>
               <w:top w:w="45" w:type="dxa"/>
@@ -9597,7 +10281,7 @@
         </w:tc>
         <w:tc>
           <w:tcPr>
-            <w:tcW w:w="1250" w:type="pct"/>
+            <w:tcW w:w="5386" w:type="dxa"/>
             <w:tcMar>
               <w:top w:w="45" w:type="dxa"/>
               <w:left w:w="105" w:type="dxa"/>
@@ -9654,7 +10338,7 @@
       <w:tr>
         <w:tc>
           <w:tcPr>
-            <w:tcW w:w="1250" w:type="pct"/>
+            <w:tcW w:w="1701" w:type="dxa"/>
             <w:tcMar>
               <w:top w:w="45" w:type="dxa"/>
               <w:left w:w="105" w:type="dxa"/>
@@ -9684,7 +10368,7 @@
         </w:tc>
         <w:tc>
           <w:tcPr>
-            <w:tcW w:w="1250" w:type="pct"/>
+            <w:tcW w:w="1304" w:type="dxa"/>
             <w:noWrap/>
             <w:tcMar>
               <w:top w:w="45" w:type="dxa"/>
@@ -9716,7 +10400,7 @@
         </w:tc>
         <w:tc>
           <w:tcPr>
-            <w:tcW w:w="1250" w:type="pct"/>
+            <w:tcW w:w="1021" w:type="dxa"/>
             <w:noWrap/>
             <w:tcMar>
               <w:top w:w="45" w:type="dxa"/>
@@ -9748,7 +10432,7 @@
         </w:tc>
         <w:tc>
           <w:tcPr>
-            <w:tcW w:w="1250" w:type="pct"/>
+            <w:tcW w:w="5386" w:type="dxa"/>
             <w:tcMar>
               <w:top w:w="45" w:type="dxa"/>
               <w:left w:w="105" w:type="dxa"/>
@@ -9778,7 +10462,7 @@
       <w:tr>
         <w:tc>
           <w:tcPr>
-            <w:tcW w:w="1250" w:type="pct"/>
+            <w:tcW w:w="1701" w:type="dxa"/>
             <w:tcMar>
               <w:top w:w="45" w:type="dxa"/>
               <w:left w:w="105" w:type="dxa"/>
@@ -9808,7 +10492,7 @@
         </w:tc>
         <w:tc>
           <w:tcPr>
-            <w:tcW w:w="1250" w:type="pct"/>
+            <w:tcW w:w="1304" w:type="dxa"/>
             <w:noWrap/>
             <w:tcMar>
               <w:top w:w="45" w:type="dxa"/>
@@ -9840,7 +10524,7 @@
         </w:tc>
         <w:tc>
           <w:tcPr>
-            <w:tcW w:w="1250" w:type="pct"/>
+            <w:tcW w:w="1021" w:type="dxa"/>
             <w:noWrap/>
             <w:tcMar>
               <w:top w:w="45" w:type="dxa"/>
@@ -9872,7 +10556,7 @@
         </w:tc>
         <w:tc>
           <w:tcPr>
-            <w:tcW w:w="1250" w:type="pct"/>
+            <w:tcW w:w="5386" w:type="dxa"/>
             <w:tcMar>
               <w:top w:w="45" w:type="dxa"/>
               <w:left w:w="105" w:type="dxa"/>
@@ -9922,7 +10606,7 @@
       <w:tr>
         <w:tc>
           <w:tcPr>
-            <w:tcW w:w="1250" w:type="pct"/>
+            <w:tcW w:w="1701" w:type="dxa"/>
             <w:tcMar>
               <w:top w:w="45" w:type="dxa"/>
               <w:left w:w="105" w:type="dxa"/>
@@ -9952,7 +10636,7 @@
         </w:tc>
         <w:tc>
           <w:tcPr>
-            <w:tcW w:w="1250" w:type="pct"/>
+            <w:tcW w:w="1304" w:type="dxa"/>
             <w:noWrap/>
             <w:tcMar>
               <w:top w:w="45" w:type="dxa"/>
@@ -9984,7 +10668,7 @@
         </w:tc>
         <w:tc>
           <w:tcPr>
-            <w:tcW w:w="1250" w:type="pct"/>
+            <w:tcW w:w="1021" w:type="dxa"/>
             <w:noWrap/>
             <w:tcMar>
               <w:top w:w="45" w:type="dxa"/>
@@ -10016,7 +10700,7 @@
         </w:tc>
         <w:tc>
           <w:tcPr>
-            <w:tcW w:w="1250" w:type="pct"/>
+            <w:tcW w:w="5386" w:type="dxa"/>
             <w:tcMar>
               <w:top w:w="45" w:type="dxa"/>
               <w:left w:w="105" w:type="dxa"/>
@@ -10077,7 +10761,7 @@
           <w:rFonts w:ascii="Cambria" w:hAnsi="Cambria"/>
           <w:lang w:val="en"/>
         </w:rPr>
-        <w:t xml:space="preserve">Table 3. Tokenizer fertility (subword tokens per word) on all 1,810 training tweets. </w:t>
+        <w:t xml:space="preserve">Table 4. Tokenizer fertility (subword tokens per word) on all 1,810 training tweets. </w:t>
       </w:r>
       <w:r>
         <w:rPr>
@@ -10106,14 +10790,7 @@
           <w:rFonts w:ascii="Cambria" w:hAnsi="Cambria"/>
           <w:lang w:val="en"/>
         </w:rPr>
-        <w:t xml:space="preserve"> mark</w:t>
-      </w:r>
-      <w:r>
-        <w:rPr>
-          <w:rFonts w:ascii="Cambria" w:hAnsi="Cambria"/>
-          <w:lang w:val="en"/>
-        </w:rPr>
-        <w:t>s a word continuation.</w:t>
+        <w:t xml:space="preserve"> marks a word continuation.</w:t>
       </w:r>
     </w:p>
     <w:p>
@@ -10133,7 +10810,16 @@
           <w:szCs w:val="21"/>
           <w:lang w:val="en"/>
         </w:rPr>
-        <w:t xml:space="preserve">Tokenization tells part of the story (Table 3). AfriBERTa, with a vocabulary built for African languages, splits Kiswahili least and keeps </w:t>
+        <w:t>Tokenization tells part of the story (Table 4). AfriBERTa, with a vocabulary built for African languages, spl</w:t>
+      </w:r>
+      <w:r>
+        <w:rPr>
+          <w:rFonts w:ascii="Cambria" w:hAnsi="Cambria"/>
+          <w:sz w:val="21"/>
+          <w:szCs w:val="21"/>
+          <w:lang w:val="en"/>
+        </w:rPr>
+        <w:t xml:space="preserve">its Kiswahili least and keeps </w:t>
       </w:r>
       <w:r>
         <w:rPr>
@@ -10152,16 +10838,7 @@
           <w:szCs w:val="21"/>
           <w:lang w:val="en"/>
         </w:rPr>
-        <w:t xml:space="preserve"> as a single token, while mBERT fragments it into four pieces. But XLM-R and AfroXLM</w:t>
-      </w:r>
-      <w:r>
-        <w:rPr>
-          <w:rFonts w:ascii="Cambria" w:hAnsi="Cambria"/>
-          <w:sz w:val="21"/>
-          <w:szCs w:val="21"/>
-          <w:lang w:val="en"/>
-        </w:rPr>
-        <w:t xml:space="preserve">R have </w:t>
+        <w:t xml:space="preserve"> as a single token, while mBERT fragments it into four pieces. But XLM-R and AfroXLMR have </w:t>
       </w:r>
       <w:r>
         <w:rPr>
@@ -10181,16 +10858,25 @@
           <w:szCs w:val="21"/>
           <w:lang w:val="en"/>
         </w:rPr>
-        <w:t xml:space="preserve"> fertility and very different scores. Tokenization alone therefore cannot explain the gap; what the encoder learned during pretraining matters more (cf. Rust et al., 2021). AfriBERTa matches AfroXLMR with less than half the parameters, cons</w:t>
-      </w:r>
-      <w:r>
-        <w:rPr>
-          <w:rFonts w:ascii="Cambria" w:hAnsi="Cambria"/>
-          <w:sz w:val="21"/>
-          <w:szCs w:val="21"/>
-          <w:lang w:val="en"/>
-        </w:rPr>
-        <w:t>istent with Ogueji et al. (2021).</w:t>
+        <w:t xml:space="preserve"> </w:t>
+      </w:r>
+      <w:r>
+        <w:rPr>
+          <w:rFonts w:ascii="Cambria" w:hAnsi="Cambria"/>
+          <w:sz w:val="21"/>
+          <w:szCs w:val="21"/>
+          <w:lang w:val="en"/>
+        </w:rPr>
+        <w:t>fertility and very different scores. Tokenization alone therefore cannot explain the gap; what the encoder learned during pretraining matters more (cf. Rust et al., 2021). AfriBERTa matches AfroXLMR with less than half the parameters, consistent with Oguej</w:t>
+      </w:r>
+      <w:r>
+        <w:rPr>
+          <w:rFonts w:ascii="Cambria" w:hAnsi="Cambria"/>
+          <w:sz w:val="21"/>
+          <w:szCs w:val="21"/>
+          <w:lang w:val="en"/>
+        </w:rPr>
+        <w:t>i et al. (2021).</w:t>
       </w:r>
     </w:p>
     <w:p>
@@ -10210,16 +10896,16 @@
           <w:szCs w:val="21"/>
           <w:lang w:val="en"/>
         </w:rPr>
-        <w:t>For comparison with published work, my AfriBERTa-large runs reach 58.2% (T3) and 60.6% (T5) accuracy. The AfriSenti paper reports 61.5% for the same model on the same task (Muhammad et al., 2023a, Table 7). Their setup dif</w:t>
-      </w:r>
-      <w:r>
-        <w:rPr>
-          <w:rFonts w:ascii="Cambria" w:hAnsi="Cambria"/>
-          <w:sz w:val="21"/>
-          <w:szCs w:val="21"/>
-          <w:lang w:val="en"/>
-        </w:rPr>
-        <w:t>fers in learning rate, batch size and number of epochs, and their version of the text keeps emojis and punctuation.</w:t>
+        <w:t xml:space="preserve">For comparison with published work, my AfriBERTa-large runs reach 58.2% (T3) and 60.6% (T5) accuracy. The AfriSenti paper reports 61.5% for the same model on the same task (Muhammad et al., 2023a, Table 7). Their setup differs in learning </w:t>
+      </w:r>
+      <w:r>
+        <w:rPr>
+          <w:rFonts w:ascii="Cambria" w:hAnsi="Cambria"/>
+          <w:sz w:val="21"/>
+          <w:szCs w:val="21"/>
+          <w:lang w:val="en"/>
+        </w:rPr>
+        <w:t>rate, batch size and number of epochs, and their version of the text keeps emojis and punctuation.</w:t>
       </w:r>
     </w:p>
     <w:p>
@@ -10250,16 +10936,16 @@
           <w:szCs w:val="21"/>
           <w:lang w:val="en"/>
         </w:rPr>
-        <w:t xml:space="preserve"> Without class weighting, AfriBERTa performs as well or slightly better (T5: 0.566 ± 0.005 vs T3: 0.556 ± 0.013), with identical n</w:t>
-      </w:r>
-      <w:r>
-        <w:rPr>
-          <w:rFonts w:ascii="Cambria" w:hAnsi="Cambria"/>
-          <w:sz w:val="21"/>
-          <w:szCs w:val="21"/>
-          <w:lang w:val="en"/>
-        </w:rPr>
-        <w:t xml:space="preserve">egative-class F1. Unlike for TF-IDF, where removing weights cost 0.08, the pretrained representations already separate the rare class. T5 has the best validation score, so it is the configuration I deployed. With the encoder </w:t>
+        <w:t xml:space="preserve"> Without class weighting, AfriBERTa performs as well or slightly better (T5: 0.566 ± 0.005 vs T3: 0.556 ± 0.013), with identical negative-class F1.</w:t>
+      </w:r>
+      <w:r>
+        <w:rPr>
+          <w:rFonts w:ascii="Cambria" w:hAnsi="Cambria"/>
+          <w:sz w:val="21"/>
+          <w:szCs w:val="21"/>
+          <w:lang w:val="en"/>
+        </w:rPr>
+        <w:t xml:space="preserve"> Unlike for TF-IDF, where removing weights cost 0.08, the pretrained representations already separate the rare class. T5 has the best validation score, so it is the configuration I deployed. With the encoder </w:t>
       </w:r>
       <w:r>
         <w:rPr>
@@ -10279,16 +10965,16 @@
           <w:szCs w:val="21"/>
           <w:lang w:val="en"/>
         </w:rPr>
-        <w:t xml:space="preserve"> (T6), AfriBERTa still re</w:t>
-      </w:r>
-      <w:r>
-        <w:rPr>
-          <w:rFonts w:ascii="Cambria" w:hAnsi="Cambria"/>
-          <w:sz w:val="21"/>
-          <w:szCs w:val="21"/>
-          <w:lang w:val="en"/>
-        </w:rPr>
-        <w:t>aches 0.537 and beats every non-Transformer model. Most of the gain therefore comes from the pretrained representations themselves, with full fine-tuning adding a further 0.02–0.03.</w:t>
+        <w:t xml:space="preserve"> (T6), AfriBERTa still reaches 0.537 and b</w:t>
+      </w:r>
+      <w:r>
+        <w:rPr>
+          <w:rFonts w:ascii="Cambria" w:hAnsi="Cambria"/>
+          <w:sz w:val="21"/>
+          <w:szCs w:val="21"/>
+          <w:lang w:val="en"/>
+        </w:rPr>
+        <w:t>eats every non-Transformer model. Most of the gain therefore comes from the pretrained representations themselves, with full fine-tuning adding a further 0.02–0.03.</w:t>
       </w:r>
     </w:p>
     <w:p>
@@ -10319,21 +11005,22 @@
           <w:szCs w:val="21"/>
           <w:lang w:val="en"/>
         </w:rPr>
-        <w:t xml:space="preserve"> </w:t>
-      </w:r>
-      <w:r>
-        <w:rPr>
-          <w:rFonts w:ascii="Cambria" w:hAnsi="Cambria"/>
-          <w:sz w:val="21"/>
-          <w:szCs w:val="21"/>
-          <w:lang w:val="en"/>
-        </w:rPr>
-        <w:t>The deployed model (T5, seed 42; test macro-F1 0.568, accuracy 0.623) was compared with the best TF-IDF model and the best BiLSTM using the paired bootstrap:</w:t>
+        <w:t xml:space="preserve"> The deployed model (T5, seed 42; test macro-F1 0.568, accuracy 0.</w:t>
+      </w:r>
+      <w:r>
+        <w:rPr>
+          <w:rFonts w:ascii="Cambria" w:hAnsi="Cambria"/>
+          <w:sz w:val="21"/>
+          <w:szCs w:val="21"/>
+          <w:lang w:val="en"/>
+        </w:rPr>
+        <w:t>623) was compared with the best TF-IDF model and the best BiLSTM using the paired bootstrap:</w:t>
       </w:r>
     </w:p>
     <w:tbl>
       <w:tblPr>
-        <w:tblW w:w="5000" w:type="pct"/>
+        <w:tblW w:w="9411" w:type="dxa"/>
+        <w:tblLayout w:type="fixed"/>
         <w:tblCellMar>
           <w:top w:w="15" w:type="dxa"/>
           <w:left w:w="15" w:type="dxa"/>
@@ -10343,10 +11030,10 @@
         <w:tblLook w:val="04A0" w:firstRow="1" w:lastRow="0" w:firstColumn="1" w:lastColumn="0" w:noHBand="0" w:noVBand="1"/>
       </w:tblPr>
       <w:tblGrid>
-        <w:gridCol w:w="480"/>
-        <w:gridCol w:w="480"/>
-        <w:gridCol w:w="480"/>
-        <w:gridCol w:w="480"/>
+        <w:gridCol w:w="2948"/>
+        <w:gridCol w:w="2041"/>
+        <w:gridCol w:w="2608"/>
+        <w:gridCol w:w="1814"/>
       </w:tblGrid>
       <w:tr>
         <w:trPr>
@@ -10354,7 +11041,7 @@
         </w:trPr>
         <w:tc>
           <w:tcPr>
-            <w:tcW w:w="1250" w:type="pct"/>
+            <w:tcW w:w="2948" w:type="dxa"/>
             <w:tcMar>
               <w:top w:w="45" w:type="dxa"/>
               <w:left w:w="105" w:type="dxa"/>
@@ -10388,7 +11075,7 @@
         </w:tc>
         <w:tc>
           <w:tcPr>
-            <w:tcW w:w="1250" w:type="pct"/>
+            <w:tcW w:w="2041" w:type="dxa"/>
             <w:noWrap/>
             <w:tcMar>
               <w:top w:w="45" w:type="dxa"/>
@@ -10424,7 +11111,7 @@
         </w:tc>
         <w:tc>
           <w:tcPr>
-            <w:tcW w:w="1250" w:type="pct"/>
+            <w:tcW w:w="2608" w:type="dxa"/>
             <w:noWrap/>
             <w:tcMar>
               <w:top w:w="45" w:type="dxa"/>
@@ -10460,7 +11147,7 @@
         </w:tc>
         <w:tc>
           <w:tcPr>
-            <w:tcW w:w="1250" w:type="pct"/>
+            <w:tcW w:w="1814" w:type="dxa"/>
             <w:noWrap/>
             <w:tcMar>
               <w:top w:w="45" w:type="dxa"/>
@@ -10498,7 +11185,7 @@
       <w:tr>
         <w:tc>
           <w:tcPr>
-            <w:tcW w:w="1250" w:type="pct"/>
+            <w:tcW w:w="2948" w:type="dxa"/>
             <w:tcMar>
               <w:top w:w="45" w:type="dxa"/>
               <w:left w:w="105" w:type="dxa"/>
@@ -10528,7 +11215,7 @@
         </w:tc>
         <w:tc>
           <w:tcPr>
-            <w:tcW w:w="1250" w:type="pct"/>
+            <w:tcW w:w="2041" w:type="dxa"/>
             <w:noWrap/>
             <w:tcMar>
               <w:top w:w="45" w:type="dxa"/>
@@ -10560,7 +11247,7 @@
         </w:tc>
         <w:tc>
           <w:tcPr>
-            <w:tcW w:w="1250" w:type="pct"/>
+            <w:tcW w:w="2608" w:type="dxa"/>
             <w:noWrap/>
             <w:tcMar>
               <w:top w:w="45" w:type="dxa"/>
@@ -10592,7 +11279,7 @@
         </w:tc>
         <w:tc>
           <w:tcPr>
-            <w:tcW w:w="1250" w:type="pct"/>
+            <w:tcW w:w="1814" w:type="dxa"/>
             <w:noWrap/>
             <w:tcMar>
               <w:top w:w="45" w:type="dxa"/>
@@ -10626,7 +11313,7 @@
       <w:tr>
         <w:tc>
           <w:tcPr>
-            <w:tcW w:w="1250" w:type="pct"/>
+            <w:tcW w:w="2948" w:type="dxa"/>
             <w:tcMar>
               <w:top w:w="45" w:type="dxa"/>
               <w:left w:w="105" w:type="dxa"/>
@@ -10656,7 +11343,7 @@
         </w:tc>
         <w:tc>
           <w:tcPr>
-            <w:tcW w:w="1250" w:type="pct"/>
+            <w:tcW w:w="2041" w:type="dxa"/>
             <w:noWrap/>
             <w:tcMar>
               <w:top w:w="45" w:type="dxa"/>
@@ -10688,7 +11375,7 @@
         </w:tc>
         <w:tc>
           <w:tcPr>
-            <w:tcW w:w="1250" w:type="pct"/>
+            <w:tcW w:w="2608" w:type="dxa"/>
             <w:noWrap/>
             <w:tcMar>
               <w:top w:w="45" w:type="dxa"/>
@@ -10720,7 +11407,7 @@
         </w:tc>
         <w:tc>
           <w:tcPr>
-            <w:tcW w:w="1250" w:type="pct"/>
+            <w:tcW w:w="1814" w:type="dxa"/>
             <w:noWrap/>
             <w:tcMar>
               <w:top w:w="45" w:type="dxa"/>
@@ -10754,7 +11441,7 @@
       <w:tr>
         <w:tc>
           <w:tcPr>
-            <w:tcW w:w="1250" w:type="pct"/>
+            <w:tcW w:w="2948" w:type="dxa"/>
             <w:tcMar>
               <w:top w:w="45" w:type="dxa"/>
               <w:left w:w="105" w:type="dxa"/>
@@ -10784,7 +11471,7 @@
         </w:tc>
         <w:tc>
           <w:tcPr>
-            <w:tcW w:w="1250" w:type="pct"/>
+            <w:tcW w:w="2041" w:type="dxa"/>
             <w:noWrap/>
             <w:tcMar>
               <w:top w:w="45" w:type="dxa"/>
@@ -10816,7 +11503,7 @@
         </w:tc>
         <w:tc>
           <w:tcPr>
-            <w:tcW w:w="1250" w:type="pct"/>
+            <w:tcW w:w="2608" w:type="dxa"/>
             <w:noWrap/>
             <w:tcMar>
               <w:top w:w="45" w:type="dxa"/>
@@ -10848,7 +11535,7 @@
         </w:tc>
         <w:tc>
           <w:tcPr>
-            <w:tcW w:w="1250" w:type="pct"/>
+            <w:tcW w:w="1814" w:type="dxa"/>
             <w:noWrap/>
             <w:tcMar>
               <w:top w:w="45" w:type="dxa"/>
@@ -10913,7 +11600,14 @@
           <w:rFonts w:ascii="Cambria" w:eastAsia="Times New Roman" w:hAnsi="Cambria"/>
           <w:lang w:val="en"/>
         </w:rPr>
-        <w:t>7. Error Analysis and Discussion</w:t>
+        <w:t>7. Error Analysi</w:t>
+      </w:r>
+      <w:r>
+        <w:rPr>
+          <w:rFonts w:ascii="Cambria" w:eastAsia="Times New Roman" w:hAnsi="Cambria"/>
+          <w:lang w:val="en"/>
+        </w:rPr>
+        <w:t>s and Discussion</w:t>
       </w:r>
     </w:p>
     <w:p>
@@ -11044,27 +11738,25 @@
           <w:szCs w:val="21"/>
           <w:lang w:val="en"/>
         </w:rPr>
-        <w:t>The model rarely confuses posit</w:t>
-      </w:r>
-      <w:r>
-        <w:rPr>
-          <w:rFonts w:ascii="Cambria" w:hAnsi="Cambria"/>
-          <w:b/>
-          <w:bCs/>
-          <w:sz w:val="21"/>
-          <w:szCs w:val="21"/>
-          <w:lang w:val="en"/>
-        </w:rPr>
-        <w:t>ive with negative.</w:t>
-      </w:r>
-      <w:r>
-        <w:rPr>
-          <w:rFonts w:ascii="Cambria" w:hAnsi="Cambria"/>
-          <w:sz w:val="21"/>
-          <w:szCs w:val="21"/>
-          <w:lang w:val="en"/>
-        </w:rPr>
-        <w:t xml:space="preserve"> Only 3.5% of its 282 test errors are positive ↔ negative flips (Figure 4). The other 96.5% involve the neutral class:</w:t>
+        <w:t>The model rarely confuses positive with negative.</w:t>
+      </w:r>
+      <w:r>
+        <w:rPr>
+          <w:rFonts w:ascii="Cambria" w:hAnsi="Cambria"/>
+          <w:sz w:val="21"/>
+          <w:szCs w:val="21"/>
+          <w:lang w:val="en"/>
+        </w:rPr>
+        <w:t xml:space="preserve"> </w:t>
+      </w:r>
+      <w:r>
+        <w:rPr>
+          <w:rFonts w:ascii="Cambria" w:hAnsi="Cambria"/>
+          <w:sz w:val="21"/>
+          <w:szCs w:val="21"/>
+          <w:lang w:val="en"/>
+        </w:rPr>
+        <w:t>Only 3.5% of its 282 test errors are positive ↔ negative flips (Figure 4). The other 96.5% involve the neutral class:</w:t>
       </w:r>
     </w:p>
     <w:p>
@@ -11164,16 +11856,7 @@
           <w:szCs w:val="21"/>
           <w:lang w:val="en"/>
         </w:rPr>
-        <w:t>neutral predic</w:t>
-      </w:r>
-      <w:r>
-        <w:rPr>
-          <w:rFonts w:ascii="Cambria" w:eastAsia="Times New Roman" w:hAnsi="Cambria"/>
-          <w:sz w:val="21"/>
-          <w:szCs w:val="21"/>
-          <w:lang w:val="en"/>
-        </w:rPr>
-        <w:t>ted as negative: 7%</w:t>
+        <w:t>neutral predicted as negative: 7%</w:t>
       </w:r>
     </w:p>
     <w:p>
@@ -11255,7 +11938,7 @@
           <w:szCs w:val="21"/>
           <w:lang w:val="en"/>
         </w:rPr>
-        <w:t>Pretr</w:t>
+        <w:t xml:space="preserve">Pretraining removes the </w:t>
       </w:r>
       <w:r>
         <w:rPr>
@@ -11266,25 +11949,25 @@
           <w:szCs w:val="21"/>
           <w:lang w:val="en"/>
         </w:rPr>
-        <w:t>aining removes the vocabulary problem.</w:t>
-      </w:r>
-      <w:r>
-        <w:rPr>
-          <w:rFonts w:ascii="Cambria" w:hAnsi="Cambria"/>
-          <w:sz w:val="21"/>
-          <w:szCs w:val="21"/>
-          <w:lang w:val="en"/>
-        </w:rPr>
-        <w:t xml:space="preserve"> Grouping test tweets by the share of their words unseen in training (Figure 5), the BiLSTM's accuracy drops from 0.55 to 0.47 when more than 25% of words are OOV. The Transformer stays flat (0.63 / 0.61 / 0.63). This </w:t>
-      </w:r>
-      <w:r>
-        <w:rPr>
-          <w:rFonts w:ascii="Cambria" w:hAnsi="Cambria"/>
-          <w:sz w:val="21"/>
-          <w:szCs w:val="21"/>
-          <w:lang w:val="en"/>
-        </w:rPr>
-        <w:t>directly confirms the hypothesis from the data analysis: the BiLSTM's bottleneck was lexical coverage, and subword pretraining supplies it.</w:t>
+        <w:t>vocabulary problem.</w:t>
+      </w:r>
+      <w:r>
+        <w:rPr>
+          <w:rFonts w:ascii="Cambria" w:hAnsi="Cambria"/>
+          <w:sz w:val="21"/>
+          <w:szCs w:val="21"/>
+          <w:lang w:val="en"/>
+        </w:rPr>
+        <w:t xml:space="preserve"> Grouping test tweets by the share of their words unseen in training (Figure 5), the BiLSTM's accuracy drops from 0.55 to 0.47 when more than 25% of words are OOV. The Transformer stays flat (0.63 / 0.61 / 0.63). This directly confirms t</w:t>
+      </w:r>
+      <w:r>
+        <w:rPr>
+          <w:rFonts w:ascii="Cambria" w:hAnsi="Cambria"/>
+          <w:sz w:val="21"/>
+          <w:szCs w:val="21"/>
+          <w:lang w:val="en"/>
+        </w:rPr>
+        <w:t>he hypothesis from the data analysis: the BiLSTM's bottleneck was lexical coverage, and subword pretraining supplies it.</w:t>
       </w:r>
     </w:p>
     <w:p>
@@ -11315,16 +11998,16 @@
           <w:szCs w:val="21"/>
           <w:lang w:val="en"/>
         </w:rPr>
-        <w:t xml:space="preserve"> Longer tweets are harder for every model (Transformer: 0.69 accuracy for ≤ 10 words vs 0.60–0.61 for</w:t>
-      </w:r>
-      <w:r>
-        <w:rPr>
-          <w:rFonts w:ascii="Cambria" w:hAnsi="Cambria"/>
-          <w:sz w:val="21"/>
-          <w:szCs w:val="21"/>
-          <w:lang w:val="en"/>
-        </w:rPr>
-        <w:t xml:space="preserve"> longer ones). 166 test tweets (22%) are misclassified by all three model families.</w:t>
+        <w:t xml:space="preserve"> Longer tweets are harder for every model (Transformer: 0.69 accuracy for ≤ 10 words vs 0.60–0.61 for longer ones). 166 </w:t>
+      </w:r>
+      <w:r>
+        <w:rPr>
+          <w:rFonts w:ascii="Cambria" w:hAnsi="Cambria"/>
+          <w:sz w:val="21"/>
+          <w:szCs w:val="21"/>
+          <w:lang w:val="en"/>
+        </w:rPr>
+        <w:t>test tweets (22%) are misclassified by all three model families.</w:t>
       </w:r>
     </w:p>
     <w:p>
@@ -11399,16 +12082,7 @@
           <w:szCs w:val="21"/>
           <w:lang w:val="en"/>
         </w:rPr>
-        <w:t>Figure 5. Accuracy by t</w:t>
-      </w:r>
-      <w:r>
-        <w:rPr>
-          <w:rFonts w:ascii="Cambria" w:eastAsia="Times New Roman" w:hAnsi="Cambria"/>
-          <w:sz w:val="21"/>
-          <w:szCs w:val="21"/>
-          <w:lang w:val="en"/>
-        </w:rPr>
-        <w:t>he share of a tweet's words that are unseen in training</w:t>
+        <w:t>Figure 5. Accuracy by the share of a tweet's words that are unseen in training</w:t>
       </w:r>
       <w:r>
         <w:rPr>
@@ -11478,21 +12152,13 @@
           <w:szCs w:val="21"/>
           <w:lang w:val="en"/>
         </w:rPr>
-        <w:t xml:space="preserve"> gives a gloss and reason for</w:t>
-      </w:r>
-      <w:r>
-        <w:rPr>
-          <w:rFonts w:ascii="Cambria" w:hAnsi="Cambria"/>
-          <w:sz w:val="21"/>
-          <w:szCs w:val="21"/>
-          <w:lang w:val="en"/>
-        </w:rPr>
-        <w:t xml:space="preserve"> every tweet).</w:t>
+        <w:t xml:space="preserve"> gives a gloss and reason for every tweet).</w:t>
       </w:r>
     </w:p>
     <w:tbl>
       <w:tblPr>
-        <w:tblW w:w="5000" w:type="pct"/>
+        <w:tblW w:w="9411" w:type="dxa"/>
+        <w:tblLayout w:type="fixed"/>
         <w:tblCellMar>
           <w:top w:w="15" w:type="dxa"/>
           <w:left w:w="15" w:type="dxa"/>
@@ -11502,9 +12168,9 @@
         <w:tblLook w:val="04A0" w:firstRow="1" w:lastRow="0" w:firstColumn="1" w:lastColumn="0" w:noHBand="0" w:noVBand="1"/>
       </w:tblPr>
       <w:tblGrid>
-        <w:gridCol w:w="480"/>
-        <w:gridCol w:w="480"/>
-        <w:gridCol w:w="480"/>
+        <w:gridCol w:w="2155"/>
+        <w:gridCol w:w="567"/>
+        <w:gridCol w:w="6691"/>
       </w:tblGrid>
       <w:tr>
         <w:trPr>
@@ -11512,7 +12178,7 @@
         </w:trPr>
         <w:tc>
           <w:tcPr>
-            <w:tcW w:w="1667" w:type="pct"/>
+            <w:tcW w:w="2155" w:type="dxa"/>
             <w:tcMar>
               <w:top w:w="45" w:type="dxa"/>
               <w:left w:w="105" w:type="dxa"/>
@@ -11546,7 +12212,7 @@
         </w:tc>
         <w:tc>
           <w:tcPr>
-            <w:tcW w:w="1667" w:type="pct"/>
+            <w:tcW w:w="567" w:type="dxa"/>
             <w:noWrap/>
             <w:tcMar>
               <w:top w:w="45" w:type="dxa"/>
@@ -11582,7 +12248,7 @@
         </w:tc>
         <w:tc>
           <w:tcPr>
-            <w:tcW w:w="1667" w:type="pct"/>
+            <w:tcW w:w="6691" w:type="dxa"/>
             <w:tcMar>
               <w:top w:w="45" w:type="dxa"/>
               <w:left w:w="105" w:type="dxa"/>
@@ -11618,7 +12284,7 @@
       <w:tr>
         <w:tc>
           <w:tcPr>
-            <w:tcW w:w="1667" w:type="pct"/>
+            <w:tcW w:w="2155" w:type="dxa"/>
             <w:tcMar>
               <w:top w:w="45" w:type="dxa"/>
               <w:left w:w="105" w:type="dxa"/>
@@ -11648,7 +12314,7 @@
         </w:tc>
         <w:tc>
           <w:tcPr>
-            <w:tcW w:w="1667" w:type="pct"/>
+            <w:tcW w:w="567" w:type="dxa"/>
             <w:noWrap/>
             <w:tcMar>
               <w:top w:w="45" w:type="dxa"/>
@@ -11680,7 +12346,7 @@
         </w:tc>
         <w:tc>
           <w:tcPr>
-            <w:tcW w:w="1667" w:type="pct"/>
+            <w:tcW w:w="6691" w:type="dxa"/>
             <w:tcMar>
               <w:top w:w="45" w:type="dxa"/>
               <w:left w:w="105" w:type="dxa"/>
@@ -11713,15 +12379,7 @@
                 <w:sz w:val="18"/>
                 <w:szCs w:val="18"/>
               </w:rPr>
-              <w:t xml:space="preserve"> </w:t>
-            </w:r>
-            <w:r>
-              <w:rPr>
-                <w:rFonts w:ascii="Cambria" w:eastAsia="Times New Roman" w:hAnsi="Cambria"/>
-                <w:sz w:val="18"/>
-                <w:szCs w:val="18"/>
-              </w:rPr>
-              <w:t>("today is the day voter registrars are appointed"), positive → neutral; customer-care templates and adverts labelled positive in some tweets and neutral in others</w:t>
+              <w:t xml:space="preserve"> ("today is the day voter registrars are appointed"), positive → neutral; customer-care templates and adverts labelled positive in some tweets and neutral in others</w:t>
             </w:r>
           </w:p>
         </w:tc>
@@ -11729,7 +12387,7 @@
       <w:tr>
         <w:tc>
           <w:tcPr>
-            <w:tcW w:w="1667" w:type="pct"/>
+            <w:tcW w:w="2155" w:type="dxa"/>
             <w:tcMar>
               <w:top w:w="45" w:type="dxa"/>
               <w:left w:w="105" w:type="dxa"/>
@@ -11759,7 +12417,7 @@
         </w:tc>
         <w:tc>
           <w:tcPr>
-            <w:tcW w:w="1667" w:type="pct"/>
+            <w:tcW w:w="567" w:type="dxa"/>
             <w:noWrap/>
             <w:tcMar>
               <w:top w:w="45" w:type="dxa"/>
@@ -11791,7 +12449,7 @@
         </w:tc>
         <w:tc>
           <w:tcPr>
-            <w:tcW w:w="1667" w:type="pct"/>
+            <w:tcW w:w="6691" w:type="dxa"/>
             <w:tcMar>
               <w:top w:w="45" w:type="dxa"/>
               <w:left w:w="105" w:type="dxa"/>
@@ -11816,7 +12474,16 @@
                 <w:sz w:val="18"/>
                 <w:szCs w:val="18"/>
               </w:rPr>
-              <w:t>"Nzuri Sana"</w:t>
+              <w:t>"Nz</w:t>
+            </w:r>
+            <w:r>
+              <w:rPr>
+                <w:rStyle w:val="sw1"/>
+                <w:rFonts w:ascii="Cambria" w:eastAsia="Times New Roman" w:hAnsi="Cambria"/>
+                <w:sz w:val="18"/>
+                <w:szCs w:val="18"/>
+              </w:rPr>
+              <w:t>uri Sana"</w:t>
             </w:r>
             <w:r>
               <w:rPr>
@@ -11833,16 +12500,7 @@
                 <w:sz w:val="18"/>
                 <w:szCs w:val="18"/>
               </w:rPr>
-              <w:t xml:space="preserve">"...ufundishaji mbovu </w:t>
-            </w:r>
-            <w:r>
-              <w:rPr>
-                <w:rStyle w:val="sw1"/>
-                <w:rFonts w:ascii="Cambria" w:eastAsia="Times New Roman" w:hAnsi="Cambria"/>
-                <w:sz w:val="18"/>
-                <w:szCs w:val="18"/>
-              </w:rPr>
-              <w:t>mazingira duni..."</w:t>
+              <w:t>"...ufundishaji mbovu mazingira duni..."</w:t>
             </w:r>
             <w:r>
               <w:rPr>
@@ -11858,7 +12516,7 @@
       <w:tr>
         <w:tc>
           <w:tcPr>
-            <w:tcW w:w="1667" w:type="pct"/>
+            <w:tcW w:w="2155" w:type="dxa"/>
             <w:tcMar>
               <w:top w:w="45" w:type="dxa"/>
               <w:left w:w="105" w:type="dxa"/>
@@ -11888,7 +12546,7 @@
         </w:tc>
         <w:tc>
           <w:tcPr>
-            <w:tcW w:w="1667" w:type="pct"/>
+            <w:tcW w:w="567" w:type="dxa"/>
             <w:noWrap/>
             <w:tcMar>
               <w:top w:w="45" w:type="dxa"/>
@@ -11920,7 +12578,7 @@
         </w:tc>
         <w:tc>
           <w:tcPr>
-            <w:tcW w:w="1667" w:type="pct"/>
+            <w:tcW w:w="6691" w:type="dxa"/>
             <w:tcMar>
               <w:top w:w="45" w:type="dxa"/>
               <w:left w:w="105" w:type="dxa"/>
@@ -11953,7 +12611,15 @@
                 <w:sz w:val="18"/>
                 <w:szCs w:val="18"/>
               </w:rPr>
-              <w:t xml:space="preserve"> ("Simba club has been fined three million"), negative → neutral; </w:t>
+              <w:t xml:space="preserve"> ("Si</w:t>
+            </w:r>
+            <w:r>
+              <w:rPr>
+                <w:rFonts w:ascii="Cambria" w:eastAsia="Times New Roman" w:hAnsi="Cambria"/>
+                <w:sz w:val="18"/>
+                <w:szCs w:val="18"/>
+              </w:rPr>
+              <w:t xml:space="preserve">mba club has been fined three million"), negative → neutral; </w:t>
             </w:r>
             <w:r>
               <w:rPr>
@@ -11978,7 +12644,7 @@
       <w:tr>
         <w:tc>
           <w:tcPr>
-            <w:tcW w:w="1667" w:type="pct"/>
+            <w:tcW w:w="2155" w:type="dxa"/>
             <w:tcMar>
               <w:top w:w="45" w:type="dxa"/>
               <w:left w:w="105" w:type="dxa"/>
@@ -12008,7 +12674,7 @@
         </w:tc>
         <w:tc>
           <w:tcPr>
-            <w:tcW w:w="1667" w:type="pct"/>
+            <w:tcW w:w="567" w:type="dxa"/>
             <w:noWrap/>
             <w:tcMar>
               <w:top w:w="45" w:type="dxa"/>
@@ -12040,7 +12706,7 @@
         </w:tc>
         <w:tc>
           <w:tcPr>
-            <w:tcW w:w="1667" w:type="pct"/>
+            <w:tcW w:w="6691" w:type="dxa"/>
             <w:tcMar>
               <w:top w:w="45" w:type="dxa"/>
               <w:left w:w="105" w:type="dxa"/>
@@ -12073,7 +12739,15 @@
                 <w:sz w:val="18"/>
                 <w:szCs w:val="18"/>
               </w:rPr>
-              <w:t xml:space="preserve"> ("bitterness, my boss"), a reply without its thread; </w:t>
+              <w:t xml:space="preserve"> ("bitterness, my boss"), a reply</w:t>
+            </w:r>
+            <w:r>
+              <w:rPr>
+                <w:rFonts w:ascii="Cambria" w:eastAsia="Times New Roman" w:hAnsi="Cambria"/>
+                <w:sz w:val="18"/>
+                <w:szCs w:val="18"/>
+              </w:rPr>
+              <w:t xml:space="preserve"> without its thread; </w:t>
             </w:r>
             <w:r>
               <w:rPr>
@@ -12090,15 +12764,7 @@
                 <w:sz w:val="18"/>
                 <w:szCs w:val="18"/>
               </w:rPr>
-              <w:t xml:space="preserve"> ("let's u</w:t>
-            </w:r>
-            <w:r>
-              <w:rPr>
-                <w:rFonts w:ascii="Cambria" w:eastAsia="Times New Roman" w:hAnsi="Cambria"/>
-                <w:sz w:val="18"/>
-                <w:szCs w:val="18"/>
-              </w:rPr>
-              <w:t>se these hashtags"), whose hashtags were stripped</w:t>
+              <w:t xml:space="preserve"> ("let's use these hashtags"), whose hashtags were stripped</w:t>
             </w:r>
           </w:p>
         </w:tc>
@@ -12106,7 +12772,7 @@
       <w:tr>
         <w:tc>
           <w:tcPr>
-            <w:tcW w:w="1667" w:type="pct"/>
+            <w:tcW w:w="2155" w:type="dxa"/>
             <w:tcMar>
               <w:top w:w="45" w:type="dxa"/>
               <w:left w:w="105" w:type="dxa"/>
@@ -12136,7 +12802,7 @@
         </w:tc>
         <w:tc>
           <w:tcPr>
-            <w:tcW w:w="1667" w:type="pct"/>
+            <w:tcW w:w="567" w:type="dxa"/>
             <w:noWrap/>
             <w:tcMar>
               <w:top w:w="45" w:type="dxa"/>
@@ -12168,7 +12834,7 @@
         </w:tc>
         <w:tc>
           <w:tcPr>
-            <w:tcW w:w="1667" w:type="pct"/>
+            <w:tcW w:w="6691" w:type="dxa"/>
             <w:tcMar>
               <w:top w:w="45" w:type="dxa"/>
               <w:left w:w="105" w:type="dxa"/>
@@ -12200,7 +12866,7 @@
       <w:tr>
         <w:tc>
           <w:tcPr>
-            <w:tcW w:w="1667" w:type="pct"/>
+            <w:tcW w:w="2155" w:type="dxa"/>
             <w:tcMar>
               <w:top w:w="45" w:type="dxa"/>
               <w:left w:w="105" w:type="dxa"/>
@@ -12230,7 +12896,7 @@
         </w:tc>
         <w:tc>
           <w:tcPr>
-            <w:tcW w:w="1667" w:type="pct"/>
+            <w:tcW w:w="567" w:type="dxa"/>
             <w:noWrap/>
             <w:tcMar>
               <w:top w:w="45" w:type="dxa"/>
@@ -12262,7 +12928,7 @@
         </w:tc>
         <w:tc>
           <w:tcPr>
-            <w:tcW w:w="1667" w:type="pct"/>
+            <w:tcW w:w="6691" w:type="dxa"/>
             <w:tcMar>
               <w:top w:w="45" w:type="dxa"/>
               <w:left w:w="105" w:type="dxa"/>
@@ -12295,7 +12961,15 @@
                 <w:sz w:val="18"/>
                 <w:szCs w:val="18"/>
               </w:rPr>
-              <w:t xml:space="preserve"> ("it hurts... but the goal is to be happy")</w:t>
+              <w:t xml:space="preserve"> </w:t>
+            </w:r>
+            <w:r>
+              <w:rPr>
+                <w:rFonts w:ascii="Cambria" w:eastAsia="Times New Roman" w:hAnsi="Cambria"/>
+                <w:sz w:val="18"/>
+                <w:szCs w:val="18"/>
+              </w:rPr>
+              <w:t>("it hurts... but the goal is to be happy")</w:t>
             </w:r>
           </w:p>
         </w:tc>
@@ -12303,7 +12977,7 @@
       <w:tr>
         <w:tc>
           <w:tcPr>
-            <w:tcW w:w="1667" w:type="pct"/>
+            <w:tcW w:w="2155" w:type="dxa"/>
             <w:tcMar>
               <w:top w:w="45" w:type="dxa"/>
               <w:left w:w="105" w:type="dxa"/>
@@ -12333,7 +13007,7 @@
         </w:tc>
         <w:tc>
           <w:tcPr>
-            <w:tcW w:w="1667" w:type="pct"/>
+            <w:tcW w:w="567" w:type="dxa"/>
             <w:noWrap/>
             <w:tcMar>
               <w:top w:w="45" w:type="dxa"/>
@@ -12365,7 +13039,7 @@
         </w:tc>
         <w:tc>
           <w:tcPr>
-            <w:tcW w:w="1667" w:type="pct"/>
+            <w:tcW w:w="6691" w:type="dxa"/>
             <w:tcMar>
               <w:top w:w="45" w:type="dxa"/>
               <w:left w:w="105" w:type="dxa"/>
@@ -12417,7 +13091,7 @@
           <w:rFonts w:ascii="Cambria" w:hAnsi="Cambria"/>
           <w:lang w:val="en"/>
         </w:rPr>
-        <w:t>Table 4. Manual categorisation of 50 randomly sampled errors of the deployed model.</w:t>
+        <w:t>Table 5. Manual categorisation of 50 randomly sampled errors of the deployed model.</w:t>
       </w:r>
     </w:p>
     <w:p>
@@ -12455,55 +13129,8 @@
           <w:szCs w:val="21"/>
           <w:lang w:val="en"/>
         </w:rPr>
-        <w:t>The data limits the achievable score.</w:t>
-      </w:r>
-      <w:r>
-        <w:rPr>
-          <w:rFonts w:ascii="Cambria" w:hAnsi="Cambria"/>
-          <w:sz w:val="21"/>
-          <w:szCs w:val="21"/>
-          <w:lang w:val="en"/>
-        </w:rPr>
-        <w:t xml:space="preserve"> About a third of the sampled errors invo</w:t>
-      </w:r>
-      <w:r>
-        <w:rPr>
-          <w:rFonts w:ascii="Cambria" w:hAnsi="Cambria"/>
-          <w:sz w:val="21"/>
-          <w:szCs w:val="21"/>
-          <w:lang w:val="en"/>
-        </w:rPr>
-        <w:t>lve gold labels that are debatable or wrong. Most are formulaic customer-care replies, adverts, and informational tweets labelled positive. This matches the conflicting duplicate labels found during data exploration and Prabhakaran et al.'s observation, ci</w:t>
-      </w:r>
-      <w:r>
-        <w:rPr>
-          <w:rFonts w:ascii="Cambria" w:hAnsi="Cambria"/>
-          <w:sz w:val="21"/>
-          <w:szCs w:val="21"/>
-          <w:lang w:val="en"/>
-        </w:rPr>
-        <w:t>ted by Muhammad et al. (2023a), that majority voting conceals systematic annotator disagreement. The true quality of the model is therefore somewhat better than 0.568 macro-F1 suggests. The absence of a published agreement score for Kiswahili makes the cei</w:t>
-      </w:r>
-      <w:r>
-        <w:rPr>
-          <w:rFonts w:ascii="Cambria" w:hAnsi="Cambria"/>
-          <w:sz w:val="21"/>
-          <w:szCs w:val="21"/>
-          <w:lang w:val="en"/>
-        </w:rPr>
-        <w:t>ling hard to quantify.</w:t>
-      </w:r>
-    </w:p>
-    <w:p>
-      <w:pPr>
-        <w:pStyle w:val="NormalWeb"/>
-        <w:rPr>
-          <w:rFonts w:ascii="Cambria" w:hAnsi="Cambria"/>
-          <w:sz w:val="21"/>
-          <w:szCs w:val="21"/>
-          <w:lang w:val="en"/>
-        </w:rPr>
-      </w:pPr>
+        <w:t xml:space="preserve">The data limits </w:t>
+      </w:r>
       <w:r>
         <w:rPr>
           <w:rFonts w:ascii="Cambria" w:hAnsi="Cambria"/>
@@ -12513,6 +13140,64 @@
           <w:szCs w:val="21"/>
           <w:lang w:val="en"/>
         </w:rPr>
+        <w:t>the achievable score.</w:t>
+      </w:r>
+      <w:r>
+        <w:rPr>
+          <w:rFonts w:ascii="Cambria" w:hAnsi="Cambria"/>
+          <w:sz w:val="21"/>
+          <w:szCs w:val="21"/>
+          <w:lang w:val="en"/>
+        </w:rPr>
+        <w:t xml:space="preserve"> </w:t>
+      </w:r>
+      <w:r>
+        <w:rPr>
+          <w:rFonts w:ascii="Cambria" w:hAnsi="Cambria"/>
+          <w:sz w:val="21"/>
+          <w:szCs w:val="21"/>
+          <w:lang w:val="en"/>
+        </w:rPr>
+        <w:t xml:space="preserve">About a third of the sampled errors involve gold labels that are debatable or wrong. Most are formulaic customer-care replies, adverts, and informational tweets labelled positive. This matches the conflicting duplicate labels found during data exploration </w:t>
+      </w:r>
+      <w:r>
+        <w:rPr>
+          <w:rFonts w:ascii="Cambria" w:hAnsi="Cambria"/>
+          <w:sz w:val="21"/>
+          <w:szCs w:val="21"/>
+          <w:lang w:val="en"/>
+        </w:rPr>
+        <w:t>and Prabhakaran et al.'s observation, cited by Muhammad et al. (2023a), that majority voting conceals systematic annotator disagreement. The true quality of the model is therefore somewhat better than 0.568 macro-F1 suggests. The absence of a published agr</w:t>
+      </w:r>
+      <w:r>
+        <w:rPr>
+          <w:rFonts w:ascii="Cambria" w:hAnsi="Cambria"/>
+          <w:sz w:val="21"/>
+          <w:szCs w:val="21"/>
+          <w:lang w:val="en"/>
+        </w:rPr>
+        <w:t>eement score for Kiswahili makes the ceiling hard to quantify.</w:t>
+      </w:r>
+    </w:p>
+    <w:p>
+      <w:pPr>
+        <w:pStyle w:val="NormalWeb"/>
+        <w:rPr>
+          <w:rFonts w:ascii="Cambria" w:hAnsi="Cambria"/>
+          <w:sz w:val="21"/>
+          <w:szCs w:val="21"/>
+          <w:lang w:val="en"/>
+        </w:rPr>
+      </w:pPr>
+      <w:r>
+        <w:rPr>
+          <w:rFonts w:ascii="Cambria" w:hAnsi="Cambria"/>
+          <w:b/>
+          <w:bCs/>
+          <w:sz w:val="21"/>
+          <w:szCs w:val="21"/>
+          <w:lang w:val="en"/>
+        </w:rPr>
         <w:t>The hardest boundary is conceptual.</w:t>
       </w:r>
       <w:r>
@@ -12542,16 +13227,16 @@
           <w:szCs w:val="21"/>
           <w:lang w:val="en"/>
         </w:rPr>
-        <w:t xml:space="preserve"> an event with emotional content (a fine, a death, a prison term, an electricity connection) without the author expressing an opinion. Annotators sometimes</w:t>
-      </w:r>
-      <w:r>
-        <w:rPr>
-          <w:rFonts w:ascii="Cambria" w:hAnsi="Cambria"/>
-          <w:sz w:val="21"/>
-          <w:szCs w:val="21"/>
-          <w:lang w:val="en"/>
-        </w:rPr>
-        <w:t xml:space="preserve"> labelled these by the event's valence and sometimes as neutral. The model has learned topic words such as </w:t>
+        <w:t xml:space="preserve"> an event with emotional content (a fine, a death, a prison term, an electricity connection) without the author exp</w:t>
+      </w:r>
+      <w:r>
+        <w:rPr>
+          <w:rFonts w:ascii="Cambria" w:hAnsi="Cambria"/>
+          <w:sz w:val="21"/>
+          <w:szCs w:val="21"/>
+          <w:lang w:val="en"/>
+        </w:rPr>
+        <w:t xml:space="preserve">ressing an opinion. Annotators sometimes labelled these by the event's valence and sometimes as neutral. The model has learned topic words such as </w:t>
       </w:r>
       <w:r>
         <w:rPr>
@@ -12589,16 +13274,16 @@
           <w:szCs w:val="21"/>
           <w:lang w:val="en"/>
         </w:rPr>
-        <w:t xml:space="preserve"> ("has died") as sentiment cues, which helps on some tweets and hurts on others. The live demo exposed a related, prac</w:t>
-      </w:r>
-      <w:r>
-        <w:rPr>
-          <w:rFonts w:ascii="Cambria" w:hAnsi="Cambria"/>
-          <w:sz w:val="21"/>
-          <w:szCs w:val="21"/>
-          <w:lang w:val="en"/>
-        </w:rPr>
-        <w:t xml:space="preserve">tical weakness: clear complaints such as </w:t>
+        <w:t xml:space="preserve"> ("has died") as sentiment cues, which helps on some tweets and hurts on other</w:t>
+      </w:r>
+      <w:r>
+        <w:rPr>
+          <w:rFonts w:ascii="Cambria" w:hAnsi="Cambria"/>
+          <w:sz w:val="21"/>
+          <w:szCs w:val="21"/>
+          <w:lang w:val="en"/>
+        </w:rPr>
+        <w:t xml:space="preserve">s. The live demo exposed a related, practical weakness: clear complaints such as </w:t>
       </w:r>
       <w:r>
         <w:rPr>
@@ -12617,16 +13302,16 @@
           <w:szCs w:val="21"/>
           <w:lang w:val="en"/>
         </w:rPr>
-        <w:t xml:space="preserve"> ("your service is very bad") are predicted neutral. A plausible reason is that customer-service tweets in the training data are mostly polite company replies, so direct customer compla</w:t>
-      </w:r>
-      <w:r>
-        <w:rPr>
-          <w:rFonts w:ascii="Cambria" w:hAnsi="Cambria"/>
-          <w:sz w:val="21"/>
-          <w:szCs w:val="21"/>
-          <w:lang w:val="en"/>
-        </w:rPr>
-        <w:t>ints are under-represented.</w:t>
+        <w:t xml:space="preserve"> ("your service is very bad") are predicted neutral. A plausible reason is that customer-service tweets in the training data are mostly polite co</w:t>
+      </w:r>
+      <w:r>
+        <w:rPr>
+          <w:rFonts w:ascii="Cambria" w:hAnsi="Cambria"/>
+          <w:sz w:val="21"/>
+          <w:szCs w:val="21"/>
+          <w:lang w:val="en"/>
+        </w:rPr>
+        <w:t>mpany replies, so direct customer complaints are under-represented.</w:t>
       </w:r>
     </w:p>
     <w:p>
@@ -12657,16 +13342,25 @@
           <w:szCs w:val="21"/>
           <w:lang w:val="en"/>
         </w:rPr>
-        <w:t xml:space="preserve"> Slang, spelling variation and code-switching account for only 6 of the 50 errors once an Africa-centric Transformer is used. Together with the flat accuracy across OOV levels, this suggest</w:t>
-      </w:r>
-      <w:r>
-        <w:rPr>
-          <w:rFonts w:ascii="Cambria" w:hAnsi="Cambria"/>
-          <w:sz w:val="21"/>
-          <w:szCs w:val="21"/>
-          <w:lang w:val="en"/>
-        </w:rPr>
-        <w:t>s that the vocabulary problem which limited the TF-IDF and BiLSTM models is largely solved by pretraining. The remaining errors are mostly about meaning and annotation, which more model capacity alone is unlikely to fix.</w:t>
+        <w:t xml:space="preserve"> Slang, spelling variation and code-switching account for only 6 of the 50 errors once an Africa-centric Transformer is used. Together with the flat </w:t>
+      </w:r>
+      <w:r>
+        <w:rPr>
+          <w:rFonts w:ascii="Cambria" w:hAnsi="Cambria"/>
+          <w:sz w:val="21"/>
+          <w:szCs w:val="21"/>
+          <w:lang w:val="en"/>
+        </w:rPr>
+        <w:t xml:space="preserve">accuracy across OOV levels, this suggests that the vocabulary problem which limited the TF-IDF and BiLSTM models is largely solved by pretraining. The remaining errors are mostly about meaning and annotation, which more model capacity alone is unlikely to </w:t>
+      </w:r>
+      <w:r>
+        <w:rPr>
+          <w:rFonts w:ascii="Cambria" w:hAnsi="Cambria"/>
+          <w:sz w:val="21"/>
+          <w:szCs w:val="21"/>
+          <w:lang w:val="en"/>
+        </w:rPr>
+        <w:t>fix.</w:t>
       </w:r>
     </w:p>
     <w:p>
@@ -12702,16 +13396,7 @@
           <w:szCs w:val="21"/>
           <w:lang w:val="en"/>
         </w:rPr>
-        <w:t>The deployed model is</w:t>
-      </w:r>
-      <w:r>
-        <w:rPr>
-          <w:rFonts w:ascii="Cambria" w:hAnsi="Cambria"/>
-          <w:sz w:val="21"/>
-          <w:szCs w:val="21"/>
-          <w:lang w:val="en"/>
-        </w:rPr>
-        <w:t xml:space="preserve"> published on the Hugging Face Hub (</w:t>
+        <w:t>The deployed model is published on the Hugging Face Hub (</w:t>
       </w:r>
       <w:r>
         <w:rPr>
@@ -12743,7 +13428,16 @@
           <w:szCs w:val="21"/>
           <w:lang w:val="en"/>
         </w:rPr>
-        <w:t xml:space="preserve">) is built with Streamlit and hosted free on Streamlit Community Cloud at </w:t>
+        <w:t>) is built with Streamlit and hosted free on Streamli</w:t>
+      </w:r>
+      <w:r>
+        <w:rPr>
+          <w:rFonts w:ascii="Cambria" w:hAnsi="Cambria"/>
+          <w:sz w:val="21"/>
+          <w:szCs w:val="21"/>
+          <w:lang w:val="en"/>
+        </w:rPr>
+        <w:t xml:space="preserve">t Community Cloud at </w:t>
       </w:r>
       <w:hyperlink r:id="rId13" w:history="1">
         <w:r>
@@ -12814,7 +13508,16 @@
           <w:szCs w:val="21"/>
           <w:lang w:val="en"/>
         </w:rPr>
-        <w:t>The text is cleaned exactly as in training, plus removal of mentions, hashtags, emojis and punctuation (</w:t>
+        <w:t>The text is cleaned exactly as in training, plus re</w:t>
+      </w:r>
+      <w:r>
+        <w:rPr>
+          <w:rFonts w:ascii="Cambria" w:eastAsia="Times New Roman" w:hAnsi="Cambria"/>
+          <w:sz w:val="21"/>
+          <w:szCs w:val="21"/>
+          <w:lang w:val="en"/>
+        </w:rPr>
+        <w:t>moval of mentions, hashtags, emojis and punctuation (</w:t>
       </w:r>
       <w:r>
         <w:rPr>
@@ -12880,16 +13583,7 @@
           <w:szCs w:val="21"/>
           <w:lang w:val="en"/>
         </w:rPr>
-        <w:t>The fine-tuned model produces three logits, and a softmax turns them into probabili</w:t>
-      </w:r>
-      <w:r>
-        <w:rPr>
-          <w:rFonts w:ascii="Cambria" w:eastAsia="Times New Roman" w:hAnsi="Cambria"/>
-          <w:sz w:val="21"/>
-          <w:szCs w:val="21"/>
-          <w:lang w:val="en"/>
-        </w:rPr>
-        <w:t>ties.</w:t>
+        <w:t>The fine-tuned model produces three logits, and a softmax turns them into probabilities.</w:t>
       </w:r>
     </w:p>
     <w:p>
@@ -12941,29 +13635,22 @@
           <w:rStyle w:val="HTMLCode"/>
           <w:lang w:val="en"/>
         </w:rPr>
-        <w:t>st.cache_re</w:t>
+        <w:t>st.cache_resource</w:t>
+      </w:r>
+      <w:r>
+        <w:rPr>
+          <w:rFonts w:ascii="Cambria" w:hAnsi="Cambria"/>
+          <w:sz w:val="21"/>
+          <w:szCs w:val="21"/>
+          <w:lang w:val="en"/>
+        </w:rPr>
+        <w:t>). A Gradio version of the same interface (</w:t>
       </w:r>
       <w:r>
         <w:rPr>
           <w:rStyle w:val="HTMLCode"/>
           <w:lang w:val="en"/>
         </w:rPr>
-        <w:t>source</w:t>
-      </w:r>
-      <w:r>
-        <w:rPr>
-          <w:rFonts w:ascii="Cambria" w:hAnsi="Cambria"/>
-          <w:sz w:val="21"/>
-          <w:szCs w:val="21"/>
-          <w:lang w:val="en"/>
-        </w:rPr>
-        <w:t>). A Gradio version of the same interface (</w:t>
-      </w:r>
-      <w:r>
-        <w:rPr>
-          <w:rStyle w:val="HTMLCode"/>
-          <w:lang w:val="en"/>
-        </w:rPr>
         <w:t>app/app.py</w:t>
       </w:r>
       <w:r>
@@ -12993,16 +13680,16 @@
           <w:szCs w:val="21"/>
           <w:lang w:val="en"/>
         </w:rPr>
-        <w:t>The original plan was to host the Gradio app on Hugging Face Spaces. The deployment step returned HTTP 402 (Payment Required): Gradio Spaces now require a paid subscription, so I moved the interface to Streamlit Community Cloud and kept the model on the Hu</w:t>
-      </w:r>
-      <w:r>
-        <w:rPr>
-          <w:rFonts w:ascii="Cambria" w:hAnsi="Cambria"/>
-          <w:sz w:val="21"/>
-          <w:szCs w:val="21"/>
-          <w:lang w:val="en"/>
-        </w:rPr>
-        <w:t>b. Free Streamlit apps sleep after a period of inactivity, so the first visit may take about a minute to wake the app.</w:t>
+        <w:t>The original plan was to host the Gradio app on Hugging Face Spaces. The deployment step returned HTTP 402 (Payment Required): Gradio Spaces now requi</w:t>
+      </w:r>
+      <w:r>
+        <w:rPr>
+          <w:rFonts w:ascii="Cambria" w:hAnsi="Cambria"/>
+          <w:sz w:val="21"/>
+          <w:szCs w:val="21"/>
+          <w:lang w:val="en"/>
+        </w:rPr>
+        <w:t>re a paid subscription, so I moved the interface to Streamlit Community Cloud and kept the model on the Hub. Free Streamlit apps sleep after a period of inactivity, so the first visit may take about a minute to wake the app.</w:t>
       </w:r>
     </w:p>
     <w:p>
@@ -13054,25 +13741,16 @@
           <w:szCs w:val="21"/>
           <w:lang w:val="en"/>
         </w:rPr>
-        <w:t xml:space="preserve"> With 1,810 training tweets, all models are data-limited. The released text has emojis and punctuatio</w:t>
-      </w:r>
-      <w:r>
-        <w:rPr>
-          <w:rFonts w:ascii="Cambria" w:eastAsia="Times New Roman" w:hAnsi="Cambria"/>
-          <w:sz w:val="21"/>
-          <w:szCs w:val="21"/>
-          <w:lang w:val="en"/>
-        </w:rPr>
-        <w:t>n removed, which deletes strong sentiment cues. Label noise is substantial, and the data was collected from Twitter before December 2022 using East African locations and vocabulary, so it may not reflect current language use or other domains such as custom</w:t>
-      </w:r>
-      <w:r>
-        <w:rPr>
-          <w:rFonts w:ascii="Cambria" w:eastAsia="Times New Roman" w:hAnsi="Cambria"/>
-          <w:sz w:val="21"/>
-          <w:szCs w:val="21"/>
-          <w:lang w:val="en"/>
-        </w:rPr>
-        <w:t>er reviews or SMS.</w:t>
+        <w:t xml:space="preserve"> With 1,810 training tweets, all models are data-limited. The released text has emojis and punctuation removed, which deletes strong sentiment cues. Label noise is substantial, and the data was collected from Twitter before December 2022 using East Af</w:t>
+      </w:r>
+      <w:r>
+        <w:rPr>
+          <w:rFonts w:ascii="Cambria" w:eastAsia="Times New Roman" w:hAnsi="Cambria"/>
+          <w:sz w:val="21"/>
+          <w:szCs w:val="21"/>
+          <w:lang w:val="en"/>
+        </w:rPr>
+        <w:t>rican locations and vocabulary, so it may not reflect current language use or other domains such as customer reviews or SMS.</w:t>
       </w:r>
     </w:p>
     <w:p>
@@ -13108,16 +13786,16 @@
           <w:szCs w:val="21"/>
           <w:lang w:val="en"/>
         </w:rPr>
-        <w:t xml:space="preserve"> I tuned hyperparameters per model for the linear baselines but used one shared configuration for all Transformers; per-model tuning might change the ranking, especially for XLM-R. The no-class-weight ablation (T5) was se</w:t>
-      </w:r>
-      <w:r>
-        <w:rPr>
-          <w:rFonts w:ascii="Cambria" w:eastAsia="Times New Roman" w:hAnsi="Cambria"/>
-          <w:sz w:val="21"/>
-          <w:szCs w:val="21"/>
-          <w:lang w:val="en"/>
-        </w:rPr>
-        <w:t>lected after observing T1–T4 on validation. Larger models (AfroXLMR-large) were not run because of compute limits on a free GPU.</w:t>
+        <w:t xml:space="preserve"> I tuned hyperparameters per model for the linear baselines but used one shared configuration for all Transformers;</w:t>
+      </w:r>
+      <w:r>
+        <w:rPr>
+          <w:rFonts w:ascii="Cambria" w:eastAsia="Times New Roman" w:hAnsi="Cambria"/>
+          <w:sz w:val="21"/>
+          <w:szCs w:val="21"/>
+          <w:lang w:val="en"/>
+        </w:rPr>
+        <w:t xml:space="preserve"> per-model tuning might change the ranking, especially for XLM-R. The no-class-weight ablation (T5) was selected after observing T1–T4 on validation. Larger models (AfroXLMR-large) were not run because of compute limits on a free GPU.</w:t>
       </w:r>
     </w:p>
     <w:p>
@@ -13153,16 +13831,16 @@
           <w:szCs w:val="21"/>
           <w:lang w:val="en"/>
         </w:rPr>
-        <w:t xml:space="preserve"> The manual error analysis was carried out by a single reader, and several tweets could fit more than one category. </w:t>
-      </w:r>
-      <w:r>
-        <w:rPr>
-          <w:rFonts w:ascii="Cambria" w:eastAsia="Times New Roman" w:hAnsi="Cambria"/>
-          <w:sz w:val="21"/>
-          <w:szCs w:val="21"/>
-          <w:lang w:val="en"/>
-        </w:rPr>
-        <w:t>The test set is small: the 95% confidence interval for the deployed model's macro-F1 is [0.521, 0.609].</w:t>
+        <w:t xml:space="preserve"> The manua</w:t>
+      </w:r>
+      <w:r>
+        <w:rPr>
+          <w:rFonts w:ascii="Cambria" w:eastAsia="Times New Roman" w:hAnsi="Cambria"/>
+          <w:sz w:val="21"/>
+          <w:szCs w:val="21"/>
+          <w:lang w:val="en"/>
+        </w:rPr>
+        <w:t>l error analysis was carried out by a single reader, and several tweets could fit more than one category. The test set is small: the 95% confidence interval for the deployed model's macro-F1 is [0.521, 0.609].</w:t>
       </w:r>
     </w:p>
     <w:p>
@@ -13198,7 +13876,16 @@
           <w:szCs w:val="21"/>
           <w:lang w:val="en"/>
         </w:rPr>
-        <w:t xml:space="preserve"> The deployed app runs on CPU on free hosting. It handles one text at a time and ignores emojis entered by users.</w:t>
+        <w:t xml:space="preserve"> The deployed app runs on CPU on free h</w:t>
+      </w:r>
+      <w:r>
+        <w:rPr>
+          <w:rFonts w:ascii="Cambria" w:eastAsia="Times New Roman" w:hAnsi="Cambria"/>
+          <w:sz w:val="21"/>
+          <w:szCs w:val="21"/>
+          <w:lang w:val="en"/>
+        </w:rPr>
+        <w:t>osting. It handles one text at a time and ignores emojis entered by users.</w:t>
       </w:r>
     </w:p>
     <w:p>
@@ -13229,16 +13916,7 @@
           <w:szCs w:val="21"/>
           <w:lang w:val="en"/>
         </w:rPr>
-        <w:t xml:space="preserve"> With more time and</w:t>
-      </w:r>
-      <w:r>
-        <w:rPr>
-          <w:rFonts w:ascii="Cambria" w:hAnsi="Cambria"/>
-          <w:sz w:val="21"/>
-          <w:szCs w:val="21"/>
-          <w:lang w:val="en"/>
-        </w:rPr>
-        <w:t xml:space="preserve"> resources I would:</w:t>
+        <w:t xml:space="preserve"> With more time and resources I would:</w:t>
       </w:r>
     </w:p>
     <w:p>
@@ -13288,7 +13966,16 @@
           <w:szCs w:val="21"/>
           <w:lang w:val="en"/>
         </w:rPr>
-        <w:t>re-annotate the neutral/opinion boundary with explicit guidelines and report agreement</w:t>
+        <w:t>re-annotate the neutral/opinion boundary wi</w:t>
+      </w:r>
+      <w:r>
+        <w:rPr>
+          <w:rFonts w:ascii="Cambria" w:eastAsia="Times New Roman" w:hAnsi="Cambria"/>
+          <w:sz w:val="21"/>
+          <w:szCs w:val="21"/>
+          <w:lang w:val="en"/>
+        </w:rPr>
+        <w:t>th explicit guidelines and report agreement</w:t>
       </w:r>
     </w:p>
     <w:p>
@@ -13313,16 +14000,7 @@
           <w:szCs w:val="21"/>
           <w:lang w:val="en"/>
         </w:rPr>
-        <w:t>try larger or domain-adapted models (AfroXLMR-large, SwahBERT,</w:t>
-      </w:r>
-      <w:r>
-        <w:rPr>
-          <w:rFonts w:ascii="Cambria" w:eastAsia="Times New Roman" w:hAnsi="Cambria"/>
-          <w:sz w:val="21"/>
-          <w:szCs w:val="21"/>
-          <w:lang w:val="en"/>
-        </w:rPr>
-        <w:t xml:space="preserve"> or further pretraining on Kiswahili tweets)</w:t>
+        <w:t>try larger or domain-adapted models (AfroXLMR-large, SwahBERT, or further pretraining on Kiswahili tweets)</w:t>
       </w:r>
     </w:p>
     <w:p>
@@ -13372,7 +14050,16 @@
           <w:szCs w:val="21"/>
           <w:lang w:val="en"/>
         </w:rPr>
-        <w:t>add batch upload and explanations to the app</w:t>
+        <w:t>add batch upload an</w:t>
+      </w:r>
+      <w:r>
+        <w:rPr>
+          <w:rFonts w:ascii="Cambria" w:eastAsia="Times New Roman" w:hAnsi="Cambria"/>
+          <w:sz w:val="21"/>
+          <w:szCs w:val="21"/>
+          <w:lang w:val="en"/>
+        </w:rPr>
+        <w:t>d explanations to the app</w:t>
       </w:r>
     </w:p>
     <w:p>
@@ -13408,16 +14095,7 @@
           <w:szCs w:val="21"/>
           <w:lang w:val="en"/>
         </w:rPr>
-        <w:t>For Kiswahili tweet sentiment with under 2,000 labelled examples,</w:t>
-      </w:r>
-      <w:r>
-        <w:rPr>
-          <w:rFonts w:ascii="Cambria" w:hAnsi="Cambria"/>
-          <w:sz w:val="21"/>
-          <w:szCs w:val="21"/>
-          <w:lang w:val="en"/>
-        </w:rPr>
-        <w:t xml:space="preserve"> the decisive factor was not the architecture but </w:t>
+        <w:t xml:space="preserve">For Kiswahili tweet sentiment with under 2,000 labelled examples, the decisive factor was not the architecture but </w:t>
       </w:r>
       <w:r>
         <w:rPr>
@@ -13512,16 +14190,7 @@
           <w:szCs w:val="21"/>
           <w:lang w:val="en"/>
         </w:rPr>
-        <w:t>General multilingual Transformers do not help e</w:t>
-      </w:r>
-      <w:r>
-        <w:rPr>
-          <w:rFonts w:ascii="Cambria" w:eastAsia="Times New Roman" w:hAnsi="Cambria"/>
-          <w:sz w:val="21"/>
-          <w:szCs w:val="21"/>
-          <w:lang w:val="en"/>
-        </w:rPr>
-        <w:t>ither.</w:t>
+        <w:t>General multilingual Transformers do not help either.</w:t>
       </w:r>
     </w:p>
     <w:p>
@@ -13546,16 +14215,16 @@
           <w:szCs w:val="21"/>
           <w:lang w:val="en"/>
         </w:rPr>
-        <w:t>Encoders pretrained on African languages (AfriBERTa, AfroXLMR) give a large and statistically significant improvement, especially on the rare negative class. The XLM-R vs AfroXLMR comparison shows that this comes from pretraining data rather than to</w:t>
-      </w:r>
-      <w:r>
-        <w:rPr>
-          <w:rFonts w:ascii="Cambria" w:eastAsia="Times New Roman" w:hAnsi="Cambria"/>
-          <w:sz w:val="21"/>
-          <w:szCs w:val="21"/>
-          <w:lang w:val="en"/>
-        </w:rPr>
-        <w:t>kenization.</w:t>
+        <w:t>Encoders pretrained on African languages (AfriBERTa, AfroXLMR) give a large and statistically significant improvement, especially on t</w:t>
+      </w:r>
+      <w:r>
+        <w:rPr>
+          <w:rFonts w:ascii="Cambria" w:eastAsia="Times New Roman" w:hAnsi="Cambria"/>
+          <w:sz w:val="21"/>
+          <w:szCs w:val="21"/>
+          <w:lang w:val="en"/>
+        </w:rPr>
+        <w:t>he rare negative class. The XLM-R vs AfroXLMR comparison shows that this comes from pretraining data rather than tokenization.</w:t>
       </w:r>
     </w:p>
     <w:p>
@@ -13575,16 +14244,16 @@
           <w:szCs w:val="21"/>
           <w:lang w:val="en"/>
         </w:rPr>
-        <w:t>Error analysis showed that the remaining errors concern the boundary between neutral reporting and expressed opinion, together with a sizeable share of questionable gold labels. Progress on this task is therefore likely to come as much from bet</w:t>
-      </w:r>
-      <w:r>
-        <w:rPr>
-          <w:rFonts w:ascii="Cambria" w:hAnsi="Cambria"/>
-          <w:sz w:val="21"/>
-          <w:szCs w:val="21"/>
-          <w:lang w:val="en"/>
-        </w:rPr>
-        <w:t>ter data and clearer annotation as from better models.</w:t>
+        <w:t>Error analysis showed that the remaining errors concern the boundary between neutral reporting and expressed opinion, together wi</w:t>
+      </w:r>
+      <w:r>
+        <w:rPr>
+          <w:rFonts w:ascii="Cambria" w:hAnsi="Cambria"/>
+          <w:sz w:val="21"/>
+          <w:szCs w:val="21"/>
+          <w:lang w:val="en"/>
+        </w:rPr>
+        <w:t>th a sizeable share of questionable gold labels. Progress on this task is therefore likely to come as much from better data and clearer annotation as from better models.</w:t>
       </w:r>
     </w:p>
     <w:p>
@@ -13604,16 +14273,16 @@
           <w:szCs w:val="21"/>
           <w:lang w:val="en"/>
         </w:rPr>
-        <w:t>Three methodological lessons came out of the project. First, macro-F1 and seed averaging were necessary to avoid drawing conclusions from noise. Second, a more complex model must earn its place against</w:t>
-      </w:r>
-      <w:r>
-        <w:rPr>
-          <w:rFonts w:ascii="Cambria" w:hAnsi="Cambria"/>
-          <w:sz w:val="21"/>
-          <w:szCs w:val="21"/>
-          <w:lang w:val="en"/>
-        </w:rPr>
-        <w:t xml:space="preserve"> a strong simple baseline. Third, reading the errors in the original language revealed problems with the data that the scores alone did not show.</w:t>
+        <w:t>Three methodological lessons came out of the project. First, macro-F1 and seed averaging were necessary to avoid drawing conclusions from noise. Second, a more complex model must earn its place against a strong simple baseline. Third, reading the errors in</w:t>
+      </w:r>
+      <w:r>
+        <w:rPr>
+          <w:rFonts w:ascii="Cambria" w:hAnsi="Cambria"/>
+          <w:sz w:val="21"/>
+          <w:szCs w:val="21"/>
+          <w:lang w:val="en"/>
+        </w:rPr>
+        <w:t xml:space="preserve"> the original language revealed problems with the data that the scores alone did not show.</w:t>
       </w:r>
     </w:p>
     <w:p>
@@ -13636,7 +14305,7 @@
       <w:pPr>
         <w:spacing w:before="60" w:after="60"/>
         <w:ind w:hanging="480"/>
-        <w:divId w:val="1953053335"/>
+        <w:divId w:val="1199392243"/>
         <w:rPr>
           <w:rFonts w:ascii="Cambria" w:hAnsi="Cambria"/>
           <w:sz w:val="20"/>
@@ -13651,16 +14320,7 @@
           <w:szCs w:val="20"/>
           <w:lang w:val="en"/>
         </w:rPr>
-        <w:t>Adebara, I., Elmadany, A., Abdul-Mageed, M., &amp; Alcoba Inciarte, A. (2023). SERENGETI: Massively</w:t>
-      </w:r>
-      <w:r>
-        <w:rPr>
-          <w:rFonts w:ascii="Cambria" w:hAnsi="Cambria"/>
-          <w:sz w:val="20"/>
-          <w:szCs w:val="20"/>
-          <w:lang w:val="en"/>
-        </w:rPr>
-        <w:t xml:space="preserve"> multilingual language models for Africa. In </w:t>
+        <w:t xml:space="preserve">Adebara, I., Elmadany, A., Abdul-Mageed, M., &amp; Alcoba Inciarte, A. (2023). SERENGETI: Massively multilingual language models for Africa. In </w:t>
       </w:r>
       <w:r>
         <w:rPr>
@@ -13671,47 +14331,7 @@
           <w:szCs w:val="20"/>
           <w:lang w:val="en"/>
         </w:rPr>
-        <w:t>Findings of the Association for Computational Linguistics: ACL 2023</w:t>
-      </w:r>
-      <w:r>
-        <w:rPr>
-          <w:rFonts w:ascii="Cambria" w:hAnsi="Cambria"/>
-          <w:sz w:val="20"/>
-          <w:szCs w:val="20"/>
-          <w:lang w:val="en"/>
-        </w:rPr>
-        <w:t xml:space="preserve"> (pp. 1498–1537). https://aclanthology.org/2023.findings-acl.97</w:t>
-      </w:r>
-    </w:p>
-    <w:p>
-      <w:pPr>
-        <w:spacing w:before="60" w:after="60"/>
-        <w:ind w:hanging="480"/>
-        <w:divId w:val="1953053335"/>
-        <w:rPr>
-          <w:rFonts w:ascii="Cambria" w:hAnsi="Cambria"/>
-          <w:sz w:val="20"/>
-          <w:szCs w:val="20"/>
-          <w:lang w:val="en"/>
-        </w:rPr>
-      </w:pPr>
-      <w:r>
-        <w:rPr>
-          <w:rFonts w:ascii="Cambria" w:hAnsi="Cambria"/>
-          <w:sz w:val="20"/>
-          <w:szCs w:val="20"/>
-          <w:lang w:val="en"/>
-        </w:rPr>
-        <w:t>Alabi, J. O., Adelani, D. I., Mosbach, M., &amp; Klakow, D. (2022). Adapting pre-tra</w:t>
-      </w:r>
-      <w:r>
-        <w:rPr>
-          <w:rFonts w:ascii="Cambria" w:hAnsi="Cambria"/>
-          <w:sz w:val="20"/>
-          <w:szCs w:val="20"/>
-          <w:lang w:val="en"/>
-        </w:rPr>
-        <w:t xml:space="preserve">ined language models to African languages via multilingual adaptive fine-tuning. In </w:t>
+        <w:t>Findings o</w:t>
       </w:r>
       <w:r>
         <w:rPr>
@@ -13722,7 +14342,7 @@
           <w:szCs w:val="20"/>
           <w:lang w:val="en"/>
         </w:rPr>
-        <w:t>Proceedings of COLING 2022</w:t>
+        <w:t>f the Association for Computational Linguistics: ACL 2023</w:t>
       </w:r>
       <w:r>
         <w:rPr>
@@ -13731,14 +14351,14 @@
           <w:szCs w:val="20"/>
           <w:lang w:val="en"/>
         </w:rPr>
-        <w:t xml:space="preserve"> (pp. 4336–4349). https://aclanthology.org/2022.coling-1.382</w:t>
+        <w:t xml:space="preserve"> (pp. 1498–1537). https://aclanthology.org/2023.findings-acl.97</w:t>
       </w:r>
     </w:p>
     <w:p>
       <w:pPr>
         <w:spacing w:before="60" w:after="60"/>
         <w:ind w:hanging="480"/>
-        <w:divId w:val="1953053335"/>
+        <w:divId w:val="1199392243"/>
         <w:rPr>
           <w:rFonts w:ascii="Cambria" w:hAnsi="Cambria"/>
           <w:sz w:val="20"/>
@@ -13753,7 +14373,7 @@
           <w:szCs w:val="20"/>
           <w:lang w:val="en"/>
         </w:rPr>
-        <w:t xml:space="preserve">Bahdanau, D., Cho, K., &amp; </w:t>
+        <w:t>Alabi, J. O., Adelani, D. I., Mosbach, M., &amp; Klakow, D. (2022). Adapting pre-trained language models to African languages via multiling</w:t>
       </w:r>
       <w:r>
         <w:rPr>
@@ -13762,7 +14382,7 @@
           <w:szCs w:val="20"/>
           <w:lang w:val="en"/>
         </w:rPr>
-        <w:t xml:space="preserve">Bengio, Y. (2015). Neural machine translation by jointly learning to align and translate. In </w:t>
+        <w:t xml:space="preserve">ual adaptive fine-tuning. In </w:t>
       </w:r>
       <w:r>
         <w:rPr>
@@ -13773,7 +14393,7 @@
           <w:szCs w:val="20"/>
           <w:lang w:val="en"/>
         </w:rPr>
-        <w:t>International Conference on Learning Representations (ICLR)</w:t>
+        <w:t>Proceedings of COLING 2022</w:t>
       </w:r>
       <w:r>
         <w:rPr>
@@ -13782,14 +14402,14 @@
           <w:szCs w:val="20"/>
           <w:lang w:val="en"/>
         </w:rPr>
-        <w:t>.</w:t>
+        <w:t xml:space="preserve"> (pp. 4336–4349). https://aclanthology.org/2022.coling-1.382</w:t>
       </w:r>
     </w:p>
     <w:p>
       <w:pPr>
         <w:spacing w:before="60" w:after="60"/>
         <w:ind w:hanging="480"/>
-        <w:divId w:val="1953053335"/>
+        <w:divId w:val="1199392243"/>
         <w:rPr>
           <w:rFonts w:ascii="Cambria" w:hAnsi="Cambria"/>
           <w:sz w:val="20"/>
@@ -13804,16 +14424,7 @@
           <w:szCs w:val="20"/>
           <w:lang w:val="en"/>
         </w:rPr>
-        <w:t>Bojanowski, P., Grave, E., Joulin, A., &amp; Mikolov, T. (2017). Enriching word vectors with subword infor</w:t>
-      </w:r>
-      <w:r>
-        <w:rPr>
-          <w:rFonts w:ascii="Cambria" w:hAnsi="Cambria"/>
-          <w:sz w:val="20"/>
-          <w:szCs w:val="20"/>
-          <w:lang w:val="en"/>
-        </w:rPr>
-        <w:t xml:space="preserve">mation. </w:t>
+        <w:t xml:space="preserve">Bahdanau, D., Cho, K., &amp; Bengio, Y. (2015). Neural machine translation by jointly learning to align and translate. In </w:t>
       </w:r>
       <w:r>
         <w:rPr>
@@ -13824,47 +14435,7 @@
           <w:szCs w:val="20"/>
           <w:lang w:val="en"/>
         </w:rPr>
-        <w:t>Transactions of the Association for Computational Linguistics, 5</w:t>
-      </w:r>
-      <w:r>
-        <w:rPr>
-          <w:rFonts w:ascii="Cambria" w:hAnsi="Cambria"/>
-          <w:sz w:val="20"/>
-          <w:szCs w:val="20"/>
-          <w:lang w:val="en"/>
-        </w:rPr>
-        <w:t>, 135–146.</w:t>
-      </w:r>
-    </w:p>
-    <w:p>
-      <w:pPr>
-        <w:spacing w:before="60" w:after="60"/>
-        <w:ind w:hanging="480"/>
-        <w:divId w:val="1953053335"/>
-        <w:rPr>
-          <w:rFonts w:ascii="Cambria" w:hAnsi="Cambria"/>
-          <w:sz w:val="20"/>
-          <w:szCs w:val="20"/>
-          <w:lang w:val="en"/>
-        </w:rPr>
-      </w:pPr>
-      <w:r>
-        <w:rPr>
-          <w:rFonts w:ascii="Cambria" w:hAnsi="Cambria"/>
-          <w:sz w:val="20"/>
-          <w:szCs w:val="20"/>
-          <w:lang w:val="en"/>
-        </w:rPr>
-        <w:t>Conneau, A., Khandelwal, K., Goyal, N., Chaudhary, V., Wenzek, G., Guzmán, F., Grave, E., Ott, M., Zettlemoyer, L., &amp; Stoyanov, V. (2020). Unsupervised cross-lingual represe</w:t>
-      </w:r>
-      <w:r>
-        <w:rPr>
-          <w:rFonts w:ascii="Cambria" w:hAnsi="Cambria"/>
-          <w:sz w:val="20"/>
-          <w:szCs w:val="20"/>
-          <w:lang w:val="en"/>
-        </w:rPr>
-        <w:t xml:space="preserve">ntation learning at scale. In </w:t>
+        <w:t>International Conferen</w:t>
       </w:r>
       <w:r>
         <w:rPr>
@@ -13875,7 +14446,7 @@
           <w:szCs w:val="20"/>
           <w:lang w:val="en"/>
         </w:rPr>
-        <w:t>Proceedings of ACL 2020</w:t>
+        <w:t>ce on Learning Representations (ICLR)</w:t>
       </w:r>
       <w:r>
         <w:rPr>
@@ -13884,14 +14455,14 @@
           <w:szCs w:val="20"/>
           <w:lang w:val="en"/>
         </w:rPr>
-        <w:t xml:space="preserve"> (pp. 8440–8451). https://aclanthology.org/2020.acl-main.747</w:t>
+        <w:t>.</w:t>
       </w:r>
     </w:p>
     <w:p>
       <w:pPr>
         <w:spacing w:before="60" w:after="60"/>
         <w:ind w:hanging="480"/>
-        <w:divId w:val="1953053335"/>
+        <w:divId w:val="1199392243"/>
         <w:rPr>
           <w:rFonts w:ascii="Cambria" w:hAnsi="Cambria"/>
           <w:sz w:val="20"/>
@@ -13906,16 +14477,7 @@
           <w:szCs w:val="20"/>
           <w:lang w:val="en"/>
         </w:rPr>
-        <w:t>Devlin, J., Chang, M.-W., Lee, K., &amp; Toutanova, K. (2019). BERT: Pre-training of deep bidirectional transformers for language understanding. I</w:t>
-      </w:r>
-      <w:r>
-        <w:rPr>
-          <w:rFonts w:ascii="Cambria" w:hAnsi="Cambria"/>
-          <w:sz w:val="20"/>
-          <w:szCs w:val="20"/>
-          <w:lang w:val="en"/>
-        </w:rPr>
-        <w:t xml:space="preserve">n </w:t>
+        <w:t xml:space="preserve">Bojanowski, P., Grave, E., Joulin, A., &amp; Mikolov, T. (2017). Enriching word vectors with subword information. </w:t>
       </w:r>
       <w:r>
         <w:rPr>
@@ -13926,7 +14488,7 @@
           <w:szCs w:val="20"/>
           <w:lang w:val="en"/>
         </w:rPr>
-        <w:t>Proceedings of NAACL-HLT 2019</w:t>
+        <w:t>Transactions of the Association for Computational Linguistics, 5</w:t>
       </w:r>
       <w:r>
         <w:rPr>
@@ -13935,14 +14497,14 @@
           <w:szCs w:val="20"/>
           <w:lang w:val="en"/>
         </w:rPr>
-        <w:t xml:space="preserve"> (pp. 4171–4186). https://aclanthology.org/N19-1423</w:t>
+        <w:t>, 135–146.</w:t>
       </w:r>
     </w:p>
     <w:p>
       <w:pPr>
         <w:spacing w:before="60" w:after="60"/>
         <w:ind w:hanging="480"/>
-        <w:divId w:val="1953053335"/>
+        <w:divId w:val="1199392243"/>
         <w:rPr>
           <w:rFonts w:ascii="Cambria" w:hAnsi="Cambria"/>
           <w:sz w:val="20"/>
@@ -13957,7 +14519,7 @@
           <w:szCs w:val="20"/>
           <w:lang w:val="en"/>
         </w:rPr>
-        <w:t>Dodge, J., Ilharco, G., Schwartz, R., Farhadi, A., Hajishirzi, H., &amp; Smith, N. (2020). Fine-tuning pretrained language models: Weight initializations, data orders, and early</w:t>
+        <w:t>Conneau, A., Khandelwal, K., Goy</w:t>
       </w:r>
       <w:r>
         <w:rPr>
@@ -13966,7 +14528,7 @@
           <w:szCs w:val="20"/>
           <w:lang w:val="en"/>
         </w:rPr>
-        <w:t xml:space="preserve"> stopping. </w:t>
+        <w:t xml:space="preserve">al, N., Chaudhary, V., Wenzek, G., Guzmán, F., Grave, E., Ott, M., Zettlemoyer, L., &amp; Stoyanov, V. (2020). Unsupervised cross-lingual representation learning at scale. In </w:t>
       </w:r>
       <w:r>
         <w:rPr>
@@ -13977,7 +14539,7 @@
           <w:szCs w:val="20"/>
           <w:lang w:val="en"/>
         </w:rPr>
-        <w:t>arXiv:2002.06305</w:t>
+        <w:t>Proceedings of ACL 2020</w:t>
       </w:r>
       <w:r>
         <w:rPr>
@@ -13986,14 +14548,14 @@
           <w:szCs w:val="20"/>
           <w:lang w:val="en"/>
         </w:rPr>
-        <w:t>.</w:t>
+        <w:t xml:space="preserve"> (pp. 8440–8451). https://aclanthology.org/2020.acl-main.747</w:t>
       </w:r>
     </w:p>
     <w:p>
       <w:pPr>
         <w:spacing w:before="60" w:after="60"/>
         <w:ind w:hanging="480"/>
-        <w:divId w:val="1953053335"/>
+        <w:divId w:val="1199392243"/>
         <w:rPr>
           <w:rFonts w:ascii="Cambria" w:hAnsi="Cambria"/>
           <w:sz w:val="20"/>
@@ -14008,7 +14570,16 @@
           <w:szCs w:val="20"/>
           <w:lang w:val="en"/>
         </w:rPr>
-        <w:t xml:space="preserve">Dror, R., Baumer, G., Shlomov, S., &amp; Reichart, R. (2018). The hitchhiker's guide to testing statistical significance in natural language processing. In </w:t>
+        <w:t>D</w:t>
+      </w:r>
+      <w:r>
+        <w:rPr>
+          <w:rFonts w:ascii="Cambria" w:hAnsi="Cambria"/>
+          <w:sz w:val="20"/>
+          <w:szCs w:val="20"/>
+          <w:lang w:val="en"/>
+        </w:rPr>
+        <w:t xml:space="preserve">evlin, J., Chang, M.-W., Lee, K., &amp; Toutanova, K. (2019). BERT: Pre-training of deep bidirectional transformers for language understanding. In </w:t>
       </w:r>
       <w:r>
         <w:rPr>
@@ -14019,7 +14590,7 @@
           <w:szCs w:val="20"/>
           <w:lang w:val="en"/>
         </w:rPr>
-        <w:t>Proceedings of ACL 2018</w:t>
+        <w:t>Proceedings of NAACL-HLT 2019</w:t>
       </w:r>
       <w:r>
         <w:rPr>
@@ -14028,14 +14599,14 @@
           <w:szCs w:val="20"/>
           <w:lang w:val="en"/>
         </w:rPr>
-        <w:t xml:space="preserve"> (pp. 1383–1392). https://aclanthology.org/P18-1128</w:t>
+        <w:t xml:space="preserve"> (pp. 4171–4186). https://aclanthology.org/N19-1423</w:t>
       </w:r>
     </w:p>
     <w:p>
       <w:pPr>
         <w:spacing w:before="60" w:after="60"/>
         <w:ind w:hanging="480"/>
-        <w:divId w:val="1953053335"/>
+        <w:divId w:val="1199392243"/>
         <w:rPr>
           <w:rFonts w:ascii="Cambria" w:hAnsi="Cambria"/>
           <w:sz w:val="20"/>
@@ -14050,7 +14621,16 @@
           <w:szCs w:val="20"/>
           <w:lang w:val="en"/>
         </w:rPr>
-        <w:t xml:space="preserve">Grave, E., Bojanowski, P., Gupta, P., Joulin, A., &amp; Mikolov, T. (2018). Learning word vectors for 157 languages. In </w:t>
+        <w:t>Dodge, J., Ilharco, G., Schwartz</w:t>
+      </w:r>
+      <w:r>
+        <w:rPr>
+          <w:rFonts w:ascii="Cambria" w:hAnsi="Cambria"/>
+          <w:sz w:val="20"/>
+          <w:szCs w:val="20"/>
+          <w:lang w:val="en"/>
+        </w:rPr>
+        <w:t xml:space="preserve">, R., Farhadi, A., Hajishirzi, H., &amp; Smith, N. (2020). Fine-tuning pretrained language models: Weight initializations, data orders, and early stopping. </w:t>
       </w:r>
       <w:r>
         <w:rPr>
@@ -14061,7 +14641,7 @@
           <w:szCs w:val="20"/>
           <w:lang w:val="en"/>
         </w:rPr>
-        <w:t>Proceedings of LREC 2018</w:t>
+        <w:t>arXiv:2002.06305</w:t>
       </w:r>
       <w:r>
         <w:rPr>
@@ -14077,7 +14657,7 @@
       <w:pPr>
         <w:spacing w:before="60" w:after="60"/>
         <w:ind w:hanging="480"/>
-        <w:divId w:val="1953053335"/>
+        <w:divId w:val="1199392243"/>
         <w:rPr>
           <w:rFonts w:ascii="Cambria" w:hAnsi="Cambria"/>
           <w:sz w:val="20"/>
@@ -14092,7 +14672,7 @@
           <w:szCs w:val="20"/>
           <w:lang w:val="en"/>
         </w:rPr>
-        <w:t xml:space="preserve">Graves, A., &amp; </w:t>
+        <w:t>Dror, R., Baumer, G., Shlomov, S., &amp; Reichart, R. (2018). The hitchhiker's guide to te</w:t>
       </w:r>
       <w:r>
         <w:rPr>
@@ -14101,7 +14681,7 @@
           <w:szCs w:val="20"/>
           <w:lang w:val="en"/>
         </w:rPr>
-        <w:t xml:space="preserve">Schmidhuber, J. (2005). Framewise phoneme classification with bidirectional LSTM and other neural network architectures. </w:t>
+        <w:t xml:space="preserve">sting statistical significance in natural language processing. In </w:t>
       </w:r>
       <w:r>
         <w:rPr>
@@ -14112,7 +14692,7 @@
           <w:szCs w:val="20"/>
           <w:lang w:val="en"/>
         </w:rPr>
-        <w:t>Neural Networks, 18</w:t>
+        <w:t>Proceedings of ACL 2018</w:t>
       </w:r>
       <w:r>
         <w:rPr>
@@ -14121,14 +14701,14 @@
           <w:szCs w:val="20"/>
           <w:lang w:val="en"/>
         </w:rPr>
-        <w:t>(5–6), 602–610.</w:t>
+        <w:t xml:space="preserve"> (pp. 1383–1392). https://aclanthology.org/P18-1128</w:t>
       </w:r>
     </w:p>
     <w:p>
       <w:pPr>
         <w:spacing w:before="60" w:after="60"/>
         <w:ind w:hanging="480"/>
-        <w:divId w:val="1953053335"/>
+        <w:divId w:val="1199392243"/>
         <w:rPr>
           <w:rFonts w:ascii="Cambria" w:hAnsi="Cambria"/>
           <w:sz w:val="20"/>
@@ -14143,7 +14723,16 @@
           <w:szCs w:val="20"/>
           <w:lang w:val="en"/>
         </w:rPr>
-        <w:t xml:space="preserve">Hochreiter, S., &amp; Schmidhuber, J. (1997). Long short-term memory. </w:t>
+        <w:t>Grave, E., Bojanowski, P., Gupta, P., Joulin, A., &amp; Mikolov, T. (2018). Learning word vectors for 157 languages. In</w:t>
+      </w:r>
+      <w:r>
+        <w:rPr>
+          <w:rFonts w:ascii="Cambria" w:hAnsi="Cambria"/>
+          <w:sz w:val="20"/>
+          <w:szCs w:val="20"/>
+          <w:lang w:val="en"/>
+        </w:rPr>
+        <w:t xml:space="preserve"> </w:t>
       </w:r>
       <w:r>
         <w:rPr>
@@ -14154,7 +14743,7 @@
           <w:szCs w:val="20"/>
           <w:lang w:val="en"/>
         </w:rPr>
-        <w:t>Neural Computation, 9</w:t>
+        <w:t>Proceedings of LREC 2018</w:t>
       </w:r>
       <w:r>
         <w:rPr>
@@ -14163,38 +14752,29 @@
           <w:szCs w:val="20"/>
           <w:lang w:val="en"/>
         </w:rPr>
-        <w:t>(8), 1735–178</w:t>
-      </w:r>
-      <w:r>
+        <w:t>.</w:t>
+      </w:r>
+    </w:p>
+    <w:p>
+      <w:pPr>
+        <w:spacing w:before="60" w:after="60"/>
+        <w:ind w:hanging="480"/>
+        <w:divId w:val="1199392243"/>
         <w:rPr>
           <w:rFonts w:ascii="Cambria" w:hAnsi="Cambria"/>
           <w:sz w:val="20"/>
           <w:szCs w:val="20"/>
           <w:lang w:val="en"/>
         </w:rPr>
-        <w:t>0.</w:t>
-      </w:r>
-    </w:p>
-    <w:p>
-      <w:pPr>
-        <w:spacing w:before="60" w:after="60"/>
-        <w:ind w:hanging="480"/>
-        <w:divId w:val="1953053335"/>
+      </w:pPr>
+      <w:r>
         <w:rPr>
           <w:rFonts w:ascii="Cambria" w:hAnsi="Cambria"/>
           <w:sz w:val="20"/>
           <w:szCs w:val="20"/>
           <w:lang w:val="en"/>
         </w:rPr>
-      </w:pPr>
-      <w:r>
-        <w:rPr>
-          <w:rFonts w:ascii="Cambria" w:hAnsi="Cambria"/>
-          <w:sz w:val="20"/>
-          <w:szCs w:val="20"/>
-          <w:lang w:val="en"/>
-        </w:rPr>
-        <w:t xml:space="preserve">Jain, S., &amp; Wallace, B. C. (2019). Attention is not explanation. In </w:t>
+        <w:t xml:space="preserve">Graves, A., &amp; Schmidhuber, J. (2005). Framewise phoneme classification with bidirectional LSTM and other neural network architectures. </w:t>
       </w:r>
       <w:r>
         <w:rPr>
@@ -14205,7 +14785,7 @@
           <w:szCs w:val="20"/>
           <w:lang w:val="en"/>
         </w:rPr>
-        <w:t>Proceedings of NAACL-HLT 2019</w:t>
+        <w:t>Neural Networks, 18</w:t>
       </w:r>
       <w:r>
         <w:rPr>
@@ -14214,14 +14794,14 @@
           <w:szCs w:val="20"/>
           <w:lang w:val="en"/>
         </w:rPr>
-        <w:t xml:space="preserve"> (pp. 3543–3556). https://aclanthology.org/N19-1357</w:t>
+        <w:t>(5–6), 602–610.</w:t>
       </w:r>
     </w:p>
     <w:p>
       <w:pPr>
         <w:spacing w:before="60" w:after="60"/>
         <w:ind w:hanging="480"/>
-        <w:divId w:val="1953053335"/>
+        <w:divId w:val="1199392243"/>
         <w:rPr>
           <w:rFonts w:ascii="Cambria" w:hAnsi="Cambria"/>
           <w:sz w:val="20"/>
@@ -14236,7 +14816,7 @@
           <w:szCs w:val="20"/>
           <w:lang w:val="en"/>
         </w:rPr>
-        <w:t xml:space="preserve">Joshi, P., Santy, S., Budhiraja, A., Bali, K., &amp; Choudhury, M. (2020). The state and fate of linguistic </w:t>
+        <w:t>Hochreiter, S., &amp; Schmidhuber, J. (1997). Long short-term m</w:t>
       </w:r>
       <w:r>
         <w:rPr>
@@ -14245,7 +14825,7 @@
           <w:szCs w:val="20"/>
           <w:lang w:val="en"/>
         </w:rPr>
-        <w:t xml:space="preserve">diversity and inclusion in the NLP world. In </w:t>
+        <w:t xml:space="preserve">emory. </w:t>
       </w:r>
       <w:r>
         <w:rPr>
@@ -14256,7 +14836,7 @@
           <w:szCs w:val="20"/>
           <w:lang w:val="en"/>
         </w:rPr>
-        <w:t>Proceedings of ACL 2020</w:t>
+        <w:t>Neural Computation, 9</w:t>
       </w:r>
       <w:r>
         <w:rPr>
@@ -14265,14 +14845,14 @@
           <w:szCs w:val="20"/>
           <w:lang w:val="en"/>
         </w:rPr>
-        <w:t xml:space="preserve"> (pp. 6282–6293). https://aclanthology.org/2020.acl-main.560</w:t>
+        <w:t>(8), 1735–1780.</w:t>
       </w:r>
     </w:p>
     <w:p>
       <w:pPr>
         <w:spacing w:before="60" w:after="60"/>
         <w:ind w:hanging="480"/>
-        <w:divId w:val="1953053335"/>
+        <w:divId w:val="1199392243"/>
         <w:rPr>
           <w:rFonts w:ascii="Cambria" w:hAnsi="Cambria"/>
           <w:sz w:val="20"/>
@@ -14287,7 +14867,7 @@
           <w:szCs w:val="20"/>
           <w:lang w:val="en"/>
         </w:rPr>
-        <w:t xml:space="preserve">Kingma, D. P., &amp; Ba, J. (2015). Adam: A method for stochastic optimization. In </w:t>
+        <w:t xml:space="preserve">Jain, S., &amp; Wallace, B. C. (2019). Attention is not explanation. In </w:t>
       </w:r>
       <w:r>
         <w:rPr>
@@ -14298,7 +14878,47 @@
           <w:szCs w:val="20"/>
           <w:lang w:val="en"/>
         </w:rPr>
-        <w:t>International Conference on Learning Representat</w:t>
+        <w:t>Proceedings of NAACL-HLT 2019</w:t>
+      </w:r>
+      <w:r>
+        <w:rPr>
+          <w:rFonts w:ascii="Cambria" w:hAnsi="Cambria"/>
+          <w:sz w:val="20"/>
+          <w:szCs w:val="20"/>
+          <w:lang w:val="en"/>
+        </w:rPr>
+        <w:t xml:space="preserve"> (pp. 3543–3556). https://aclanthology.org/N19-1357</w:t>
+      </w:r>
+    </w:p>
+    <w:p>
+      <w:pPr>
+        <w:spacing w:before="60" w:after="60"/>
+        <w:ind w:hanging="480"/>
+        <w:divId w:val="1199392243"/>
+        <w:rPr>
+          <w:rFonts w:ascii="Cambria" w:hAnsi="Cambria"/>
+          <w:sz w:val="20"/>
+          <w:szCs w:val="20"/>
+          <w:lang w:val="en"/>
+        </w:rPr>
+      </w:pPr>
+      <w:r>
+        <w:rPr>
+          <w:rFonts w:ascii="Cambria" w:hAnsi="Cambria"/>
+          <w:sz w:val="20"/>
+          <w:szCs w:val="20"/>
+          <w:lang w:val="en"/>
+        </w:rPr>
+        <w:t xml:space="preserve">Joshi, P., Santy, S., Budhiraja, A., Bali, K., &amp; Choudhury, M. </w:t>
+      </w:r>
+      <w:r>
+        <w:rPr>
+          <w:rFonts w:ascii="Cambria" w:hAnsi="Cambria"/>
+          <w:sz w:val="20"/>
+          <w:szCs w:val="20"/>
+          <w:lang w:val="en"/>
+        </w:rPr>
+        <w:t xml:space="preserve">(2020). The state and fate of linguistic diversity and inclusion in the NLP world. In </w:t>
       </w:r>
       <w:r>
         <w:rPr>
@@ -14309,7 +14929,7 @@
           <w:szCs w:val="20"/>
           <w:lang w:val="en"/>
         </w:rPr>
-        <w:t>ions (ICLR)</w:t>
+        <w:t>Proceedings of ACL 2020</w:t>
       </w:r>
       <w:r>
         <w:rPr>
@@ -14318,14 +14938,14 @@
           <w:szCs w:val="20"/>
           <w:lang w:val="en"/>
         </w:rPr>
-        <w:t>.</w:t>
+        <w:t xml:space="preserve"> (pp. 6282–6293). https://aclanthology.org/2020.acl-main.560</w:t>
       </w:r>
     </w:p>
     <w:p>
       <w:pPr>
         <w:spacing w:before="60" w:after="60"/>
         <w:ind w:hanging="480"/>
-        <w:divId w:val="1953053335"/>
+        <w:divId w:val="1199392243"/>
         <w:rPr>
           <w:rFonts w:ascii="Cambria" w:hAnsi="Cambria"/>
           <w:sz w:val="20"/>
@@ -14340,7 +14960,7 @@
           <w:szCs w:val="20"/>
           <w:lang w:val="en"/>
         </w:rPr>
-        <w:t xml:space="preserve">Koehn, P. (2004). Statistical significance tests for machine translation evaluation. In </w:t>
+        <w:t xml:space="preserve">Kingma, D. P., &amp; Ba, J. (2015). Adam: A method for stochastic optimization. In </w:t>
       </w:r>
       <w:r>
         <w:rPr>
@@ -14351,38 +14971,7 @@
           <w:szCs w:val="20"/>
           <w:lang w:val="en"/>
         </w:rPr>
-        <w:t>Proceedings of EMNLP 2004</w:t>
-      </w:r>
-      <w:r>
-        <w:rPr>
-          <w:rFonts w:ascii="Cambria" w:hAnsi="Cambria"/>
-          <w:sz w:val="20"/>
-          <w:szCs w:val="20"/>
-          <w:lang w:val="en"/>
-        </w:rPr>
-        <w:t xml:space="preserve"> (pp. 388–395). https://aclanthology.org/W04-3250</w:t>
-      </w:r>
-    </w:p>
-    <w:p>
-      <w:pPr>
-        <w:spacing w:before="60" w:after="60"/>
-        <w:ind w:hanging="480"/>
-        <w:divId w:val="1953053335"/>
-        <w:rPr>
-          <w:rFonts w:ascii="Cambria" w:hAnsi="Cambria"/>
-          <w:sz w:val="20"/>
-          <w:szCs w:val="20"/>
-          <w:lang w:val="en"/>
-        </w:rPr>
-      </w:pPr>
-      <w:r>
-        <w:rPr>
-          <w:rFonts w:ascii="Cambria" w:hAnsi="Cambria"/>
-          <w:sz w:val="20"/>
-          <w:szCs w:val="20"/>
-          <w:lang w:val="en"/>
-        </w:rPr>
-        <w:t xml:space="preserve">Loshchilov, I., &amp; Hutter, F. (2019). Decoupled weight decay regularization. In </w:t>
+        <w:t>Interna</w:t>
       </w:r>
       <w:r>
         <w:rPr>
@@ -14393,7 +14982,38 @@
           <w:szCs w:val="20"/>
           <w:lang w:val="en"/>
         </w:rPr>
-        <w:t>I</w:t>
+        <w:t>tional Conference on Learning Representations (ICLR)</w:t>
+      </w:r>
+      <w:r>
+        <w:rPr>
+          <w:rFonts w:ascii="Cambria" w:hAnsi="Cambria"/>
+          <w:sz w:val="20"/>
+          <w:szCs w:val="20"/>
+          <w:lang w:val="en"/>
+        </w:rPr>
+        <w:t>.</w:t>
+      </w:r>
+    </w:p>
+    <w:p>
+      <w:pPr>
+        <w:spacing w:before="60" w:after="60"/>
+        <w:ind w:hanging="480"/>
+        <w:divId w:val="1199392243"/>
+        <w:rPr>
+          <w:rFonts w:ascii="Cambria" w:hAnsi="Cambria"/>
+          <w:sz w:val="20"/>
+          <w:szCs w:val="20"/>
+          <w:lang w:val="en"/>
+        </w:rPr>
+      </w:pPr>
+      <w:r>
+        <w:rPr>
+          <w:rFonts w:ascii="Cambria" w:hAnsi="Cambria"/>
+          <w:sz w:val="20"/>
+          <w:szCs w:val="20"/>
+          <w:lang w:val="en"/>
+        </w:rPr>
+        <w:t xml:space="preserve">Koehn, P. (2004). Statistical significance tests for machine translation evaluation. In </w:t>
       </w:r>
       <w:r>
         <w:rPr>
@@ -14404,7 +15024,7 @@
           <w:szCs w:val="20"/>
           <w:lang w:val="en"/>
         </w:rPr>
-        <w:t>nternational Conference on Learning Representations (ICLR)</w:t>
+        <w:t>Proceedings of EMNLP 2004</w:t>
       </w:r>
       <w:r>
         <w:rPr>
@@ -14413,14 +15033,14 @@
           <w:szCs w:val="20"/>
           <w:lang w:val="en"/>
         </w:rPr>
-        <w:t>.</w:t>
+        <w:t xml:space="preserve"> (pp. 388–395). https://aclanthology.org/W04-3250</w:t>
       </w:r>
     </w:p>
     <w:p>
       <w:pPr>
         <w:spacing w:before="60" w:after="60"/>
         <w:ind w:hanging="480"/>
-        <w:divId w:val="1953053335"/>
+        <w:divId w:val="1199392243"/>
         <w:rPr>
           <w:rFonts w:ascii="Cambria" w:hAnsi="Cambria"/>
           <w:sz w:val="20"/>
@@ -14435,7 +15055,16 @@
           <w:szCs w:val="20"/>
           <w:lang w:val="en"/>
         </w:rPr>
-        <w:t xml:space="preserve">Martin, G. L., Mswahili, M. E., &amp; Jeong, Y.-S. (2022). SwahBERT: Language model of Swahili. In </w:t>
+        <w:t>Loshchilov, I., &amp; Hutter, F. (2019). De</w:t>
+      </w:r>
+      <w:r>
+        <w:rPr>
+          <w:rFonts w:ascii="Cambria" w:hAnsi="Cambria"/>
+          <w:sz w:val="20"/>
+          <w:szCs w:val="20"/>
+          <w:lang w:val="en"/>
+        </w:rPr>
+        <w:t xml:space="preserve">coupled weight decay regularization. In </w:t>
       </w:r>
       <w:r>
         <w:rPr>
@@ -14446,7 +15075,7 @@
           <w:szCs w:val="20"/>
           <w:lang w:val="en"/>
         </w:rPr>
-        <w:t>Proceedings of NAACL-HLT 2022</w:t>
+        <w:t>International Conference on Learning Representations (ICLR)</w:t>
       </w:r>
       <w:r>
         <w:rPr>
@@ -14455,14 +15084,14 @@
           <w:szCs w:val="20"/>
           <w:lang w:val="en"/>
         </w:rPr>
-        <w:t xml:space="preserve"> (pp. 303–313). https://aclanthology.org/2022.naacl-main.23</w:t>
+        <w:t>.</w:t>
       </w:r>
     </w:p>
     <w:p>
       <w:pPr>
         <w:spacing w:before="60" w:after="60"/>
         <w:ind w:hanging="480"/>
-        <w:divId w:val="1953053335"/>
+        <w:divId w:val="1199392243"/>
         <w:rPr>
           <w:rFonts w:ascii="Cambria" w:hAnsi="Cambria"/>
           <w:sz w:val="20"/>
@@ -14477,16 +15106,7 @@
           <w:szCs w:val="20"/>
           <w:lang w:val="en"/>
         </w:rPr>
-        <w:t>Mosbach, M.,</w:t>
-      </w:r>
-      <w:r>
-        <w:rPr>
-          <w:rFonts w:ascii="Cambria" w:hAnsi="Cambria"/>
-          <w:sz w:val="20"/>
-          <w:szCs w:val="20"/>
-          <w:lang w:val="en"/>
-        </w:rPr>
-        <w:t xml:space="preserve"> Andriushchenko, M., &amp; Klakow, D. (2021). On the stability of fine-tuning BERT: Misconceptions, explanations, and strong baselines. In </w:t>
+        <w:t xml:space="preserve">Martin, G. L., Mswahili, M. E., &amp; Jeong, Y.-S. (2022). SwahBERT: Language model of Swahili. In </w:t>
       </w:r>
       <w:r>
         <w:rPr>
@@ -14497,7 +15117,7 @@
           <w:szCs w:val="20"/>
           <w:lang w:val="en"/>
         </w:rPr>
-        <w:t>International Conference on Learning Representations (ICLR)</w:t>
+        <w:t>Proceedings of NAACL-HLT 2022</w:t>
       </w:r>
       <w:r>
         <w:rPr>
@@ -14506,14 +15126,23 @@
           <w:szCs w:val="20"/>
           <w:lang w:val="en"/>
         </w:rPr>
-        <w:t>.</w:t>
+        <w:t xml:space="preserve"> (pp. 303–313). https://aclanth</w:t>
+      </w:r>
+      <w:r>
+        <w:rPr>
+          <w:rFonts w:ascii="Cambria" w:hAnsi="Cambria"/>
+          <w:sz w:val="20"/>
+          <w:szCs w:val="20"/>
+          <w:lang w:val="en"/>
+        </w:rPr>
+        <w:t>ology.org/2022.naacl-main.23</w:t>
       </w:r>
     </w:p>
     <w:p>
       <w:pPr>
         <w:spacing w:before="60" w:after="60"/>
         <w:ind w:hanging="480"/>
-        <w:divId w:val="1953053335"/>
+        <w:divId w:val="1199392243"/>
         <w:rPr>
           <w:rFonts w:ascii="Cambria" w:hAnsi="Cambria"/>
           <w:sz w:val="20"/>
@@ -14528,16 +15157,7 @@
           <w:szCs w:val="20"/>
           <w:lang w:val="en"/>
         </w:rPr>
-        <w:t>Muhammad, S. H., Adelani, D. I., Ruder, S., Ahmad, I. S., Ab</w:t>
-      </w:r>
-      <w:r>
-        <w:rPr>
-          <w:rFonts w:ascii="Cambria" w:hAnsi="Cambria"/>
-          <w:sz w:val="20"/>
-          <w:szCs w:val="20"/>
-          <w:lang w:val="en"/>
-        </w:rPr>
-        <w:t xml:space="preserve">dulmumin, I., Bello, B. S., et al. (2022). NaijaSenti: A Nigerian Twitter sentiment corpus for multilingual sentiment analysis. In </w:t>
+        <w:t xml:space="preserve">Mosbach, M., Andriushchenko, M., &amp; Klakow, D. (2021). On the stability of fine-tuning BERT: Misconceptions, explanations, and strong baselines. In </w:t>
       </w:r>
       <w:r>
         <w:rPr>
@@ -14548,7 +15168,7 @@
           <w:szCs w:val="20"/>
           <w:lang w:val="en"/>
         </w:rPr>
-        <w:t>Proceedings of LREC 2022</w:t>
+        <w:t>International Conference on Learning Representations (ICLR)</w:t>
       </w:r>
       <w:r>
         <w:rPr>
@@ -14557,14 +15177,14 @@
           <w:szCs w:val="20"/>
           <w:lang w:val="en"/>
         </w:rPr>
-        <w:t xml:space="preserve"> (pp. 590–602). https://aclanthology.org/2022.lrec-1.63</w:t>
+        <w:t>.</w:t>
       </w:r>
     </w:p>
     <w:p>
       <w:pPr>
         <w:spacing w:before="60" w:after="60"/>
         <w:ind w:hanging="480"/>
-        <w:divId w:val="1953053335"/>
+        <w:divId w:val="1199392243"/>
         <w:rPr>
           <w:rFonts w:ascii="Cambria" w:hAnsi="Cambria"/>
           <w:sz w:val="20"/>
@@ -14579,7 +15199,7 @@
           <w:szCs w:val="20"/>
           <w:lang w:val="en"/>
         </w:rPr>
-        <w:t>Muhammad, S. H., Abdulmumin, I., Ayele, A. A.</w:t>
+        <w:t>Muhammad, S. H., Ad</w:t>
       </w:r>
       <w:r>
         <w:rPr>
@@ -14588,7 +15208,7 @@
           <w:szCs w:val="20"/>
           <w:lang w:val="en"/>
         </w:rPr>
-        <w:t xml:space="preserve">, Ousidhoum, N., Adelani, D. I., Yimam, S. M., et al. (2023a). AfriSenti: A Twitter sentiment analysis benchmark for African languages. In </w:t>
+        <w:t xml:space="preserve">elani, D. I., Ruder, S., Ahmad, I. S., Abdulmumin, I., Bello, B. S., et al. (2022). NaijaSenti: A Nigerian Twitter sentiment corpus for multilingual sentiment analysis. In </w:t>
       </w:r>
       <w:r>
         <w:rPr>
@@ -14599,7 +15219,7 @@
           <w:szCs w:val="20"/>
           <w:lang w:val="en"/>
         </w:rPr>
-        <w:t>Proceedings of EMNLP 2023</w:t>
+        <w:t>Proceedings of LREC 2022</w:t>
       </w:r>
       <w:r>
         <w:rPr>
@@ -14608,30 +15228,30 @@
           <w:szCs w:val="20"/>
           <w:lang w:val="en"/>
         </w:rPr>
-        <w:t xml:space="preserve"> (pp. 13968–13981). https://aclanthology.org/2023.emnlp-main.862. Dataset: https://huggingfa</w:t>
-      </w:r>
-      <w:r>
+        <w:t xml:space="preserve"> (pp. 590–602). https://aclanthology.org/2022.lrec-1.63</w:t>
+      </w:r>
+    </w:p>
+    <w:p>
+      <w:pPr>
+        <w:spacing w:before="60" w:after="60"/>
+        <w:ind w:hanging="480"/>
+        <w:divId w:val="1199392243"/>
         <w:rPr>
           <w:rFonts w:ascii="Cambria" w:hAnsi="Cambria"/>
           <w:sz w:val="20"/>
           <w:szCs w:val="20"/>
           <w:lang w:val="en"/>
         </w:rPr>
-        <w:t>ce.co/datasets/shmuhammad/AfriSenti-twitter-sentiment (CC BY 4.0).</w:t>
-      </w:r>
-    </w:p>
-    <w:p>
-      <w:pPr>
-        <w:spacing w:before="60" w:after="60"/>
-        <w:ind w:hanging="480"/>
-        <w:divId w:val="1953053335"/>
+      </w:pPr>
+      <w:r>
         <w:rPr>
           <w:rFonts w:ascii="Cambria" w:hAnsi="Cambria"/>
           <w:sz w:val="20"/>
           <w:szCs w:val="20"/>
           <w:lang w:val="en"/>
         </w:rPr>
-      </w:pPr>
+        <w:t>Muha</w:t>
+      </w:r>
       <w:r>
         <w:rPr>
           <w:rFonts w:ascii="Cambria" w:hAnsi="Cambria"/>
@@ -14639,16 +15259,7 @@
           <w:szCs w:val="20"/>
           <w:lang w:val="en"/>
         </w:rPr>
-        <w:t>Muhammad, S. H., Abdulmumin, I., Yimam, S. M., Adelani, D. I., Ahmad, I. S., Ousidhoum, N., et al. (2023b). SemEval-2023 Task 12: Sentiment analysis for African languages (AfriSenti-SemEval</w:t>
-      </w:r>
-      <w:r>
-        <w:rPr>
-          <w:rFonts w:ascii="Cambria" w:hAnsi="Cambria"/>
-          <w:sz w:val="20"/>
-          <w:szCs w:val="20"/>
-          <w:lang w:val="en"/>
-        </w:rPr>
-        <w:t xml:space="preserve">). In </w:t>
+        <w:t xml:space="preserve">mmad, S. H., Abdulmumin, I., Ayele, A. A., Ousidhoum, N., Adelani, D. I., Yimam, S. M., et al. (2023a). AfriSenti: A Twitter sentiment analysis benchmark for African languages. In </w:t>
       </w:r>
       <w:r>
         <w:rPr>
@@ -14659,7 +15270,7 @@
           <w:szCs w:val="20"/>
           <w:lang w:val="en"/>
         </w:rPr>
-        <w:t>Proceedings of SemEval-2023</w:t>
+        <w:t>Proceedings of EMNLP 2023</w:t>
       </w:r>
       <w:r>
         <w:rPr>
@@ -14668,14 +15279,23 @@
           <w:szCs w:val="20"/>
           <w:lang w:val="en"/>
         </w:rPr>
-        <w:t xml:space="preserve"> (pp. 2319–2337). https://aclanthology.org/2023.semeval-1.315</w:t>
+        <w:t xml:space="preserve"> (pp. 13968–13981). https://aclanthology.org/2023.e</w:t>
+      </w:r>
+      <w:r>
+        <w:rPr>
+          <w:rFonts w:ascii="Cambria" w:hAnsi="Cambria"/>
+          <w:sz w:val="20"/>
+          <w:szCs w:val="20"/>
+          <w:lang w:val="en"/>
+        </w:rPr>
+        <w:t>mnlp-main.862. Dataset: https://huggingface.co/datasets/shmuhammad/AfriSenti-twitter-sentiment (CC BY 4.0).</w:t>
       </w:r>
     </w:p>
     <w:p>
       <w:pPr>
         <w:spacing w:before="60" w:after="60"/>
         <w:ind w:hanging="480"/>
-        <w:divId w:val="1953053335"/>
+        <w:divId w:val="1199392243"/>
         <w:rPr>
           <w:rFonts w:ascii="Cambria" w:hAnsi="Cambria"/>
           <w:sz w:val="20"/>
@@ -14690,7 +15310,7 @@
           <w:szCs w:val="20"/>
           <w:lang w:val="en"/>
         </w:rPr>
-        <w:t>Nekoto, W., Marivate, V., Matsila, T., Fasubaa, T., Kolawole, T., Fagbohungbe, T., et al. (2020). Participatory research for low-resourced machine translation: A</w:t>
+        <w:t>Muhammad, S. H., Abdulmumin, I., Yimam, S. M., Adelani, D. I., Ahmad, I. S., Ousidhoum, N., et al. (2023b). SemEval-2023 Task 12: Sentiment analysis</w:t>
       </w:r>
       <w:r>
         <w:rPr>
@@ -14699,7 +15319,7 @@
           <w:szCs w:val="20"/>
           <w:lang w:val="en"/>
         </w:rPr>
-        <w:t xml:space="preserve"> case study in African languages. In </w:t>
+        <w:t xml:space="preserve"> for African languages (AfriSenti-SemEval). In </w:t>
       </w:r>
       <w:r>
         <w:rPr>
@@ -14710,7 +15330,7 @@
           <w:szCs w:val="20"/>
           <w:lang w:val="en"/>
         </w:rPr>
-        <w:t>Findings of the Association for Computational Linguistics: EMNLP 2020</w:t>
+        <w:t>Proceedings of SemEval-2023</w:t>
       </w:r>
       <w:r>
         <w:rPr>
@@ -14719,14 +15339,14 @@
           <w:szCs w:val="20"/>
           <w:lang w:val="en"/>
         </w:rPr>
-        <w:t xml:space="preserve"> (pp. 2144–2160). https://aclanthology.org/2020.findings-emnlp.195</w:t>
+        <w:t xml:space="preserve"> (pp. 2319–2337). https://aclanthology.org/2023.semeval-1.315</w:t>
       </w:r>
     </w:p>
     <w:p>
       <w:pPr>
         <w:spacing w:before="60" w:after="60"/>
         <w:ind w:hanging="480"/>
-        <w:divId w:val="1953053335"/>
+        <w:divId w:val="1199392243"/>
         <w:rPr>
           <w:rFonts w:ascii="Cambria" w:hAnsi="Cambria"/>
           <w:sz w:val="20"/>
@@ -14741,7 +15361,7 @@
           <w:szCs w:val="20"/>
           <w:lang w:val="en"/>
         </w:rPr>
-        <w:t>Ogueji, K., Zhu, Y., &amp; Lin, J. (2021). Small data? No problem! Exploring the viabil</w:t>
+        <w:t>Nekoto, W., Marivate, V., Matsila, T., Fasubaa, T., Kolawole, T., Fagbohungbe, T., et al. (2020). Participatory research</w:t>
       </w:r>
       <w:r>
         <w:rPr>
@@ -14750,7 +15370,7 @@
           <w:szCs w:val="20"/>
           <w:lang w:val="en"/>
         </w:rPr>
-        <w:t xml:space="preserve">ity of pretrained multilingual language models for low-resourced languages. In </w:t>
+        <w:t xml:space="preserve"> for low-resourced machine translation: A case study in African languages. In </w:t>
       </w:r>
       <w:r>
         <w:rPr>
@@ -14761,7 +15381,7 @@
           <w:szCs w:val="20"/>
           <w:lang w:val="en"/>
         </w:rPr>
-        <w:t>Proceedings of the 1st Workshop on Multilingual Representation Learning</w:t>
+        <w:t>Findings of the Association for Computational Linguistics: EMNLP 2020</w:t>
       </w:r>
       <w:r>
         <w:rPr>
@@ -14770,14 +15390,14 @@
           <w:szCs w:val="20"/>
           <w:lang w:val="en"/>
         </w:rPr>
-        <w:t xml:space="preserve"> (pp. 116–126). https://aclanthology.org/2021.mrl-1.11</w:t>
+        <w:t xml:space="preserve"> (pp. 2144–2160). https://aclanthology.org/2020.findings-emnlp.195</w:t>
       </w:r>
     </w:p>
     <w:p>
       <w:pPr>
         <w:spacing w:before="60" w:after="60"/>
         <w:ind w:hanging="480"/>
-        <w:divId w:val="1953053335"/>
+        <w:divId w:val="1199392243"/>
         <w:rPr>
           <w:rFonts w:ascii="Cambria" w:hAnsi="Cambria"/>
           <w:sz w:val="20"/>
@@ -14792,7 +15412,7 @@
           <w:szCs w:val="20"/>
           <w:lang w:val="en"/>
         </w:rPr>
-        <w:t>Paszke, A., Gross, S., Massa, F., Lerer, A., Bradbu</w:t>
+        <w:t>Ogueji, K., Zhu, Y., &amp; Lin, J. (2021). Sma</w:t>
       </w:r>
       <w:r>
         <w:rPr>
@@ -14801,7 +15421,7 @@
           <w:szCs w:val="20"/>
           <w:lang w:val="en"/>
         </w:rPr>
-        <w:t xml:space="preserve">ry, J., Chanan, G., et al. (2019). PyTorch: An imperative style, high-performance deep learning library. In </w:t>
+        <w:t xml:space="preserve">ll data? No problem! Exploring the viability of pretrained multilingual language models for low-resourced languages. In </w:t>
       </w:r>
       <w:r>
         <w:rPr>
@@ -14812,7 +15432,7 @@
           <w:szCs w:val="20"/>
           <w:lang w:val="en"/>
         </w:rPr>
-        <w:t>Advances in Neural Information Processing Systems 32</w:t>
+        <w:t>Proceedings of the 1st Workshop on Multilingual Representation Learning</w:t>
       </w:r>
       <w:r>
         <w:rPr>
@@ -14821,14 +15441,14 @@
           <w:szCs w:val="20"/>
           <w:lang w:val="en"/>
         </w:rPr>
-        <w:t>.</w:t>
+        <w:t xml:space="preserve"> (pp. 116–126). https://aclanthology.org/2021.mrl-1.11</w:t>
       </w:r>
     </w:p>
     <w:p>
       <w:pPr>
         <w:spacing w:before="60" w:after="60"/>
         <w:ind w:hanging="480"/>
-        <w:divId w:val="1953053335"/>
+        <w:divId w:val="1199392243"/>
         <w:rPr>
           <w:rFonts w:ascii="Cambria" w:hAnsi="Cambria"/>
           <w:sz w:val="20"/>
@@ -14843,7 +15463,7 @@
           <w:szCs w:val="20"/>
           <w:lang w:val="en"/>
         </w:rPr>
-        <w:t>Pedregosa, F., Varoquaux, G., Gramfort, A., Michel, V., Thirion, B., Grisel, O., et al. (2011)</w:t>
+        <w:t>Paszke, A.</w:t>
       </w:r>
       <w:r>
         <w:rPr>
@@ -14852,7 +15472,7 @@
           <w:szCs w:val="20"/>
           <w:lang w:val="en"/>
         </w:rPr>
-        <w:t xml:space="preserve">. Scikit-learn: Machine learning in Python. </w:t>
+        <w:t xml:space="preserve">, Gross, S., Massa, F., Lerer, A., Bradbury, J., Chanan, G., et al. (2019). PyTorch: An imperative style, high-performance deep learning library. In </w:t>
       </w:r>
       <w:r>
         <w:rPr>
@@ -14863,7 +15483,7 @@
           <w:szCs w:val="20"/>
           <w:lang w:val="en"/>
         </w:rPr>
-        <w:t>Journal of Machine Learning Research, 12</w:t>
+        <w:t>Advances in Neural Information Processing Systems 32</w:t>
       </w:r>
       <w:r>
         <w:rPr>
@@ -14872,14 +15492,14 @@
           <w:szCs w:val="20"/>
           <w:lang w:val="en"/>
         </w:rPr>
-        <w:t>, 2825–2830.</w:t>
+        <w:t>.</w:t>
       </w:r>
     </w:p>
     <w:p>
       <w:pPr>
         <w:spacing w:before="60" w:after="60"/>
         <w:ind w:hanging="480"/>
-        <w:divId w:val="1953053335"/>
+        <w:divId w:val="1199392243"/>
         <w:rPr>
           <w:rFonts w:ascii="Cambria" w:hAnsi="Cambria"/>
           <w:sz w:val="20"/>
@@ -14894,7 +15514,7 @@
           <w:szCs w:val="20"/>
           <w:lang w:val="en"/>
         </w:rPr>
-        <w:t>Rust, P., Pfeiffer, J., Vulić, I., Ruder, S., &amp; Gurevych, I. (2021). How good is your tokenizer? On the monolingual performance of multilingual language models</w:t>
+        <w:t>Pedregosa, F., Varoquaux, G., Gramfort, A., Michel, V</w:t>
       </w:r>
       <w:r>
         <w:rPr>
@@ -14903,7 +15523,7 @@
           <w:szCs w:val="20"/>
           <w:lang w:val="en"/>
         </w:rPr>
-        <w:t xml:space="preserve">. In </w:t>
+        <w:t xml:space="preserve">., Thirion, B., Grisel, O., et al. (2011). Scikit-learn: Machine learning in Python. </w:t>
       </w:r>
       <w:r>
         <w:rPr>
@@ -14914,7 +15534,7 @@
           <w:szCs w:val="20"/>
           <w:lang w:val="en"/>
         </w:rPr>
-        <w:t>Proceedings of ACL-IJCNLP 2021</w:t>
+        <w:t>Journal of Machine Learning Research, 12</w:t>
       </w:r>
       <w:r>
         <w:rPr>
@@ -14923,14 +15543,14 @@
           <w:szCs w:val="20"/>
           <w:lang w:val="en"/>
         </w:rPr>
-        <w:t xml:space="preserve"> (pp. 3118–3135). https://aclanthology.org/2021.acl-long.243</w:t>
+        <w:t>, 2825–2830.</w:t>
       </w:r>
     </w:p>
     <w:p>
       <w:pPr>
         <w:spacing w:before="60" w:after="60"/>
         <w:ind w:hanging="480"/>
-        <w:divId w:val="1953053335"/>
+        <w:divId w:val="1199392243"/>
         <w:rPr>
           <w:rFonts w:ascii="Cambria" w:hAnsi="Cambria"/>
           <w:sz w:val="20"/>
@@ -14945,7 +15565,16 @@
           <w:szCs w:val="20"/>
           <w:lang w:val="en"/>
         </w:rPr>
-        <w:t xml:space="preserve">Salton, G., &amp; Buckley, C. (1988). Term-weighting approaches in automatic text retrieval. </w:t>
+        <w:t>Rust, P., Pfeiffer, J., Vulić, I., Ruder, S., &amp; Gurevych, I. (2021). How good is your tokenizer? On the monolingual pe</w:t>
+      </w:r>
+      <w:r>
+        <w:rPr>
+          <w:rFonts w:ascii="Cambria" w:hAnsi="Cambria"/>
+          <w:sz w:val="20"/>
+          <w:szCs w:val="20"/>
+          <w:lang w:val="en"/>
+        </w:rPr>
+        <w:t xml:space="preserve">rformance of multilingual language models. In </w:t>
       </w:r>
       <w:r>
         <w:rPr>
@@ -14956,7 +15585,7 @@
           <w:szCs w:val="20"/>
           <w:lang w:val="en"/>
         </w:rPr>
-        <w:t>Information Processing &amp; Management, 24</w:t>
+        <w:t>Proceedings of ACL-IJCNLP 2021</w:t>
       </w:r>
       <w:r>
         <w:rPr>
@@ -14965,14 +15594,14 @@
           <w:szCs w:val="20"/>
           <w:lang w:val="en"/>
         </w:rPr>
-        <w:t>(5), 513–523.</w:t>
+        <w:t xml:space="preserve"> (pp. 3118–3135). https://aclanthology.org/2021.acl-long.243</w:t>
       </w:r>
     </w:p>
     <w:p>
       <w:pPr>
         <w:spacing w:before="60" w:after="60"/>
         <w:ind w:hanging="480"/>
-        <w:divId w:val="1953053335"/>
+        <w:divId w:val="1199392243"/>
         <w:rPr>
           <w:rFonts w:ascii="Cambria" w:hAnsi="Cambria"/>
           <w:sz w:val="20"/>
@@ -14987,16 +15616,7 @@
           <w:szCs w:val="20"/>
           <w:lang w:val="en"/>
         </w:rPr>
-        <w:t>Streamlit Inc. (20</w:t>
-      </w:r>
-      <w:r>
-        <w:rPr>
-          <w:rFonts w:ascii="Cambria" w:hAnsi="Cambria"/>
-          <w:sz w:val="20"/>
-          <w:szCs w:val="20"/>
-          <w:lang w:val="en"/>
-        </w:rPr>
-        <w:t xml:space="preserve">26). </w:t>
+        <w:t xml:space="preserve">Salton, G., &amp; Buckley, C. (1988). Term-weighting approaches in automatic text retrieval. </w:t>
       </w:r>
       <w:r>
         <w:rPr>
@@ -15007,38 +15627,7 @@
           <w:szCs w:val="20"/>
           <w:lang w:val="en"/>
         </w:rPr>
-        <w:t>Streamlit Community Cloud</w:t>
-      </w:r>
-      <w:r>
-        <w:rPr>
-          <w:rFonts w:ascii="Cambria" w:hAnsi="Cambria"/>
-          <w:sz w:val="20"/>
-          <w:szCs w:val="20"/>
-          <w:lang w:val="en"/>
-        </w:rPr>
-        <w:t xml:space="preserve"> [Software platform]. https://streamlit.io/cloud</w:t>
-      </w:r>
-    </w:p>
-    <w:p>
-      <w:pPr>
-        <w:spacing w:before="60" w:after="60"/>
-        <w:ind w:hanging="480"/>
-        <w:divId w:val="1953053335"/>
-        <w:rPr>
-          <w:rFonts w:ascii="Cambria" w:hAnsi="Cambria"/>
-          <w:sz w:val="20"/>
-          <w:szCs w:val="20"/>
-          <w:lang w:val="en"/>
-        </w:rPr>
-      </w:pPr>
-      <w:r>
-        <w:rPr>
-          <w:rFonts w:ascii="Cambria" w:hAnsi="Cambria"/>
-          <w:sz w:val="20"/>
-          <w:szCs w:val="20"/>
-          <w:lang w:val="en"/>
-        </w:rPr>
-        <w:t xml:space="preserve">Wolf, T., Debut, L., Sanh, V., Chaumond, J., Delangue, C., Moi, A., et al. (2020). Transformers: State-of-the-art natural language processing. In </w:t>
+        <w:t xml:space="preserve">Information Processing &amp; </w:t>
       </w:r>
       <w:r>
         <w:rPr>
@@ -15049,7 +15638,38 @@
           <w:szCs w:val="20"/>
           <w:lang w:val="en"/>
         </w:rPr>
-        <w:t>Proceedings of EMNLP 2020: Syst</w:t>
+        <w:t>Management, 24</w:t>
+      </w:r>
+      <w:r>
+        <w:rPr>
+          <w:rFonts w:ascii="Cambria" w:hAnsi="Cambria"/>
+          <w:sz w:val="20"/>
+          <w:szCs w:val="20"/>
+          <w:lang w:val="en"/>
+        </w:rPr>
+        <w:t>(5), 513–523.</w:t>
+      </w:r>
+    </w:p>
+    <w:p>
+      <w:pPr>
+        <w:spacing w:before="60" w:after="60"/>
+        <w:ind w:hanging="480"/>
+        <w:divId w:val="1199392243"/>
+        <w:rPr>
+          <w:rFonts w:ascii="Cambria" w:hAnsi="Cambria"/>
+          <w:sz w:val="20"/>
+          <w:szCs w:val="20"/>
+          <w:lang w:val="en"/>
+        </w:rPr>
+      </w:pPr>
+      <w:r>
+        <w:rPr>
+          <w:rFonts w:ascii="Cambria" w:hAnsi="Cambria"/>
+          <w:sz w:val="20"/>
+          <w:szCs w:val="20"/>
+          <w:lang w:val="en"/>
+        </w:rPr>
+        <w:t xml:space="preserve">Streamlit Inc. (2026). </w:t>
       </w:r>
       <w:r>
         <w:rPr>
@@ -15060,7 +15680,7 @@
           <w:szCs w:val="20"/>
           <w:lang w:val="en"/>
         </w:rPr>
-        <w:t>em Demonstrations</w:t>
+        <w:t>Streamlit Community Cloud</w:t>
       </w:r>
       <w:r>
         <w:rPr>
@@ -15069,14 +15689,65 @@
           <w:szCs w:val="20"/>
           <w:lang w:val="en"/>
         </w:rPr>
-        <w:t xml:space="preserve"> (pp. 38–45). https://aclanthology.org/2020.emnlp-demos.6</w:t>
+        <w:t xml:space="preserve"> [Software platform]. https://streamlit.io/cloud</w:t>
       </w:r>
     </w:p>
     <w:p>
       <w:pPr>
         <w:spacing w:before="60" w:after="60"/>
         <w:ind w:hanging="480"/>
-        <w:divId w:val="1953053335"/>
+        <w:divId w:val="1199392243"/>
+        <w:rPr>
+          <w:rFonts w:ascii="Cambria" w:hAnsi="Cambria"/>
+          <w:sz w:val="20"/>
+          <w:szCs w:val="20"/>
+          <w:lang w:val="en"/>
+        </w:rPr>
+      </w:pPr>
+      <w:r>
+        <w:rPr>
+          <w:rFonts w:ascii="Cambria" w:hAnsi="Cambria"/>
+          <w:sz w:val="20"/>
+          <w:szCs w:val="20"/>
+          <w:lang w:val="en"/>
+        </w:rPr>
+        <w:t xml:space="preserve">Wolf, T., Debut, L., Sanh, V., Chaumond, J., Delangue, C., Moi, A., et al. (2020). Transformers: State-of-the-art natural language </w:t>
+      </w:r>
+      <w:r>
+        <w:rPr>
+          <w:rFonts w:ascii="Cambria" w:hAnsi="Cambria"/>
+          <w:sz w:val="20"/>
+          <w:szCs w:val="20"/>
+          <w:lang w:val="en"/>
+        </w:rPr>
+        <w:t xml:space="preserve">processing. In </w:t>
+      </w:r>
+      <w:r>
+        <w:rPr>
+          <w:rFonts w:ascii="Cambria" w:hAnsi="Cambria"/>
+          <w:i/>
+          <w:iCs/>
+          <w:sz w:val="20"/>
+          <w:szCs w:val="20"/>
+          <w:lang w:val="en"/>
+        </w:rPr>
+        <w:t>Proceedings of EMNLP 2020: System Demonstrations</w:t>
+      </w:r>
+      <w:r>
+        <w:rPr>
+          <w:rFonts w:ascii="Cambria" w:hAnsi="Cambria"/>
+          <w:sz w:val="20"/>
+          <w:szCs w:val="20"/>
+          <w:lang w:val="en"/>
+        </w:rPr>
+        <w:t xml:space="preserve"> (pp. 38–45). https://aclanthology.org/2020.emnlp-demos.6</w:t>
+      </w:r>
+    </w:p>
+    <w:p>
+      <w:pPr>
+        <w:spacing w:before="60" w:after="60"/>
+        <w:ind w:hanging="480"/>
+        <w:divId w:val="1199392243"/>
         <w:rPr>
           <w:rFonts w:ascii="Cambria" w:hAnsi="Cambria"/>
           <w:sz w:val="20"/>
@@ -15166,14 +15837,7 @@
           <w:szCs w:val="20"/>
           <w:lang w:val="en"/>
         </w:rPr>
-        <w:t xml:space="preserve"> (Hugging Face Hub); fastText </w:t>
-      </w:r>
-      <w:r>
-        <w:rPr>
-          <w:rStyle w:val="HTMLCode"/>
-          <w:lang w:val="en"/>
-        </w:rPr>
-        <w:t>cc.sw.300</w:t>
+        <w:t xml:space="preserve"> </w:t>
       </w:r>
       <w:r>
         <w:rPr>
@@ -15182,7 +15846,14 @@
           <w:szCs w:val="20"/>
           <w:lang w:val="en"/>
         </w:rPr>
-        <w:t xml:space="preserve"> vectors (</w:t>
+        <w:t xml:space="preserve">(Hugging Face Hub); fastText </w:t>
+      </w:r>
+      <w:r>
+        <w:rPr>
+          <w:rStyle w:val="HTMLCode"/>
+          <w:lang w:val="en"/>
+        </w:rPr>
+        <w:t>cc.sw.300</w:t>
       </w:r>
       <w:r>
         <w:rPr>
@@ -15191,7 +15862,7 @@
           <w:szCs w:val="20"/>
           <w:lang w:val="en"/>
         </w:rPr>
-        <w:t>https://fasttext.cc/docs/en/crawl-vectors.html).</w:t>
+        <w:t xml:space="preserve"> vectors (https://fasttext.cc/docs/en/crawl-vectors.html).</w:t>
       </w:r>
     </w:p>
     <w:sectPr>
@@ -15207,9 +15878,9 @@
 <file path=word/numbering.xml><?xml version="1.0" encoding="utf-8"?>
 <w:numbering xmlns:wpc="http://schemas.microsoft.com/office/word/2010/wordprocessingCanvas" xmlns:cx="http://schemas.microsoft.com/office/drawing/2014/chartex" xmlns:mc="http://schemas.openxmlformats.org/markup-compatibility/2006" xmlns:o="urn:schemas-microsoft-com:office:office" xmlns:r="http://schemas.openxmlformats.org/officeDocument/2006/relationships" xmlns:m="http://schemas.openxmlformats.org/officeDocument/2006/math" xmlns:v="urn:schemas-microsoft-com:vml" xmlns:wp14="http://schemas.microsoft.com/office/word/2010/wordprocessingDrawing" xmlns:wp="http://schemas.openxmlformats.org/drawingml/2006/wordprocessingDrawing" xmlns:w10="urn:schemas-microsoft-com:office:word" xmlns:w="http://schemas.openxmlformats.org/wordprocessingml/2006/main" xmlns:w14="http://schemas.microsoft.com/office/word/2010/wordml" xmlns:w15="http://schemas.microsoft.com/office/word/2012/wordml" xmlns:w16se="http://schemas.microsoft.com/office/word/2015/wordml/symex" xmlns:wpg="http://schemas.microsoft.com/office/word/2010/wordprocessingGroup" xmlns:wpi="http://schemas.microsoft.com/office/word/2010/wordprocessingInk" xmlns:wne="http://schemas.microsoft.com/office/word/2006/wordml" xmlns:wps="http://schemas.microsoft.com/office/word/2010/wordprocessingShape" mc:Ignorable="w14 w15 w16se wp14">
   <w:abstractNum w:abstractNumId="0" w15:restartNumberingAfterBreak="0">
-    <w:nsid w:val="067B5FCC"/>
+    <w:nsid w:val="0B2F2C4B"/>
     <w:multiLevelType w:val="multilevel"/>
-    <w:tmpl w:val="A0D2197C"/>
+    <w:tmpl w:val="F0F0DC8E"/>
     <w:lvl w:ilvl="0">
       <w:start w:val="1"/>
       <w:numFmt w:val="bullet"/>
@@ -15356,9 +16027,9 @@
     </w:lvl>
   </w:abstractNum>
   <w:abstractNum w:abstractNumId="1" w15:restartNumberingAfterBreak="0">
-    <w:nsid w:val="09DA0F22"/>
+    <w:nsid w:val="222E00E3"/>
     <w:multiLevelType w:val="multilevel"/>
-    <w:tmpl w:val="83A0EEAC"/>
+    <w:tmpl w:val="43C69418"/>
     <w:lvl w:ilvl="0">
       <w:start w:val="1"/>
       <w:numFmt w:val="bullet"/>
@@ -15505,9 +16176,9 @@
     </w:lvl>
   </w:abstractNum>
   <w:abstractNum w:abstractNumId="2" w15:restartNumberingAfterBreak="0">
-    <w:nsid w:val="0B2839A9"/>
+    <w:nsid w:val="2478474C"/>
     <w:multiLevelType w:val="multilevel"/>
-    <w:tmpl w:val="75C0BC8C"/>
+    <w:tmpl w:val="F1D049B0"/>
     <w:lvl w:ilvl="0">
       <w:start w:val="1"/>
       <w:numFmt w:val="bullet"/>
@@ -15654,9 +16325,9 @@
     </w:lvl>
   </w:abstractNum>
   <w:abstractNum w:abstractNumId="3" w15:restartNumberingAfterBreak="0">
-    <w:nsid w:val="0ED65E0B"/>
+    <w:nsid w:val="25AC7AD0"/>
     <w:multiLevelType w:val="multilevel"/>
-    <w:tmpl w:val="30A48E44"/>
+    <w:tmpl w:val="B9906D5C"/>
     <w:lvl w:ilvl="0">
       <w:start w:val="1"/>
       <w:numFmt w:val="bullet"/>
@@ -15803,122 +16474,9 @@
     </w:lvl>
   </w:abstractNum>
   <w:abstractNum w:abstractNumId="4" w15:restartNumberingAfterBreak="0">
-    <w:nsid w:val="10EB2BC0"/>
+    <w:nsid w:val="26861285"/>
     <w:multiLevelType w:val="multilevel"/>
-    <w:tmpl w:val="27D8CB84"/>
-    <w:lvl w:ilvl="0">
-      <w:start w:val="1"/>
-      <w:numFmt w:val="lowerLetter"/>
-      <w:lvlText w:val="%1."/>
-      <w:lvlJc w:val="left"/>
-      <w:pPr>
-        <w:tabs>
-          <w:tab w:val="num" w:pos="720"/>
-        </w:tabs>
-        <w:ind w:left="720" w:hanging="360"/>
-      </w:pPr>
-    </w:lvl>
-    <w:lvl w:ilvl="1" w:tentative="1">
-      <w:start w:val="1"/>
-      <w:numFmt w:val="lowerLetter"/>
-      <w:lvlText w:val="%2."/>
-      <w:lvlJc w:val="left"/>
-      <w:pPr>
-        <w:tabs>
-          <w:tab w:val="num" w:pos="1440"/>
-        </w:tabs>
-        <w:ind w:left="1440" w:hanging="360"/>
-      </w:pPr>
-    </w:lvl>
-    <w:lvl w:ilvl="2" w:tentative="1">
-      <w:start w:val="1"/>
-      <w:numFmt w:val="lowerLetter"/>
-      <w:lvlText w:val="%3."/>
-      <w:lvlJc w:val="left"/>
-      <w:pPr>
-        <w:tabs>
-          <w:tab w:val="num" w:pos="2160"/>
-        </w:tabs>
-        <w:ind w:left="2160" w:hanging="360"/>
-      </w:pPr>
-    </w:lvl>
-    <w:lvl w:ilvl="3" w:tentative="1">
-      <w:start w:val="1"/>
-      <w:numFmt w:val="lowerLetter"/>
-      <w:lvlText w:val="%4."/>
-      <w:lvlJc w:val="left"/>
-      <w:pPr>
-        <w:tabs>
-          <w:tab w:val="num" w:pos="2880"/>
-        </w:tabs>
-        <w:ind w:left="2880" w:hanging="360"/>
-      </w:pPr>
-    </w:lvl>
-    <w:lvl w:ilvl="4" w:tentative="1">
-      <w:start w:val="1"/>
-      <w:numFmt w:val="lowerLetter"/>
-      <w:lvlText w:val="%5."/>
-      <w:lvlJc w:val="left"/>
-      <w:pPr>
-        <w:tabs>
-          <w:tab w:val="num" w:pos="3600"/>
-        </w:tabs>
-        <w:ind w:left="3600" w:hanging="360"/>
-      </w:pPr>
-    </w:lvl>
-    <w:lvl w:ilvl="5" w:tentative="1">
-      <w:start w:val="1"/>
-      <w:numFmt w:val="lowerLetter"/>
-      <w:lvlText w:val="%6."/>
-      <w:lvlJc w:val="left"/>
-      <w:pPr>
-        <w:tabs>
-          <w:tab w:val="num" w:pos="4320"/>
-        </w:tabs>
-        <w:ind w:left="4320" w:hanging="360"/>
-      </w:pPr>
-    </w:lvl>
-    <w:lvl w:ilvl="6" w:tentative="1">
-      <w:start w:val="1"/>
-      <w:numFmt w:val="lowerLetter"/>
-      <w:lvlText w:val="%7."/>
-      <w:lvlJc w:val="left"/>
-      <w:pPr>
-        <w:tabs>
-          <w:tab w:val="num" w:pos="5040"/>
-        </w:tabs>
-        <w:ind w:left="5040" w:hanging="360"/>
-      </w:pPr>
-    </w:lvl>
-    <w:lvl w:ilvl="7" w:tentative="1">
-      <w:start w:val="1"/>
-      <w:numFmt w:val="lowerLetter"/>
-      <w:lvlText w:val="%8."/>
-      <w:lvlJc w:val="left"/>
-      <w:pPr>
-        <w:tabs>
-          <w:tab w:val="num" w:pos="5760"/>
-        </w:tabs>
-        <w:ind w:left="5760" w:hanging="360"/>
-      </w:pPr>
-    </w:lvl>
-    <w:lvl w:ilvl="8" w:tentative="1">
-      <w:start w:val="1"/>
-      <w:numFmt w:val="lowerLetter"/>
-      <w:lvlText w:val="%9."/>
-      <w:lvlJc w:val="left"/>
-      <w:pPr>
-        <w:tabs>
-          <w:tab w:val="num" w:pos="6480"/>
-        </w:tabs>
-        <w:ind w:left="6480" w:hanging="360"/>
-      </w:pPr>
-    </w:lvl>
-  </w:abstractNum>
-  <w:abstractNum w:abstractNumId="5" w15:restartNumberingAfterBreak="0">
-    <w:nsid w:val="111D398B"/>
-    <w:multiLevelType w:val="multilevel"/>
-    <w:tmpl w:val="8A5ECEF0"/>
+    <w:tmpl w:val="79B22E08"/>
     <w:lvl w:ilvl="0">
       <w:start w:val="1"/>
       <w:numFmt w:val="bullet"/>
@@ -16064,123 +16622,10 @@
       </w:rPr>
     </w:lvl>
   </w:abstractNum>
-  <w:abstractNum w:abstractNumId="6" w15:restartNumberingAfterBreak="0">
-    <w:nsid w:val="132E112C"/>
+  <w:abstractNum w:abstractNumId="5" w15:restartNumberingAfterBreak="0">
+    <w:nsid w:val="28DF215F"/>
     <w:multiLevelType w:val="multilevel"/>
-    <w:tmpl w:val="FA7C137E"/>
-    <w:lvl w:ilvl="0">
-      <w:start w:val="1"/>
-      <w:numFmt w:val="decimal"/>
-      <w:lvlText w:val="%1."/>
-      <w:lvlJc w:val="left"/>
-      <w:pPr>
-        <w:tabs>
-          <w:tab w:val="num" w:pos="720"/>
-        </w:tabs>
-        <w:ind w:left="720" w:hanging="360"/>
-      </w:pPr>
-    </w:lvl>
-    <w:lvl w:ilvl="1" w:tentative="1">
-      <w:start w:val="1"/>
-      <w:numFmt w:val="decimal"/>
-      <w:lvlText w:val="%2."/>
-      <w:lvlJc w:val="left"/>
-      <w:pPr>
-        <w:tabs>
-          <w:tab w:val="num" w:pos="1440"/>
-        </w:tabs>
-        <w:ind w:left="1440" w:hanging="360"/>
-      </w:pPr>
-    </w:lvl>
-    <w:lvl w:ilvl="2" w:tentative="1">
-      <w:start w:val="1"/>
-      <w:numFmt w:val="decimal"/>
-      <w:lvlText w:val="%3."/>
-      <w:lvlJc w:val="left"/>
-      <w:pPr>
-        <w:tabs>
-          <w:tab w:val="num" w:pos="2160"/>
-        </w:tabs>
-        <w:ind w:left="2160" w:hanging="360"/>
-      </w:pPr>
-    </w:lvl>
-    <w:lvl w:ilvl="3" w:tentative="1">
-      <w:start w:val="1"/>
-      <w:numFmt w:val="decimal"/>
-      <w:lvlText w:val="%4."/>
-      <w:lvlJc w:val="left"/>
-      <w:pPr>
-        <w:tabs>
-          <w:tab w:val="num" w:pos="2880"/>
-        </w:tabs>
-        <w:ind w:left="2880" w:hanging="360"/>
-      </w:pPr>
-    </w:lvl>
-    <w:lvl w:ilvl="4" w:tentative="1">
-      <w:start w:val="1"/>
-      <w:numFmt w:val="decimal"/>
-      <w:lvlText w:val="%5."/>
-      <w:lvlJc w:val="left"/>
-      <w:pPr>
-        <w:tabs>
-          <w:tab w:val="num" w:pos="3600"/>
-        </w:tabs>
-        <w:ind w:left="3600" w:hanging="360"/>
-      </w:pPr>
-    </w:lvl>
-    <w:lvl w:ilvl="5" w:tentative="1">
-      <w:start w:val="1"/>
-      <w:numFmt w:val="decimal"/>
-      <w:lvlText w:val="%6."/>
-      <w:lvlJc w:val="left"/>
-      <w:pPr>
-        <w:tabs>
-          <w:tab w:val="num" w:pos="4320"/>
-        </w:tabs>
-        <w:ind w:left="4320" w:hanging="360"/>
-      </w:pPr>
-    </w:lvl>
-    <w:lvl w:ilvl="6" w:tentative="1">
-      <w:start w:val="1"/>
-      <w:numFmt w:val="decimal"/>
-      <w:lvlText w:val="%7."/>
-      <w:lvlJc w:val="left"/>
-      <w:pPr>
-        <w:tabs>
-          <w:tab w:val="num" w:pos="5040"/>
-        </w:tabs>
-        <w:ind w:left="5040" w:hanging="360"/>
-      </w:pPr>
-    </w:lvl>
-    <w:lvl w:ilvl="7" w:tentative="1">
-      <w:start w:val="1"/>
-      <w:numFmt w:val="decimal"/>
-      <w:lvlText w:val="%8."/>
-      <w:lvlJc w:val="left"/>
-      <w:pPr>
-        <w:tabs>
-          <w:tab w:val="num" w:pos="5760"/>
-        </w:tabs>
-        <w:ind w:left="5760" w:hanging="360"/>
-      </w:pPr>
-    </w:lvl>
-    <w:lvl w:ilvl="8" w:tentative="1">
-      <w:start w:val="1"/>
-      <w:numFmt w:val="decimal"/>
-      <w:lvlText w:val="%9."/>
-      <w:lvlJc w:val="left"/>
-      <w:pPr>
-        <w:tabs>
-          <w:tab w:val="num" w:pos="6480"/>
-        </w:tabs>
-        <w:ind w:left="6480" w:hanging="360"/>
-      </w:pPr>
-    </w:lvl>
-  </w:abstractNum>
-  <w:abstractNum w:abstractNumId="7" w15:restartNumberingAfterBreak="0">
-    <w:nsid w:val="23175549"/>
-    <w:multiLevelType w:val="multilevel"/>
-    <w:tmpl w:val="132E1768"/>
+    <w:tmpl w:val="F334AFAC"/>
     <w:lvl w:ilvl="0">
       <w:start w:val="1"/>
       <w:numFmt w:val="bullet"/>
@@ -16326,10 +16771,236 @@
       </w:rPr>
     </w:lvl>
   </w:abstractNum>
+  <w:abstractNum w:abstractNumId="6" w15:restartNumberingAfterBreak="0">
+    <w:nsid w:val="2A3A2445"/>
+    <w:multiLevelType w:val="multilevel"/>
+    <w:tmpl w:val="4738838E"/>
+    <w:lvl w:ilvl="0">
+      <w:start w:val="1"/>
+      <w:numFmt w:val="decimal"/>
+      <w:lvlText w:val="%1."/>
+      <w:lvlJc w:val="left"/>
+      <w:pPr>
+        <w:tabs>
+          <w:tab w:val="num" w:pos="720"/>
+        </w:tabs>
+        <w:ind w:left="720" w:hanging="360"/>
+      </w:pPr>
+    </w:lvl>
+    <w:lvl w:ilvl="1" w:tentative="1">
+      <w:start w:val="1"/>
+      <w:numFmt w:val="decimal"/>
+      <w:lvlText w:val="%2."/>
+      <w:lvlJc w:val="left"/>
+      <w:pPr>
+        <w:tabs>
+          <w:tab w:val="num" w:pos="1440"/>
+        </w:tabs>
+        <w:ind w:left="1440" w:hanging="360"/>
+      </w:pPr>
+    </w:lvl>
+    <w:lvl w:ilvl="2" w:tentative="1">
+      <w:start w:val="1"/>
+      <w:numFmt w:val="decimal"/>
+      <w:lvlText w:val="%3."/>
+      <w:lvlJc w:val="left"/>
+      <w:pPr>
+        <w:tabs>
+          <w:tab w:val="num" w:pos="2160"/>
+        </w:tabs>
+        <w:ind w:left="2160" w:hanging="360"/>
+      </w:pPr>
+    </w:lvl>
+    <w:lvl w:ilvl="3" w:tentative="1">
+      <w:start w:val="1"/>
+      <w:numFmt w:val="decimal"/>
+      <w:lvlText w:val="%4."/>
+      <w:lvlJc w:val="left"/>
+      <w:pPr>
+        <w:tabs>
+          <w:tab w:val="num" w:pos="2880"/>
+        </w:tabs>
+        <w:ind w:left="2880" w:hanging="360"/>
+      </w:pPr>
+    </w:lvl>
+    <w:lvl w:ilvl="4" w:tentative="1">
+      <w:start w:val="1"/>
+      <w:numFmt w:val="decimal"/>
+      <w:lvlText w:val="%5."/>
+      <w:lvlJc w:val="left"/>
+      <w:pPr>
+        <w:tabs>
+          <w:tab w:val="num" w:pos="3600"/>
+        </w:tabs>
+        <w:ind w:left="3600" w:hanging="360"/>
+      </w:pPr>
+    </w:lvl>
+    <w:lvl w:ilvl="5" w:tentative="1">
+      <w:start w:val="1"/>
+      <w:numFmt w:val="decimal"/>
+      <w:lvlText w:val="%6."/>
+      <w:lvlJc w:val="left"/>
+      <w:pPr>
+        <w:tabs>
+          <w:tab w:val="num" w:pos="4320"/>
+        </w:tabs>
+        <w:ind w:left="4320" w:hanging="360"/>
+      </w:pPr>
+    </w:lvl>
+    <w:lvl w:ilvl="6" w:tentative="1">
+      <w:start w:val="1"/>
+      <w:numFmt w:val="decimal"/>
+      <w:lvlText w:val="%7."/>
+      <w:lvlJc w:val="left"/>
+      <w:pPr>
+        <w:tabs>
+          <w:tab w:val="num" w:pos="5040"/>
+        </w:tabs>
+        <w:ind w:left="5040" w:hanging="360"/>
+      </w:pPr>
+    </w:lvl>
+    <w:lvl w:ilvl="7" w:tentative="1">
+      <w:start w:val="1"/>
+      <w:numFmt w:val="decimal"/>
+      <w:lvlText w:val="%8."/>
+      <w:lvlJc w:val="left"/>
+      <w:pPr>
+        <w:tabs>
+          <w:tab w:val="num" w:pos="5760"/>
+        </w:tabs>
+        <w:ind w:left="5760" w:hanging="360"/>
+      </w:pPr>
+    </w:lvl>
+    <w:lvl w:ilvl="8" w:tentative="1">
+      <w:start w:val="1"/>
+      <w:numFmt w:val="decimal"/>
+      <w:lvlText w:val="%9."/>
+      <w:lvlJc w:val="left"/>
+      <w:pPr>
+        <w:tabs>
+          <w:tab w:val="num" w:pos="6480"/>
+        </w:tabs>
+        <w:ind w:left="6480" w:hanging="360"/>
+      </w:pPr>
+    </w:lvl>
+  </w:abstractNum>
+  <w:abstractNum w:abstractNumId="7" w15:restartNumberingAfterBreak="0">
+    <w:nsid w:val="45366E10"/>
+    <w:multiLevelType w:val="multilevel"/>
+    <w:tmpl w:val="6D7A7838"/>
+    <w:lvl w:ilvl="0">
+      <w:start w:val="1"/>
+      <w:numFmt w:val="decimal"/>
+      <w:lvlText w:val="%1."/>
+      <w:lvlJc w:val="left"/>
+      <w:pPr>
+        <w:tabs>
+          <w:tab w:val="num" w:pos="720"/>
+        </w:tabs>
+        <w:ind w:left="720" w:hanging="360"/>
+      </w:pPr>
+    </w:lvl>
+    <w:lvl w:ilvl="1" w:tentative="1">
+      <w:start w:val="1"/>
+      <w:numFmt w:val="decimal"/>
+      <w:lvlText w:val="%2."/>
+      <w:lvlJc w:val="left"/>
+      <w:pPr>
+        <w:tabs>
+          <w:tab w:val="num" w:pos="1440"/>
+        </w:tabs>
+        <w:ind w:left="1440" w:hanging="360"/>
+      </w:pPr>
+    </w:lvl>
+    <w:lvl w:ilvl="2" w:tentative="1">
+      <w:start w:val="1"/>
+      <w:numFmt w:val="decimal"/>
+      <w:lvlText w:val="%3."/>
+      <w:lvlJc w:val="left"/>
+      <w:pPr>
+        <w:tabs>
+          <w:tab w:val="num" w:pos="2160"/>
+        </w:tabs>
+        <w:ind w:left="2160" w:hanging="360"/>
+      </w:pPr>
+    </w:lvl>
+    <w:lvl w:ilvl="3" w:tentative="1">
+      <w:start w:val="1"/>
+      <w:numFmt w:val="decimal"/>
+      <w:lvlText w:val="%4."/>
+      <w:lvlJc w:val="left"/>
+      <w:pPr>
+        <w:tabs>
+          <w:tab w:val="num" w:pos="2880"/>
+        </w:tabs>
+        <w:ind w:left="2880" w:hanging="360"/>
+      </w:pPr>
+    </w:lvl>
+    <w:lvl w:ilvl="4" w:tentative="1">
+      <w:start w:val="1"/>
+      <w:numFmt w:val="decimal"/>
+      <w:lvlText w:val="%5."/>
+      <w:lvlJc w:val="left"/>
+      <w:pPr>
+        <w:tabs>
+          <w:tab w:val="num" w:pos="3600"/>
+        </w:tabs>
+        <w:ind w:left="3600" w:hanging="360"/>
+      </w:pPr>
+    </w:lvl>
+    <w:lvl w:ilvl="5" w:tentative="1">
+      <w:start w:val="1"/>
+      <w:numFmt w:val="decimal"/>
+      <w:lvlText w:val="%6."/>
+      <w:lvlJc w:val="left"/>
+      <w:pPr>
+        <w:tabs>
+          <w:tab w:val="num" w:pos="4320"/>
+        </w:tabs>
+        <w:ind w:left="4320" w:hanging="360"/>
+      </w:pPr>
+    </w:lvl>
+    <w:lvl w:ilvl="6" w:tentative="1">
+      <w:start w:val="1"/>
+      <w:numFmt w:val="decimal"/>
+      <w:lvlText w:val="%7."/>
+      <w:lvlJc w:val="left"/>
+      <w:pPr>
+        <w:tabs>
+          <w:tab w:val="num" w:pos="5040"/>
+        </w:tabs>
+        <w:ind w:left="5040" w:hanging="360"/>
+      </w:pPr>
+    </w:lvl>
+    <w:lvl w:ilvl="7" w:tentative="1">
+      <w:start w:val="1"/>
+      <w:numFmt w:val="decimal"/>
+      <w:lvlText w:val="%8."/>
+      <w:lvlJc w:val="left"/>
+      <w:pPr>
+        <w:tabs>
+          <w:tab w:val="num" w:pos="5760"/>
+        </w:tabs>
+        <w:ind w:left="5760" w:hanging="360"/>
+      </w:pPr>
+    </w:lvl>
+    <w:lvl w:ilvl="8" w:tentative="1">
+      <w:start w:val="1"/>
+      <w:numFmt w:val="decimal"/>
+      <w:lvlText w:val="%9."/>
+      <w:lvlJc w:val="left"/>
+      <w:pPr>
+        <w:tabs>
+          <w:tab w:val="num" w:pos="6480"/>
+        </w:tabs>
+        <w:ind w:left="6480" w:hanging="360"/>
+      </w:pPr>
+    </w:lvl>
+  </w:abstractNum>
   <w:abstractNum w:abstractNumId="8" w15:restartNumberingAfterBreak="0">
-    <w:nsid w:val="233F5607"/>
+    <w:nsid w:val="4C6D288A"/>
     <w:multiLevelType w:val="multilevel"/>
-    <w:tmpl w:val="23B41144"/>
+    <w:tmpl w:val="F98ABC98"/>
     <w:lvl w:ilvl="0">
       <w:start w:val="1"/>
       <w:numFmt w:val="bullet"/>
@@ -16476,122 +17147,9 @@
     </w:lvl>
   </w:abstractNum>
   <w:abstractNum w:abstractNumId="9" w15:restartNumberingAfterBreak="0">
-    <w:nsid w:val="2DCE006A"/>
+    <w:nsid w:val="51091A7F"/>
     <w:multiLevelType w:val="multilevel"/>
-    <w:tmpl w:val="3F6096F8"/>
-    <w:lvl w:ilvl="0">
-      <w:start w:val="1"/>
-      <w:numFmt w:val="decimal"/>
-      <w:lvlText w:val="%1."/>
-      <w:lvlJc w:val="left"/>
-      <w:pPr>
-        <w:tabs>
-          <w:tab w:val="num" w:pos="720"/>
-        </w:tabs>
-        <w:ind w:left="720" w:hanging="360"/>
-      </w:pPr>
-    </w:lvl>
-    <w:lvl w:ilvl="1" w:tentative="1">
-      <w:start w:val="1"/>
-      <w:numFmt w:val="decimal"/>
-      <w:lvlText w:val="%2."/>
-      <w:lvlJc w:val="left"/>
-      <w:pPr>
-        <w:tabs>
-          <w:tab w:val="num" w:pos="1440"/>
-        </w:tabs>
-        <w:ind w:left="1440" w:hanging="360"/>
-      </w:pPr>
-    </w:lvl>
-    <w:lvl w:ilvl="2" w:tentative="1">
-      <w:start w:val="1"/>
-      <w:numFmt w:val="decimal"/>
-      <w:lvlText w:val="%3."/>
-      <w:lvlJc w:val="left"/>
-      <w:pPr>
-        <w:tabs>
-          <w:tab w:val="num" w:pos="2160"/>
-        </w:tabs>
-        <w:ind w:left="2160" w:hanging="360"/>
-      </w:pPr>
-    </w:lvl>
-    <w:lvl w:ilvl="3" w:tentative="1">
-      <w:start w:val="1"/>
-      <w:numFmt w:val="decimal"/>
-      <w:lvlText w:val="%4."/>
-      <w:lvlJc w:val="left"/>
-      <w:pPr>
-        <w:tabs>
-          <w:tab w:val="num" w:pos="2880"/>
-        </w:tabs>
-        <w:ind w:left="2880" w:hanging="360"/>
-      </w:pPr>
-    </w:lvl>
-    <w:lvl w:ilvl="4" w:tentative="1">
-      <w:start w:val="1"/>
-      <w:numFmt w:val="decimal"/>
-      <w:lvlText w:val="%5."/>
-      <w:lvlJc w:val="left"/>
-      <w:pPr>
-        <w:tabs>
-          <w:tab w:val="num" w:pos="3600"/>
-        </w:tabs>
-        <w:ind w:left="3600" w:hanging="360"/>
-      </w:pPr>
-    </w:lvl>
-    <w:lvl w:ilvl="5" w:tentative="1">
-      <w:start w:val="1"/>
-      <w:numFmt w:val="decimal"/>
-      <w:lvlText w:val="%6."/>
-      <w:lvlJc w:val="left"/>
-      <w:pPr>
-        <w:tabs>
-          <w:tab w:val="num" w:pos="4320"/>
-        </w:tabs>
-        <w:ind w:left="4320" w:hanging="360"/>
-      </w:pPr>
-    </w:lvl>
-    <w:lvl w:ilvl="6" w:tentative="1">
-      <w:start w:val="1"/>
-      <w:numFmt w:val="decimal"/>
-      <w:lvlText w:val="%7."/>
-      <w:lvlJc w:val="left"/>
-      <w:pPr>
-        <w:tabs>
-          <w:tab w:val="num" w:pos="5040"/>
-        </w:tabs>
-        <w:ind w:left="5040" w:hanging="360"/>
-      </w:pPr>
-    </w:lvl>
-    <w:lvl w:ilvl="7" w:tentative="1">
-      <w:start w:val="1"/>
-      <w:numFmt w:val="decimal"/>
-      <w:lvlText w:val="%8."/>
-      <w:lvlJc w:val="left"/>
-      <w:pPr>
-        <w:tabs>
-          <w:tab w:val="num" w:pos="5760"/>
-        </w:tabs>
-        <w:ind w:left="5760" w:hanging="360"/>
-      </w:pPr>
-    </w:lvl>
-    <w:lvl w:ilvl="8" w:tentative="1">
-      <w:start w:val="1"/>
-      <w:numFmt w:val="decimal"/>
-      <w:lvlText w:val="%9."/>
-      <w:lvlJc w:val="left"/>
-      <w:pPr>
-        <w:tabs>
-          <w:tab w:val="num" w:pos="6480"/>
-        </w:tabs>
-        <w:ind w:left="6480" w:hanging="360"/>
-      </w:pPr>
-    </w:lvl>
-  </w:abstractNum>
-  <w:abstractNum w:abstractNumId="10" w15:restartNumberingAfterBreak="0">
-    <w:nsid w:val="3A7277B6"/>
-    <w:multiLevelType w:val="multilevel"/>
-    <w:tmpl w:val="831E99BE"/>
+    <w:tmpl w:val="769E0E8A"/>
     <w:lvl w:ilvl="0">
       <w:start w:val="1"/>
       <w:numFmt w:val="bullet"/>
@@ -16737,10 +17295,10 @@
       </w:rPr>
     </w:lvl>
   </w:abstractNum>
-  <w:abstractNum w:abstractNumId="11" w15:restartNumberingAfterBreak="0">
-    <w:nsid w:val="3C221BDA"/>
+  <w:abstractNum w:abstractNumId="10" w15:restartNumberingAfterBreak="0">
+    <w:nsid w:val="52DA4DD9"/>
     <w:multiLevelType w:val="multilevel"/>
-    <w:tmpl w:val="7DBE4D26"/>
+    <w:tmpl w:val="6B24BD60"/>
     <w:lvl w:ilvl="0">
       <w:start w:val="1"/>
       <w:numFmt w:val="bullet"/>
@@ -16886,10 +17444,10 @@
       </w:rPr>
     </w:lvl>
   </w:abstractNum>
-  <w:abstractNum w:abstractNumId="12" w15:restartNumberingAfterBreak="0">
-    <w:nsid w:val="441652C3"/>
+  <w:abstractNum w:abstractNumId="11" w15:restartNumberingAfterBreak="0">
+    <w:nsid w:val="5C7A7567"/>
     <w:multiLevelType w:val="multilevel"/>
-    <w:tmpl w:val="8D3CA150"/>
+    <w:tmpl w:val="867237F6"/>
     <w:lvl w:ilvl="0">
       <w:start w:val="1"/>
       <w:numFmt w:val="decimal"/>
@@ -16999,10 +17557,10 @@
       </w:pPr>
     </w:lvl>
   </w:abstractNum>
-  <w:abstractNum w:abstractNumId="13" w15:restartNumberingAfterBreak="0">
-    <w:nsid w:val="47901432"/>
+  <w:abstractNum w:abstractNumId="12" w15:restartNumberingAfterBreak="0">
+    <w:nsid w:val="5D7A4891"/>
     <w:multiLevelType w:val="multilevel"/>
-    <w:tmpl w:val="E730C39C"/>
+    <w:tmpl w:val="6ABAEE02"/>
     <w:lvl w:ilvl="0">
       <w:start w:val="1"/>
       <w:numFmt w:val="bullet"/>
@@ -17148,123 +17706,10 @@
       </w:rPr>
     </w:lvl>
   </w:abstractNum>
-  <w:abstractNum w:abstractNumId="14" w15:restartNumberingAfterBreak="0">
-    <w:nsid w:val="4EA55906"/>
+  <w:abstractNum w:abstractNumId="13" w15:restartNumberingAfterBreak="0">
+    <w:nsid w:val="61302F6F"/>
     <w:multiLevelType w:val="multilevel"/>
-    <w:tmpl w:val="F412EC62"/>
-    <w:lvl w:ilvl="0">
-      <w:start w:val="1"/>
-      <w:numFmt w:val="decimal"/>
-      <w:lvlText w:val="%1."/>
-      <w:lvlJc w:val="left"/>
-      <w:pPr>
-        <w:tabs>
-          <w:tab w:val="num" w:pos="720"/>
-        </w:tabs>
-        <w:ind w:left="720" w:hanging="360"/>
-      </w:pPr>
-    </w:lvl>
-    <w:lvl w:ilvl="1" w:tentative="1">
-      <w:start w:val="1"/>
-      <w:numFmt w:val="decimal"/>
-      <w:lvlText w:val="%2."/>
-      <w:lvlJc w:val="left"/>
-      <w:pPr>
-        <w:tabs>
-          <w:tab w:val="num" w:pos="1440"/>
-        </w:tabs>
-        <w:ind w:left="1440" w:hanging="360"/>
-      </w:pPr>
-    </w:lvl>
-    <w:lvl w:ilvl="2" w:tentative="1">
-      <w:start w:val="1"/>
-      <w:numFmt w:val="decimal"/>
-      <w:lvlText w:val="%3."/>
-      <w:lvlJc w:val="left"/>
-      <w:pPr>
-        <w:tabs>
-          <w:tab w:val="num" w:pos="2160"/>
-        </w:tabs>
-        <w:ind w:left="2160" w:hanging="360"/>
-      </w:pPr>
-    </w:lvl>
-    <w:lvl w:ilvl="3" w:tentative="1">
-      <w:start w:val="1"/>
-      <w:numFmt w:val="decimal"/>
-      <w:lvlText w:val="%4."/>
-      <w:lvlJc w:val="left"/>
-      <w:pPr>
-        <w:tabs>
-          <w:tab w:val="num" w:pos="2880"/>
-        </w:tabs>
-        <w:ind w:left="2880" w:hanging="360"/>
-      </w:pPr>
-    </w:lvl>
-    <w:lvl w:ilvl="4" w:tentative="1">
-      <w:start w:val="1"/>
-      <w:numFmt w:val="decimal"/>
-      <w:lvlText w:val="%5."/>
-      <w:lvlJc w:val="left"/>
-      <w:pPr>
-        <w:tabs>
-          <w:tab w:val="num" w:pos="3600"/>
-        </w:tabs>
-        <w:ind w:left="3600" w:hanging="360"/>
-      </w:pPr>
-    </w:lvl>
-    <w:lvl w:ilvl="5" w:tentative="1">
-      <w:start w:val="1"/>
-      <w:numFmt w:val="decimal"/>
-      <w:lvlText w:val="%6."/>
-      <w:lvlJc w:val="left"/>
-      <w:pPr>
-        <w:tabs>
-          <w:tab w:val="num" w:pos="4320"/>
-        </w:tabs>
-        <w:ind w:left="4320" w:hanging="360"/>
-      </w:pPr>
-    </w:lvl>
-    <w:lvl w:ilvl="6" w:tentative="1">
-      <w:start w:val="1"/>
-      <w:numFmt w:val="decimal"/>
-      <w:lvlText w:val="%7."/>
-      <w:lvlJc w:val="left"/>
-      <w:pPr>
-        <w:tabs>
-          <w:tab w:val="num" w:pos="5040"/>
-        </w:tabs>
-        <w:ind w:left="5040" w:hanging="360"/>
-      </w:pPr>
-    </w:lvl>
-    <w:lvl w:ilvl="7" w:tentative="1">
-      <w:start w:val="1"/>
-      <w:numFmt w:val="decimal"/>
-      <w:lvlText w:val="%8."/>
-      <w:lvlJc w:val="left"/>
-      <w:pPr>
-        <w:tabs>
-          <w:tab w:val="num" w:pos="5760"/>
-        </w:tabs>
-        <w:ind w:left="5760" w:hanging="360"/>
-      </w:pPr>
-    </w:lvl>
-    <w:lvl w:ilvl="8" w:tentative="1">
-      <w:start w:val="1"/>
-      <w:numFmt w:val="decimal"/>
-      <w:lvlText w:val="%9."/>
-      <w:lvlJc w:val="left"/>
-      <w:pPr>
-        <w:tabs>
-          <w:tab w:val="num" w:pos="6480"/>
-        </w:tabs>
-        <w:ind w:left="6480" w:hanging="360"/>
-      </w:pPr>
-    </w:lvl>
-  </w:abstractNum>
-  <w:abstractNum w:abstractNumId="15" w15:restartNumberingAfterBreak="0">
-    <w:nsid w:val="572F78F0"/>
-    <w:multiLevelType w:val="multilevel"/>
-    <w:tmpl w:val="A6C08C48"/>
+    <w:tmpl w:val="D098EAC2"/>
     <w:lvl w:ilvl="0">
       <w:start w:val="1"/>
       <w:numFmt w:val="bullet"/>
@@ -17410,10 +17855,236 @@
       </w:rPr>
     </w:lvl>
   </w:abstractNum>
+  <w:abstractNum w:abstractNumId="14" w15:restartNumberingAfterBreak="0">
+    <w:nsid w:val="61E901F2"/>
+    <w:multiLevelType w:val="multilevel"/>
+    <w:tmpl w:val="AA9A6E60"/>
+    <w:lvl w:ilvl="0">
+      <w:start w:val="1"/>
+      <w:numFmt w:val="decimal"/>
+      <w:lvlText w:val="%1."/>
+      <w:lvlJc w:val="left"/>
+      <w:pPr>
+        <w:tabs>
+          <w:tab w:val="num" w:pos="720"/>
+        </w:tabs>
+        <w:ind w:left="720" w:hanging="360"/>
+      </w:pPr>
+    </w:lvl>
+    <w:lvl w:ilvl="1" w:tentative="1">
+      <w:start w:val="1"/>
+      <w:numFmt w:val="decimal"/>
+      <w:lvlText w:val="%2."/>
+      <w:lvlJc w:val="left"/>
+      <w:pPr>
+        <w:tabs>
+          <w:tab w:val="num" w:pos="1440"/>
+        </w:tabs>
+        <w:ind w:left="1440" w:hanging="360"/>
+      </w:pPr>
+    </w:lvl>
+    <w:lvl w:ilvl="2" w:tentative="1">
+      <w:start w:val="1"/>
+      <w:numFmt w:val="decimal"/>
+      <w:lvlText w:val="%3."/>
+      <w:lvlJc w:val="left"/>
+      <w:pPr>
+        <w:tabs>
+          <w:tab w:val="num" w:pos="2160"/>
+        </w:tabs>
+        <w:ind w:left="2160" w:hanging="360"/>
+      </w:pPr>
+    </w:lvl>
+    <w:lvl w:ilvl="3" w:tentative="1">
+      <w:start w:val="1"/>
+      <w:numFmt w:val="decimal"/>
+      <w:lvlText w:val="%4."/>
+      <w:lvlJc w:val="left"/>
+      <w:pPr>
+        <w:tabs>
+          <w:tab w:val="num" w:pos="2880"/>
+        </w:tabs>
+        <w:ind w:left="2880" w:hanging="360"/>
+      </w:pPr>
+    </w:lvl>
+    <w:lvl w:ilvl="4" w:tentative="1">
+      <w:start w:val="1"/>
+      <w:numFmt w:val="decimal"/>
+      <w:lvlText w:val="%5."/>
+      <w:lvlJc w:val="left"/>
+      <w:pPr>
+        <w:tabs>
+          <w:tab w:val="num" w:pos="3600"/>
+        </w:tabs>
+        <w:ind w:left="3600" w:hanging="360"/>
+      </w:pPr>
+    </w:lvl>
+    <w:lvl w:ilvl="5" w:tentative="1">
+      <w:start w:val="1"/>
+      <w:numFmt w:val="decimal"/>
+      <w:lvlText w:val="%6."/>
+      <w:lvlJc w:val="left"/>
+      <w:pPr>
+        <w:tabs>
+          <w:tab w:val="num" w:pos="4320"/>
+        </w:tabs>
+        <w:ind w:left="4320" w:hanging="360"/>
+      </w:pPr>
+    </w:lvl>
+    <w:lvl w:ilvl="6" w:tentative="1">
+      <w:start w:val="1"/>
+      <w:numFmt w:val="decimal"/>
+      <w:lvlText w:val="%7."/>
+      <w:lvlJc w:val="left"/>
+      <w:pPr>
+        <w:tabs>
+          <w:tab w:val="num" w:pos="5040"/>
+        </w:tabs>
+        <w:ind w:left="5040" w:hanging="360"/>
+      </w:pPr>
+    </w:lvl>
+    <w:lvl w:ilvl="7" w:tentative="1">
+      <w:start w:val="1"/>
+      <w:numFmt w:val="decimal"/>
+      <w:lvlText w:val="%8."/>
+      <w:lvlJc w:val="left"/>
+      <w:pPr>
+        <w:tabs>
+          <w:tab w:val="num" w:pos="5760"/>
+        </w:tabs>
+        <w:ind w:left="5760" w:hanging="360"/>
+      </w:pPr>
+    </w:lvl>
+    <w:lvl w:ilvl="8" w:tentative="1">
+      <w:start w:val="1"/>
+      <w:numFmt w:val="decimal"/>
+      <w:lvlText w:val="%9."/>
+      <w:lvlJc w:val="left"/>
+      <w:pPr>
+        <w:tabs>
+          <w:tab w:val="num" w:pos="6480"/>
+        </w:tabs>
+        <w:ind w:left="6480" w:hanging="360"/>
+      </w:pPr>
+    </w:lvl>
+  </w:abstractNum>
+  <w:abstractNum w:abstractNumId="15" w15:restartNumberingAfterBreak="0">
+    <w:nsid w:val="66910FA1"/>
+    <w:multiLevelType w:val="multilevel"/>
+    <w:tmpl w:val="964C76C8"/>
+    <w:lvl w:ilvl="0">
+      <w:start w:val="1"/>
+      <w:numFmt w:val="decimal"/>
+      <w:lvlText w:val="%1."/>
+      <w:lvlJc w:val="left"/>
+      <w:pPr>
+        <w:tabs>
+          <w:tab w:val="num" w:pos="720"/>
+        </w:tabs>
+        <w:ind w:left="720" w:hanging="360"/>
+      </w:pPr>
+    </w:lvl>
+    <w:lvl w:ilvl="1" w:tentative="1">
+      <w:start w:val="1"/>
+      <w:numFmt w:val="decimal"/>
+      <w:lvlText w:val="%2."/>
+      <w:lvlJc w:val="left"/>
+      <w:pPr>
+        <w:tabs>
+          <w:tab w:val="num" w:pos="1440"/>
+        </w:tabs>
+        <w:ind w:left="1440" w:hanging="360"/>
+      </w:pPr>
+    </w:lvl>
+    <w:lvl w:ilvl="2" w:tentative="1">
+      <w:start w:val="1"/>
+      <w:numFmt w:val="decimal"/>
+      <w:lvlText w:val="%3."/>
+      <w:lvlJc w:val="left"/>
+      <w:pPr>
+        <w:tabs>
+          <w:tab w:val="num" w:pos="2160"/>
+        </w:tabs>
+        <w:ind w:left="2160" w:hanging="360"/>
+      </w:pPr>
+    </w:lvl>
+    <w:lvl w:ilvl="3" w:tentative="1">
+      <w:start w:val="1"/>
+      <w:numFmt w:val="decimal"/>
+      <w:lvlText w:val="%4."/>
+      <w:lvlJc w:val="left"/>
+      <w:pPr>
+        <w:tabs>
+          <w:tab w:val="num" w:pos="2880"/>
+        </w:tabs>
+        <w:ind w:left="2880" w:hanging="360"/>
+      </w:pPr>
+    </w:lvl>
+    <w:lvl w:ilvl="4" w:tentative="1">
+      <w:start w:val="1"/>
+      <w:numFmt w:val="decimal"/>
+      <w:lvlText w:val="%5."/>
+      <w:lvlJc w:val="left"/>
+      <w:pPr>
+        <w:tabs>
+          <w:tab w:val="num" w:pos="3600"/>
+        </w:tabs>
+        <w:ind w:left="3600" w:hanging="360"/>
+      </w:pPr>
+    </w:lvl>
+    <w:lvl w:ilvl="5" w:tentative="1">
+      <w:start w:val="1"/>
+      <w:numFmt w:val="decimal"/>
+      <w:lvlText w:val="%6."/>
+      <w:lvlJc w:val="left"/>
+      <w:pPr>
+        <w:tabs>
+          <w:tab w:val="num" w:pos="4320"/>
+        </w:tabs>
+        <w:ind w:left="4320" w:hanging="360"/>
+      </w:pPr>
+    </w:lvl>
+    <w:lvl w:ilvl="6" w:tentative="1">
+      <w:start w:val="1"/>
+      <w:numFmt w:val="decimal"/>
+      <w:lvlText w:val="%7."/>
+      <w:lvlJc w:val="left"/>
+      <w:pPr>
+        <w:tabs>
+          <w:tab w:val="num" w:pos="5040"/>
+        </w:tabs>
+        <w:ind w:left="5040" w:hanging="360"/>
+      </w:pPr>
+    </w:lvl>
+    <w:lvl w:ilvl="7" w:tentative="1">
+      <w:start w:val="1"/>
+      <w:numFmt w:val="decimal"/>
+      <w:lvlText w:val="%8."/>
+      <w:lvlJc w:val="left"/>
+      <w:pPr>
+        <w:tabs>
+          <w:tab w:val="num" w:pos="5760"/>
+        </w:tabs>
+        <w:ind w:left="5760" w:hanging="360"/>
+      </w:pPr>
+    </w:lvl>
+    <w:lvl w:ilvl="8" w:tentative="1">
+      <w:start w:val="1"/>
+      <w:numFmt w:val="decimal"/>
+      <w:lvlText w:val="%9."/>
+      <w:lvlJc w:val="left"/>
+      <w:pPr>
+        <w:tabs>
+          <w:tab w:val="num" w:pos="6480"/>
+        </w:tabs>
+        <w:ind w:left="6480" w:hanging="360"/>
+      </w:pPr>
+    </w:lvl>
+  </w:abstractNum>
   <w:abstractNum w:abstractNumId="16" w15:restartNumberingAfterBreak="0">
-    <w:nsid w:val="6C123479"/>
+    <w:nsid w:val="67A74141"/>
     <w:multiLevelType w:val="multilevel"/>
-    <w:tmpl w:val="7CF07782"/>
+    <w:tmpl w:val="1E2264B8"/>
     <w:lvl w:ilvl="0">
       <w:start w:val="1"/>
       <w:numFmt w:val="bullet"/>
@@ -17560,122 +18231,9 @@
     </w:lvl>
   </w:abstractNum>
   <w:abstractNum w:abstractNumId="17" w15:restartNumberingAfterBreak="0">
-    <w:nsid w:val="6FC51E05"/>
+    <w:nsid w:val="67E80D28"/>
     <w:multiLevelType w:val="multilevel"/>
-    <w:tmpl w:val="A5E034D4"/>
-    <w:lvl w:ilvl="0">
-      <w:start w:val="1"/>
-      <w:numFmt w:val="decimal"/>
-      <w:lvlText w:val="%1."/>
-      <w:lvlJc w:val="left"/>
-      <w:pPr>
-        <w:tabs>
-          <w:tab w:val="num" w:pos="720"/>
-        </w:tabs>
-        <w:ind w:left="720" w:hanging="360"/>
-      </w:pPr>
-    </w:lvl>
-    <w:lvl w:ilvl="1" w:tentative="1">
-      <w:start w:val="1"/>
-      <w:numFmt w:val="decimal"/>
-      <w:lvlText w:val="%2."/>
-      <w:lvlJc w:val="left"/>
-      <w:pPr>
-        <w:tabs>
-          <w:tab w:val="num" w:pos="1440"/>
-        </w:tabs>
-        <w:ind w:left="1440" w:hanging="360"/>
-      </w:pPr>
-    </w:lvl>
-    <w:lvl w:ilvl="2" w:tentative="1">
-      <w:start w:val="1"/>
-      <w:numFmt w:val="decimal"/>
-      <w:lvlText w:val="%3."/>
-      <w:lvlJc w:val="left"/>
-      <w:pPr>
-        <w:tabs>
-          <w:tab w:val="num" w:pos="2160"/>
-        </w:tabs>
-        <w:ind w:left="2160" w:hanging="360"/>
-      </w:pPr>
-    </w:lvl>
-    <w:lvl w:ilvl="3" w:tentative="1">
-      <w:start w:val="1"/>
-      <w:numFmt w:val="decimal"/>
-      <w:lvlText w:val="%4."/>
-      <w:lvlJc w:val="left"/>
-      <w:pPr>
-        <w:tabs>
-          <w:tab w:val="num" w:pos="2880"/>
-        </w:tabs>
-        <w:ind w:left="2880" w:hanging="360"/>
-      </w:pPr>
-    </w:lvl>
-    <w:lvl w:ilvl="4" w:tentative="1">
-      <w:start w:val="1"/>
-      <w:numFmt w:val="decimal"/>
-      <w:lvlText w:val="%5."/>
-      <w:lvlJc w:val="left"/>
-      <w:pPr>
-        <w:tabs>
-          <w:tab w:val="num" w:pos="3600"/>
-        </w:tabs>
-        <w:ind w:left="3600" w:hanging="360"/>
-      </w:pPr>
-    </w:lvl>
-    <w:lvl w:ilvl="5" w:tentative="1">
-      <w:start w:val="1"/>
-      <w:numFmt w:val="decimal"/>
-      <w:lvlText w:val="%6."/>
-      <w:lvlJc w:val="left"/>
-      <w:pPr>
-        <w:tabs>
-          <w:tab w:val="num" w:pos="4320"/>
-        </w:tabs>
-        <w:ind w:left="4320" w:hanging="360"/>
-      </w:pPr>
-    </w:lvl>
-    <w:lvl w:ilvl="6" w:tentative="1">
-      <w:start w:val="1"/>
-      <w:numFmt w:val="decimal"/>
-      <w:lvlText w:val="%7."/>
-      <w:lvlJc w:val="left"/>
-      <w:pPr>
-        <w:tabs>
-          <w:tab w:val="num" w:pos="5040"/>
-        </w:tabs>
-        <w:ind w:left="5040" w:hanging="360"/>
-      </w:pPr>
-    </w:lvl>
-    <w:lvl w:ilvl="7" w:tentative="1">
-      <w:start w:val="1"/>
-      <w:numFmt w:val="decimal"/>
-      <w:lvlText w:val="%8."/>
-      <w:lvlJc w:val="left"/>
-      <w:pPr>
-        <w:tabs>
-          <w:tab w:val="num" w:pos="5760"/>
-        </w:tabs>
-        <w:ind w:left="5760" w:hanging="360"/>
-      </w:pPr>
-    </w:lvl>
-    <w:lvl w:ilvl="8" w:tentative="1">
-      <w:start w:val="1"/>
-      <w:numFmt w:val="decimal"/>
-      <w:lvlText w:val="%9."/>
-      <w:lvlJc w:val="left"/>
-      <w:pPr>
-        <w:tabs>
-          <w:tab w:val="num" w:pos="6480"/>
-        </w:tabs>
-        <w:ind w:left="6480" w:hanging="360"/>
-      </w:pPr>
-    </w:lvl>
-  </w:abstractNum>
-  <w:abstractNum w:abstractNumId="18" w15:restartNumberingAfterBreak="0">
-    <w:nsid w:val="7D686486"/>
-    <w:multiLevelType w:val="multilevel"/>
-    <w:tmpl w:val="6EF2B552"/>
+    <w:tmpl w:val="B4361ED8"/>
     <w:lvl w:ilvl="0">
       <w:start w:val="1"/>
       <w:numFmt w:val="bullet"/>
@@ -17821,53 +18379,166 @@
       </w:rPr>
     </w:lvl>
   </w:abstractNum>
+  <w:abstractNum w:abstractNumId="18" w15:restartNumberingAfterBreak="0">
+    <w:nsid w:val="6ED6462F"/>
+    <w:multiLevelType w:val="multilevel"/>
+    <w:tmpl w:val="70ECAA48"/>
+    <w:lvl w:ilvl="0">
+      <w:start w:val="1"/>
+      <w:numFmt w:val="lowerLetter"/>
+      <w:lvlText w:val="%1."/>
+      <w:lvlJc w:val="left"/>
+      <w:pPr>
+        <w:tabs>
+          <w:tab w:val="num" w:pos="720"/>
+        </w:tabs>
+        <w:ind w:left="720" w:hanging="360"/>
+      </w:pPr>
+    </w:lvl>
+    <w:lvl w:ilvl="1" w:tentative="1">
+      <w:start w:val="1"/>
+      <w:numFmt w:val="lowerLetter"/>
+      <w:lvlText w:val="%2."/>
+      <w:lvlJc w:val="left"/>
+      <w:pPr>
+        <w:tabs>
+          <w:tab w:val="num" w:pos="1440"/>
+        </w:tabs>
+        <w:ind w:left="1440" w:hanging="360"/>
+      </w:pPr>
+    </w:lvl>
+    <w:lvl w:ilvl="2" w:tentative="1">
+      <w:start w:val="1"/>
+      <w:numFmt w:val="lowerLetter"/>
+      <w:lvlText w:val="%3."/>
+      <w:lvlJc w:val="left"/>
+      <w:pPr>
+        <w:tabs>
+          <w:tab w:val="num" w:pos="2160"/>
+        </w:tabs>
+        <w:ind w:left="2160" w:hanging="360"/>
+      </w:pPr>
+    </w:lvl>
+    <w:lvl w:ilvl="3" w:tentative="1">
+      <w:start w:val="1"/>
+      <w:numFmt w:val="lowerLetter"/>
+      <w:lvlText w:val="%4."/>
+      <w:lvlJc w:val="left"/>
+      <w:pPr>
+        <w:tabs>
+          <w:tab w:val="num" w:pos="2880"/>
+        </w:tabs>
+        <w:ind w:left="2880" w:hanging="360"/>
+      </w:pPr>
+    </w:lvl>
+    <w:lvl w:ilvl="4" w:tentative="1">
+      <w:start w:val="1"/>
+      <w:numFmt w:val="lowerLetter"/>
+      <w:lvlText w:val="%5."/>
+      <w:lvlJc w:val="left"/>
+      <w:pPr>
+        <w:tabs>
+          <w:tab w:val="num" w:pos="3600"/>
+        </w:tabs>
+        <w:ind w:left="3600" w:hanging="360"/>
+      </w:pPr>
+    </w:lvl>
+    <w:lvl w:ilvl="5" w:tentative="1">
+      <w:start w:val="1"/>
+      <w:numFmt w:val="lowerLetter"/>
+      <w:lvlText w:val="%6."/>
+      <w:lvlJc w:val="left"/>
+      <w:pPr>
+        <w:tabs>
+          <w:tab w:val="num" w:pos="4320"/>
+        </w:tabs>
+        <w:ind w:left="4320" w:hanging="360"/>
+      </w:pPr>
+    </w:lvl>
+    <w:lvl w:ilvl="6" w:tentative="1">
+      <w:start w:val="1"/>
+      <w:numFmt w:val="lowerLetter"/>
+      <w:lvlText w:val="%7."/>
+      <w:lvlJc w:val="left"/>
+      <w:pPr>
+        <w:tabs>
+          <w:tab w:val="num" w:pos="5040"/>
+        </w:tabs>
+        <w:ind w:left="5040" w:hanging="360"/>
+      </w:pPr>
+    </w:lvl>
+    <w:lvl w:ilvl="7" w:tentative="1">
+      <w:start w:val="1"/>
+      <w:numFmt w:val="lowerLetter"/>
+      <w:lvlText w:val="%8."/>
+      <w:lvlJc w:val="left"/>
+      <w:pPr>
+        <w:tabs>
+          <w:tab w:val="num" w:pos="5760"/>
+        </w:tabs>
+        <w:ind w:left="5760" w:hanging="360"/>
+      </w:pPr>
+    </w:lvl>
+    <w:lvl w:ilvl="8" w:tentative="1">
+      <w:start w:val="1"/>
+      <w:numFmt w:val="lowerLetter"/>
+      <w:lvlText w:val="%9."/>
+      <w:lvlJc w:val="left"/>
+      <w:pPr>
+        <w:tabs>
+          <w:tab w:val="num" w:pos="6480"/>
+        </w:tabs>
+        <w:ind w:left="6480" w:hanging="360"/>
+      </w:pPr>
+    </w:lvl>
+  </w:abstractNum>
   <w:num w:numId="1">
-    <w:abstractNumId w:val="3"/>
+    <w:abstractNumId w:val="16"/>
   </w:num>
   <w:num w:numId="2">
-    <w:abstractNumId w:val="16"/>
+    <w:abstractNumId w:val="12"/>
   </w:num>
   <w:num w:numId="3">
     <w:abstractNumId w:val="6"/>
   </w:num>
   <w:num w:numId="4">
+    <w:abstractNumId w:val="5"/>
+  </w:num>
+  <w:num w:numId="5">
+    <w:abstractNumId w:val="18"/>
+  </w:num>
+  <w:num w:numId="6">
     <w:abstractNumId w:val="0"/>
   </w:num>
-  <w:num w:numId="5">
+  <w:num w:numId="7">
+    <w:abstractNumId w:val="11"/>
+  </w:num>
+  <w:num w:numId="8">
+    <w:abstractNumId w:val="1"/>
+  </w:num>
+  <w:num w:numId="9">
+    <w:abstractNumId w:val="15"/>
+  </w:num>
+  <w:num w:numId="10">
+    <w:abstractNumId w:val="2"/>
+  </w:num>
+  <w:num w:numId="11">
     <w:abstractNumId w:val="4"/>
   </w:num>
-  <w:num w:numId="6">
+  <w:num w:numId="12">
+    <w:abstractNumId w:val="3"/>
+  </w:num>
+  <w:num w:numId="13">
+    <w:abstractNumId w:val="13"/>
+  </w:num>
+  <w:num w:numId="14">
+    <w:abstractNumId w:val="9"/>
+  </w:num>
+  <w:num w:numId="15">
     <w:abstractNumId w:val="10"/>
   </w:num>
-  <w:num w:numId="7">
-    <w:abstractNumId w:val="12"/>
-  </w:num>
-  <w:num w:numId="8">
-    <w:abstractNumId w:val="2"/>
-  </w:num>
-  <w:num w:numId="9">
-    <w:abstractNumId w:val="17"/>
-  </w:num>
-  <w:num w:numId="10">
-    <w:abstractNumId w:val="18"/>
-  </w:num>
-  <w:num w:numId="11">
-    <w:abstractNumId w:val="13"/>
-  </w:num>
-  <w:num w:numId="12">
-    <w:abstractNumId w:val="15"/>
-  </w:num>
-  <w:num w:numId="13">
-    <w:abstractNumId w:val="5"/>
-  </w:num>
-  <w:num w:numId="14">
+  <w:num w:numId="16">
     <w:abstractNumId w:val="7"/>
-  </w:num>
-  <w:num w:numId="15">
-    <w:abstractNumId w:val="11"/>
-  </w:num>
-  <w:num w:numId="16">
-    <w:abstractNumId w:val="9"/>
   </w:num>
   <w:num w:numId="17">
     <w:abstractNumId w:val="8"/>
@@ -17876,7 +18547,7 @@
     <w:abstractNumId w:val="14"/>
   </w:num>
   <w:num w:numId="19">
-    <w:abstractNumId w:val="1"/>
+    <w:abstractNumId w:val="17"/>
   </w:num>
 </w:numbering>
 </file>
